--- a/Sistem-Kendali-Cerdas/Modul-Word/Modul-5-Pemodelan-dan-Simulasi-Sistem-Kontrol.docx
+++ b/Sistem-Kendali-Cerdas/Modul-Word/Modul-5-Pemodelan-dan-Simulasi-Sistem-Kontrol.docx
@@ -3068,7 +3068,7 @@
           <w:i w:val="0"/>
           <w:sz w:val="22"/>
         </w:rPr>
-        <w:t xml:space="preserve">Pada simulasi controller digital, langkah waktu solver harus dibedakan dari waktu cacah controller. Plant berjalan kontinu sedangkan controller memperbarui keluarannya secara berkala, dan pemodelan yang menyamakan keduanya akan menyembunyikan pengaruh waktu cacah terhadap kestabilan.</w:t>
+        <w:t xml:space="preserve">Pada simulasi controller digital, langkah waktu solver harus dibedakan dari waktu sampling controller. Plant berjalan kontinu sedangkan controller memperbarui keluarannya secara berkala, dan pemodelan yang menyamakan keduanya akan menyembunyikan pengaruh waktu sampling terhadap kestabilan.</w:t>
       </w:r>
     </w:p>
     <w:p>
@@ -3207,7 +3207,7 @@
           <w:i w:val="0"/>
           <w:sz w:val="22"/>
         </w:rPr>
-        <w:t xml:space="preserve">Pengujian bertahap mengurangi risiko dengan menambahkan satu unsur nyata pada satu waktu. Tahap pertama menjalankan seluruhnya di komputer. Tahap berikutnya menjalankan controller pada perangkat sasaran yang sesungguhnya sementara plant masih berupa model, sehingga pengaruh waktu cacah, aritmetika terbatas, dan jeda perhitungan mulai terlihat.</w:t>
+        <w:t xml:space="preserve">Pengujian bertahap mengurangi risiko dengan menambahkan satu unsur nyata pada satu waktu. Tahap pertama menjalankan seluruhnya di komputer. Tahap berikutnya menjalankan controller pada perangkat sasaran yang sesungguhnya sementara plant masih berupa model, sehingga pengaruh waktu sampling, aritmetika terbatas, dan jeda perhitungan mulai terlihat.</w:t>
       </w:r>
     </w:p>
     <w:p>
@@ -3237,7 +3237,7 @@
           <w:i w:val="0"/>
           <w:sz w:val="22"/>
         </w:rPr>
-        <w:t xml:space="preserve">Perbedaan yang paling sering mengejutkan pada peralihan ke perangkat keras adalah derau pengukuran. Sinyal yang bersih di simulasi menjadi bergetar di lapangan, dan aksi turunan yang tampak menguntungkan di komputer dapat membuat actuator bergetar terus-menerus. Penapis pada jalur turunan hampir selalu diperlukan.</w:t>
+        <w:t xml:space="preserve">Perbedaan yang paling sering mengejutkan pada peralihan ke perangkat keras adalah derau pengukuran. Sinyal yang bersih di simulasi menjadi bergetar di lapangan, dan aksi turunan yang tampak menguntungkan di komputer dapat membuat actuator bergetar terus-menerus. Filter pada jalur turunan hampir selalu diperlukan.</w:t>
       </w:r>
     </w:p>
     <w:p>
@@ -3600,7 +3600,7 @@
           <w:i w:val="0"/>
           <w:sz w:val="22"/>
         </w:rPr>
-        <w:t xml:space="preserve">Membedakan keduanya menentukan cara menanganinya. Gangguan berfrekuensi rendah ditolak dengan menaikkan gain loop pada frekuensi rendah, sementara derau berfrekuensi tinggi ditangani dengan menurunkan gain pada frekuensi tinggi. Karena keduanya berada di rentang berbeda, keduanya dapat ditangani sekaligus — dan itulah yang membuat pemodelan keduanya berguna.</w:t>
+        <w:t xml:space="preserve">Membedakan keduanya menentukan cara menanganinya. Gangguan berfrekuensi rendah ditolak dengan menaikkan gain loop pada frekuensi rendah, sementara derau berfrekuensi tinggi ditangani dengan menurunkan gain pada frekuensi tinggi. Karena keduanya berada di rentang berbeda, keduanya dapat ditangani sekaligus, dan itulah yang membuat pemodelan keduanya berguna.</w:t>
       </w:r>
     </w:p>
     <w:p>
@@ -4506,7 +4506,7 @@
           <w:i w:val="0"/>
           <w:sz w:val="22"/>
         </w:rPr>
-        <w:t xml:space="preserve">•  Menyamakan langkah solver dengan waktu cacah controller — Plant berjalan kontinu, controller memperbarui berkala. Menyamakannya menyembunyikan pengaruh waktu cacah terhadap kestabilan.</w:t>
+        <w:t xml:space="preserve">•  Menyamakan langkah solver dengan waktu sampling controller — Plant berjalan kontinu, controller memperbarui berkala. Menyamakannya menyembunyikan pengaruh waktu sampling terhadap kestabilan.</w:t>
       </w:r>
     </w:p>
     <w:p>
@@ -5258,7 +5258,7 @@
           <w:i w:val="0"/>
           <w:sz w:val="22"/>
         </w:rPr>
-        <w:t xml:space="preserve">     D. Pengaruh waktu cacah, aritmetika terbatas, dan jeda perhitungan</w:t>
+        <w:t xml:space="preserve">     D. Pengaruh waktu sampling, aritmetika terbatas, dan jeda perhitungan</w:t>
       </w:r>
     </w:p>
     <w:p>

--- a/Sistem-Kendali-Cerdas/Modul-Word/Modul-5-Pemodelan-dan-Simulasi-Sistem-Kontrol.docx
+++ b/Sistem-Kendali-Cerdas/Modul-Word/Modul-5-Pemodelan-dan-Simulasi-Sistem-Kontrol.docx
@@ -1379,7 +1379,7 @@
                                 <w:szCs w:val="20"/>
                                 <w:lang w:val="en-US"/>
                               </w:rPr>
-                              <w:t>myclass.mercubuana.ac.id</w:t>
+                              <w:t xml:space="preserve">myclass.mercubuana.ac·id</w:t>
                             </w:r>
                           </w:p>
                         </w:txbxContent>
@@ -1426,7 +1426,7 @@
                           <w:szCs w:val="20"/>
                           <w:lang w:val="en-US"/>
                         </w:rPr>
-                        <w:t>myclass.mercubuana.ac.id</w:t>
+                        <w:t xml:space="preserve">myclass.mercubuana.ac·id</w:t>
                       </w:r>
                     </w:p>
                   </w:txbxContent>
@@ -2512,7 +2512,7 @@
                                 <w:sz w:val="20"/>
                                 <w:szCs w:val="20"/>
                               </w:rPr>
-                              <w:t>www.mercubuana.ac.id</w:t>
+                              <w:t xml:space="preserve">www.mercubuana.ac·id</w:t>
                             </w:r>
                           </w:p>
                         </w:txbxContent>
@@ -2558,7 +2558,7 @@
                           <w:sz w:val="20"/>
                           <w:szCs w:val="20"/>
                         </w:rPr>
-                        <w:t>www.mercubuana.ac.id</w:t>
+                        <w:t xml:space="preserve">www.mercubuana.ac·id</w:t>
                       </w:r>
                     </w:p>
                   </w:txbxContent>
@@ -2627,6 +2627,15 @@
           <w:sz w:val="22"/>
         </w:rPr>
         <w:t xml:space="preserve">Simulasi memungkinkan pengujian skenario normal, ekstrem, dan gagal sebelum controller menyentuh plant nyata. Hasilnya hanya dapat dipercaya jika model, parameter, kondisi awal, solver, dan metrik validasi dinyatakan dengan jelas.</w:t>
+      </w:r>
+      <w:r>
+        <w:rPr>
+          <w:rFonts w:ascii="Arial" w:hAnsi="Arial" w:cs="Arial"/>
+          <w:b w:val="0"/>
+          <w:i w:val="0"/>
+          <w:sz w:val="22"/>
+        </w:rPr>
+        <w:t xml:space="preserve"> Gambar 1 mengilustrasikan gagasan ini.</w:t>
       </w:r>
     </w:p>
     <w:p>
@@ -2906,6 +2915,15 @@
         </w:rPr>
         <w:t xml:space="preserve">Untuk keperluan simulasi, bentuk ruang keadaan biasanya lebih disukai karena solver numerik bekerja langsung atas sistem persamaan orde satu. Integrasi dilakukan atas vektor keadaan, dan keluaran dihitung dari keadaan tersebut pada setiap langkah.</w:t>
       </w:r>
+      <w:r>
+        <w:rPr>
+          <w:rFonts w:ascii="Arial" w:hAnsi="Arial" w:cs="Arial"/>
+          <w:b w:val="0"/>
+          <w:i w:val="0"/>
+          <w:sz w:val="22"/>
+        </w:rPr>
+        <w:t xml:space="preserve"> Hubungan ini dirangkum dalam Persamaan (1).</w:t>
+      </w:r>
     </w:p>
     <w:p>
       <w:pPr>
@@ -2920,7 +2938,38 @@
           <w:color w:val="305496"/>
           <w:sz w:val="22"/>
         </w:rPr>
-        <w:t xml:space="preserve">x' = A*x + B*u,  y = C*x + D*u   |   G(s) = C*(sI - A)^-1*B + D</w:t>
+        <w:t xml:space="preserve">x' = A·x + B·u,  y = C·x + D·u   |   G(s) = C·(sI - A)</w:t>
+      </w:r>
+      <w:r>
+        <w:rPr>
+          <w:rFonts w:ascii="Arial" w:hAnsi="Arial" w:cs="Arial"/>
+          <w:b/>
+          <w:i/>
+          <w:color w:val="305496"/>
+          <w:sz w:val="22"/>
+          <w:vertAlign w:val="superscript"/>
+        </w:rPr>
+        <w:t xml:space="preserve">-1</w:t>
+      </w:r>
+      <w:r>
+        <w:rPr>
+          <w:rFonts w:ascii="Arial" w:hAnsi="Arial" w:cs="Arial"/>
+          <w:b/>
+          <w:i/>
+          <w:color w:val="305496"/>
+          <w:sz w:val="22"/>
+        </w:rPr>
+        <w:t xml:space="preserve">·B + D</w:t>
+      </w:r>
+      <w:r>
+        <w:rPr>
+          <w:rFonts w:ascii="Arial" w:hAnsi="Arial" w:cs="Arial"/>
+          <w:b/>
+          <w:i/>
+          <w:color w:val="305496"/>
+          <w:sz w:val="22"/>
+        </w:rPr>
+        <w:t xml:space="preserve">   (1)</w:t>
       </w:r>
     </w:p>
     <w:p>
@@ -3070,6 +3119,15 @@
         </w:rPr>
         <w:t xml:space="preserve">Pada simulasi controller digital, langkah waktu solver harus dibedakan dari waktu sampling controller. Plant berjalan kontinu sedangkan controller memperbarui keluarannya secara berkala, dan pemodelan yang menyamakan keduanya akan menyembunyikan pengaruh waktu sampling terhadap kestabilan.</w:t>
       </w:r>
+      <w:r>
+        <w:rPr>
+          <w:rFonts w:ascii="Arial" w:hAnsi="Arial" w:cs="Arial"/>
+          <w:b w:val="0"/>
+          <w:i w:val="0"/>
+          <w:sz w:val="22"/>
+        </w:rPr>
+        <w:t xml:space="preserve"> Bentuk ringkasnya dituliskan pada Persamaan (2).</w:t>
+      </w:r>
     </w:p>
     <w:p>
       <w:pPr>
@@ -3084,90 +3142,8 @@
           <w:color w:val="305496"/>
           <w:sz w:val="22"/>
         </w:rPr>
-        <w:t xml:space="preserve">dt &lt;= 0,1 * tau_tercepat   |   kekakuan = tau_lambat/tau_cepat &gt;&gt; 1</w:t>
-      </w:r>
-    </w:p>
-    <w:p>
-      <w:pPr>
-        <w:keepNext/>
-        <w:spacing w:before="200" w:after="80"/>
-      </w:pPr>
-      <w:r>
-        <w:rPr>
-          <w:rFonts w:ascii="Arial" w:hAnsi="Arial" w:cs="Arial"/>
-          <w:b/>
-          <w:i w:val="0"/>
-          <w:color w:val="2E4A7A"/>
-          <w:sz w:val="24"/>
-        </w:rPr>
-        <w:t xml:space="preserve">Validasi Model Terhadap Data Nyata</w:t>
-      </w:r>
-    </w:p>
-    <w:p>
-      <w:pPr>
-        <w:spacing w:line="360" w:lineRule="auto" w:after="120"/>
-        <w:jc w:val="both"/>
-      </w:pPr>
-      <w:r>
-        <w:rPr>
-          <w:rFonts w:ascii="Arial" w:hAnsi="Arial" w:cs="Arial"/>
-          <w:b w:val="0"/>
-          <w:i w:val="0"/>
-          <w:sz w:val="22"/>
-        </w:rPr>
-        <w:t xml:space="preserve">Model belum berguna sebelum dibandingkan dengan perilaku perangkat sesungguhnya. Prosedur yang lazim memisahkan data menjadi bagian untuk identifikasi dan bagian untuk pengujian. Model disetel memakai bagian pertama, lalu dinilai memakai bagian kedua yang belum pernah dilihat.</w:t>
-      </w:r>
-    </w:p>
-    <w:p>
-      <w:pPr>
-        <w:spacing w:line="360" w:lineRule="auto" w:after="120"/>
-        <w:jc w:val="both"/>
-      </w:pPr>
-      <w:r>
-        <w:rPr>
-          <w:rFonts w:ascii="Arial" w:hAnsi="Arial" w:cs="Arial"/>
-          <w:b w:val="0"/>
-          <w:i w:val="0"/>
-          <w:sz w:val="22"/>
-        </w:rPr>
-        <w:t xml:space="preserve">Model yang cocok sempurna pada data identifikasi namun buruk pada data pengujian merupakan gejala terlalu banyak parameter. Menambah parameter selalu memperbaiki kecocokan pada data yang dipakai menyetelnya, dan perbaikan itu menyesatkan. Kriteria pemilihan model yang baik memberi hukuman terhadap jumlah parameter agar kecenderungan tersebut terkendali.</w:t>
-      </w:r>
-    </w:p>
-    <w:p>
-      <w:pPr>
-        <w:spacing w:line="360" w:lineRule="auto" w:after="120"/>
-        <w:jc w:val="both"/>
-      </w:pPr>
-      <w:r>
-        <w:rPr>
-          <w:rFonts w:ascii="Arial" w:hAnsi="Arial" w:cs="Arial"/>
-          <w:b w:val="0"/>
-          <w:i w:val="0"/>
-          <w:sz w:val="22"/>
-        </w:rPr>
-        <w:t xml:space="preserve">Metrik kecocokan perlu dipilih sesuai kepentingan. Galat kuadrat rata-rata memberi bobot besar pada penyimpangan besar dan cocok bila lonjakan berbahaya. Galat mutlak rata-rata lebih tahan terhadap pencilan. Untuk keperluan kontrol, kecocokan pada rentang frekuensi kerja controller jauh lebih penting daripada kecocokan rata-rata di seluruh rentang.</w:t>
-      </w:r>
-    </w:p>
-    <w:p>
-      <w:pPr>
-        <w:spacing w:line="360" w:lineRule="auto" w:after="120"/>
-        <w:jc w:val="both"/>
-      </w:pPr>
-      <w:r>
-        <w:rPr>
-          <w:rFonts w:ascii="Arial" w:hAnsi="Arial" w:cs="Arial"/>
-          <w:b w:val="0"/>
-          <w:i w:val="0"/>
-          <w:sz w:val="22"/>
-        </w:rPr>
-        <w:t xml:space="preserve">Perbedaan yang tersisa antara model dan perangkat bukan kegagalan melainkan informasi. Selisih itu perlu dinyatakan sebagai rentang ketidakpastian, dan controller dirancang agar tetap memenuhi spesifikasi di seluruh rentang tersebut, bukan hanya pada nilai nominalnya.</w:t>
-      </w:r>
-    </w:p>
-    <w:p>
-      <w:pPr>
-        <w:spacing w:before="40" w:after="120"/>
-        <w:jc w:val="center"/>
-      </w:pPr>
+        <w:t xml:space="preserve">dt ≤ 0,1·</w:t>
+      </w:r>
       <w:r>
         <w:rPr>
           <w:rFonts w:ascii="Arial" w:hAnsi="Arial" w:cs="Arial"/>
@@ -3176,90 +3152,8 @@
           <w:color w:val="305496"/>
           <w:sz w:val="22"/>
         </w:rPr>
-        <w:t xml:space="preserve">RMSE = sqrt(mean((y_ukur - y_model)^2))   |   pisahkan data latih dan data uji</w:t>
-      </w:r>
-    </w:p>
-    <w:p>
-      <w:pPr>
-        <w:keepNext/>
-        <w:spacing w:before="200" w:after="80"/>
-      </w:pPr>
-      <w:r>
-        <w:rPr>
-          <w:rFonts w:ascii="Arial" w:hAnsi="Arial" w:cs="Arial"/>
-          <w:b/>
-          <w:i w:val="0"/>
-          <w:color w:val="2E4A7A"/>
-          <w:sz w:val="24"/>
-        </w:rPr>
-        <w:t xml:space="preserve">Dari Simulasi ke Perangkat Keras Secara Bertahap</w:t>
-      </w:r>
-    </w:p>
-    <w:p>
-      <w:pPr>
-        <w:spacing w:line="360" w:lineRule="auto" w:after="120"/>
-        <w:jc w:val="both"/>
-      </w:pPr>
-      <w:r>
-        <w:rPr>
-          <w:rFonts w:ascii="Arial" w:hAnsi="Arial" w:cs="Arial"/>
-          <w:b w:val="0"/>
-          <w:i w:val="0"/>
-          <w:sz w:val="22"/>
-        </w:rPr>
-        <w:t xml:space="preserve">Pengujian bertahap mengurangi risiko dengan menambahkan satu unsur nyata pada satu waktu. Tahap pertama menjalankan seluruhnya di komputer. Tahap berikutnya menjalankan controller pada perangkat sasaran yang sesungguhnya sementara plant masih berupa model, sehingga pengaruh waktu sampling, aritmetika terbatas, dan jeda perhitungan mulai terlihat.</w:t>
-      </w:r>
-    </w:p>
-    <w:p>
-      <w:pPr>
-        <w:spacing w:line="360" w:lineRule="auto" w:after="120"/>
-        <w:jc w:val="both"/>
-      </w:pPr>
-      <w:r>
-        <w:rPr>
-          <w:rFonts w:ascii="Arial" w:hAnsi="Arial" w:cs="Arial"/>
-          <w:b w:val="0"/>
-          <w:i w:val="0"/>
-          <w:sz w:val="22"/>
-        </w:rPr>
-        <w:t xml:space="preserve">Tahap selanjutnya memakai plant nyata dengan pengaman tambahan berupa pembatasan keluaran, batas darurat, dan kemampuan mengembalikan kendali ke operator seketika. Setiap tahap memiliki kriteria lulus sendiri, dan kegagalan pada satu tahap mengembalikan pekerjaan ke tahap sebelumnya alih-alih dipaksakan maju.</w:t>
-      </w:r>
-    </w:p>
-    <w:p>
-      <w:pPr>
-        <w:spacing w:line="360" w:lineRule="auto" w:after="120"/>
-        <w:jc w:val="both"/>
-      </w:pPr>
-      <w:r>
-        <w:rPr>
-          <w:rFonts w:ascii="Arial" w:hAnsi="Arial" w:cs="Arial"/>
-          <w:b w:val="0"/>
-          <w:i w:val="0"/>
-          <w:sz w:val="22"/>
-        </w:rPr>
-        <w:t xml:space="preserve">Perbedaan yang paling sering mengejutkan pada peralihan ke perangkat keras adalah derau pengukuran. Sinyal yang bersih di simulasi menjadi bergetar di lapangan, dan aksi turunan yang tampak menguntungkan di komputer dapat membuat actuator bergetar terus-menerus. Filter pada jalur turunan hampir selalu diperlukan.</w:t>
-      </w:r>
-    </w:p>
-    <w:p>
-      <w:pPr>
-        <w:spacing w:line="360" w:lineRule="auto" w:after="120"/>
-        <w:jc w:val="both"/>
-      </w:pPr>
-      <w:r>
-        <w:rPr>
-          <w:rFonts w:ascii="Arial" w:hAnsi="Arial" w:cs="Arial"/>
-          <w:b w:val="0"/>
-          <w:i w:val="0"/>
-          <w:sz w:val="22"/>
-        </w:rPr>
-        <w:t xml:space="preserve">Catatan pengujian setiap tahap merupakan bagian dari hasil kerja, bukan pelengkap. Ketika sistem bermasalah di kemudian hari, catatan itulah yang memungkinkan pembedaan antara masalah baru dan perilaku yang sejak awal memang sudah ada namun belum pernah menjadi persoalan.</w:t>
-      </w:r>
-    </w:p>
-    <w:p>
-      <w:pPr>
-        <w:spacing w:before="40" w:after="120"/>
-        <w:jc w:val="center"/>
-      </w:pPr>
+        <w:t xml:space="preserve">τ</w:t>
+      </w:r>
       <w:r>
         <w:rPr>
           <w:rFonts w:ascii="Arial" w:hAnsi="Arial" w:cs="Arial"/>
@@ -3267,8 +3161,377 @@
           <w:i/>
           <w:color w:val="305496"/>
           <w:sz w:val="22"/>
-        </w:rPr>
-        <w:t xml:space="preserve">simulasi murni -&gt; controller nyata + plant model -&gt; plant nyata terbatas -&gt; operasi</w:t>
+          <w:vertAlign w:val="subscript"/>
+        </w:rPr>
+        <w:t xml:space="preserve">tercepat</w:t>
+      </w:r>
+      <w:r>
+        <w:rPr>
+          <w:rFonts w:ascii="Arial" w:hAnsi="Arial" w:cs="Arial"/>
+          <w:b/>
+          <w:i/>
+          <w:color w:val="305496"/>
+          <w:sz w:val="22"/>
+        </w:rPr>
+        <w:t xml:space="preserve">   |   kekakuan = </w:t>
+      </w:r>
+      <w:r>
+        <w:rPr>
+          <w:rFonts w:ascii="Arial" w:hAnsi="Arial" w:cs="Arial"/>
+          <w:b/>
+          <w:i/>
+          <w:color w:val="305496"/>
+          <w:sz w:val="22"/>
+        </w:rPr>
+        <w:t xml:space="preserve">τ</w:t>
+      </w:r>
+      <w:r>
+        <w:rPr>
+          <w:rFonts w:ascii="Arial" w:hAnsi="Arial" w:cs="Arial"/>
+          <w:b/>
+          <w:i/>
+          <w:color w:val="305496"/>
+          <w:sz w:val="22"/>
+          <w:vertAlign w:val="subscript"/>
+        </w:rPr>
+        <w:t xml:space="preserve">lambat</w:t>
+      </w:r>
+      <w:r>
+        <w:rPr>
+          <w:rFonts w:ascii="Arial" w:hAnsi="Arial" w:cs="Arial"/>
+          <w:b/>
+          <w:i/>
+          <w:color w:val="305496"/>
+          <w:sz w:val="22"/>
+        </w:rPr>
+        <w:t xml:space="preserve">/</w:t>
+      </w:r>
+      <w:r>
+        <w:rPr>
+          <w:rFonts w:ascii="Arial" w:hAnsi="Arial" w:cs="Arial"/>
+          <w:b/>
+          <w:i/>
+          <w:color w:val="305496"/>
+          <w:sz w:val="22"/>
+        </w:rPr>
+        <w:t xml:space="preserve">τ</w:t>
+      </w:r>
+      <w:r>
+        <w:rPr>
+          <w:rFonts w:ascii="Arial" w:hAnsi="Arial" w:cs="Arial"/>
+          <w:b/>
+          <w:i/>
+          <w:color w:val="305496"/>
+          <w:sz w:val="22"/>
+          <w:vertAlign w:val="subscript"/>
+        </w:rPr>
+        <w:t xml:space="preserve">cepat</w:t>
+      </w:r>
+      <w:r>
+        <w:rPr>
+          <w:rFonts w:ascii="Arial" w:hAnsi="Arial" w:cs="Arial"/>
+          <w:b/>
+          <w:i/>
+          <w:color w:val="305496"/>
+          <w:sz w:val="22"/>
+        </w:rPr>
+        <w:t xml:space="preserve"> &gt;&gt; 1</w:t>
+      </w:r>
+      <w:r>
+        <w:rPr>
+          <w:rFonts w:ascii="Arial" w:hAnsi="Arial" w:cs="Arial"/>
+          <w:b/>
+          <w:i/>
+          <w:color w:val="305496"/>
+          <w:sz w:val="22"/>
+        </w:rPr>
+        <w:t xml:space="preserve">   (2)</w:t>
+      </w:r>
+    </w:p>
+    <w:p>
+      <w:pPr>
+        <w:keepNext/>
+        <w:spacing w:before="200" w:after="80"/>
+      </w:pPr>
+      <w:r>
+        <w:rPr>
+          <w:rFonts w:ascii="Arial" w:hAnsi="Arial" w:cs="Arial"/>
+          <w:b/>
+          <w:i w:val="0"/>
+          <w:color w:val="2E4A7A"/>
+          <w:sz w:val="24"/>
+        </w:rPr>
+        <w:t xml:space="preserve">Validasi Model Terhadap Data Nyata</w:t>
+      </w:r>
+    </w:p>
+    <w:p>
+      <w:pPr>
+        <w:spacing w:line="360" w:lineRule="auto" w:after="120"/>
+        <w:jc w:val="both"/>
+      </w:pPr>
+      <w:r>
+        <w:rPr>
+          <w:rFonts w:ascii="Arial" w:hAnsi="Arial" w:cs="Arial"/>
+          <w:b w:val="0"/>
+          <w:i w:val="0"/>
+          <w:sz w:val="22"/>
+        </w:rPr>
+        <w:t xml:space="preserve">Model belum berguna sebelum dibandingkan dengan perilaku perangkat sesungguhnya. Prosedur yang lazim memisahkan data menjadi bagian untuk identifikasi dan bagian untuk pengujian. Model disetel memakai bagian pertama, lalu dinilai memakai bagian kedua yang belum pernah dilihat.</w:t>
+      </w:r>
+    </w:p>
+    <w:p>
+      <w:pPr>
+        <w:spacing w:line="360" w:lineRule="auto" w:after="120"/>
+        <w:jc w:val="both"/>
+      </w:pPr>
+      <w:r>
+        <w:rPr>
+          <w:rFonts w:ascii="Arial" w:hAnsi="Arial" w:cs="Arial"/>
+          <w:b w:val="0"/>
+          <w:i w:val="0"/>
+          <w:sz w:val="22"/>
+        </w:rPr>
+        <w:t xml:space="preserve">Model yang cocok sempurna pada data identifikasi namun buruk pada data pengujian merupakan gejala terlalu banyak parameter. Menambah parameter selalu memperbaiki kecocokan pada data yang dipakai menyetelnya, dan perbaikan itu menyesatkan. Kriteria pemilihan model yang baik memberi hukuman terhadap jumlah parameter agar kecenderungan tersebut terkendali.</w:t>
+      </w:r>
+    </w:p>
+    <w:p>
+      <w:pPr>
+        <w:spacing w:line="360" w:lineRule="auto" w:after="120"/>
+        <w:jc w:val="both"/>
+      </w:pPr>
+      <w:r>
+        <w:rPr>
+          <w:rFonts w:ascii="Arial" w:hAnsi="Arial" w:cs="Arial"/>
+          <w:b w:val="0"/>
+          <w:i w:val="0"/>
+          <w:sz w:val="22"/>
+        </w:rPr>
+        <w:t xml:space="preserve">Metrik kecocokan perlu dipilih sesuai kepentingan. Galat kuadrat rata-rata memberi bobot besar pada penyimpangan besar dan cocok bila lonjakan berbahaya. Galat mutlak rata-rata lebih tahan terhadap pencilan. Untuk keperluan kontrol, kecocokan pada rentang frekuensi kerja controller jauh lebih penting daripada kecocokan rata-rata di seluruh rentang.</w:t>
+      </w:r>
+    </w:p>
+    <w:p>
+      <w:pPr>
+        <w:spacing w:line="360" w:lineRule="auto" w:after="120"/>
+        <w:jc w:val="both"/>
+      </w:pPr>
+      <w:r>
+        <w:rPr>
+          <w:rFonts w:ascii="Arial" w:hAnsi="Arial" w:cs="Arial"/>
+          <w:b w:val="0"/>
+          <w:i w:val="0"/>
+          <w:sz w:val="22"/>
+        </w:rPr>
+        <w:t xml:space="preserve">Perbedaan yang tersisa antara model dan perangkat bukan kegagalan melainkan informasi. Selisih itu perlu dinyatakan sebagai rentang ketidakpastian, dan controller dirancang agar tetap memenuhi spesifikasi di seluruh rentang tersebut, bukan hanya pada nilai nominalnya.</w:t>
+      </w:r>
+      <w:r>
+        <w:rPr>
+          <w:rFonts w:ascii="Arial" w:hAnsi="Arial" w:cs="Arial"/>
+          <w:b w:val="0"/>
+          <w:i w:val="0"/>
+          <w:sz w:val="22"/>
+        </w:rPr>
+        <w:t xml:space="preserve"> Persamaan (3) memadatkan aturan tersebut.</w:t>
+      </w:r>
+    </w:p>
+    <w:p>
+      <w:pPr>
+        <w:spacing w:before="40" w:after="120"/>
+        <w:jc w:val="center"/>
+      </w:pPr>
+      <w:r>
+        <w:rPr>
+          <w:rFonts w:ascii="Arial" w:hAnsi="Arial" w:cs="Arial"/>
+          <w:b/>
+          <w:i/>
+          <w:color w:val="305496"/>
+          <w:sz w:val="22"/>
+        </w:rPr>
+        <w:t xml:space="preserve">RMSE = √(mean((</w:t>
+      </w:r>
+      <w:r>
+        <w:rPr>
+          <w:rFonts w:ascii="Arial" w:hAnsi="Arial" w:cs="Arial"/>
+          <w:b/>
+          <w:i/>
+          <w:color w:val="305496"/>
+          <w:sz w:val="22"/>
+        </w:rPr>
+        <w:t xml:space="preserve">y</w:t>
+      </w:r>
+      <w:r>
+        <w:rPr>
+          <w:rFonts w:ascii="Arial" w:hAnsi="Arial" w:cs="Arial"/>
+          <w:b/>
+          <w:i/>
+          <w:color w:val="305496"/>
+          <w:sz w:val="22"/>
+          <w:vertAlign w:val="subscript"/>
+        </w:rPr>
+        <w:t xml:space="preserve">ukur</w:t>
+      </w:r>
+      <w:r>
+        <w:rPr>
+          <w:rFonts w:ascii="Arial" w:hAnsi="Arial" w:cs="Arial"/>
+          <w:b/>
+          <w:i/>
+          <w:color w:val="305496"/>
+          <w:sz w:val="22"/>
+        </w:rPr>
+        <w:t xml:space="preserve"> - </w:t>
+      </w:r>
+      <w:r>
+        <w:rPr>
+          <w:rFonts w:ascii="Arial" w:hAnsi="Arial" w:cs="Arial"/>
+          <w:b/>
+          <w:i/>
+          <w:color w:val="305496"/>
+          <w:sz w:val="22"/>
+        </w:rPr>
+        <w:t xml:space="preserve">y</w:t>
+      </w:r>
+      <w:r>
+        <w:rPr>
+          <w:rFonts w:ascii="Arial" w:hAnsi="Arial" w:cs="Arial"/>
+          <w:b/>
+          <w:i/>
+          <w:color w:val="305496"/>
+          <w:sz w:val="22"/>
+          <w:vertAlign w:val="subscript"/>
+        </w:rPr>
+        <w:t xml:space="preserve">model</w:t>
+      </w:r>
+      <w:r>
+        <w:rPr>
+          <w:rFonts w:ascii="Arial" w:hAnsi="Arial" w:cs="Arial"/>
+          <w:b/>
+          <w:i/>
+          <w:color w:val="305496"/>
+          <w:sz w:val="22"/>
+        </w:rPr>
+        <w:t xml:space="preserve">)</w:t>
+      </w:r>
+      <w:r>
+        <w:rPr>
+          <w:rFonts w:ascii="Arial" w:hAnsi="Arial" w:cs="Arial"/>
+          <w:b/>
+          <w:i/>
+          <w:color w:val="305496"/>
+          <w:sz w:val="22"/>
+          <w:vertAlign w:val="superscript"/>
+        </w:rPr>
+        <w:t xml:space="preserve">2</w:t>
+      </w:r>
+      <w:r>
+        <w:rPr>
+          <w:rFonts w:ascii="Arial" w:hAnsi="Arial" w:cs="Arial"/>
+          <w:b/>
+          <w:i/>
+          <w:color w:val="305496"/>
+          <w:sz w:val="22"/>
+        </w:rPr>
+        <w:t xml:space="preserve">))   |   pisahkan data latih dan data uji</w:t>
+      </w:r>
+      <w:r>
+        <w:rPr>
+          <w:rFonts w:ascii="Arial" w:hAnsi="Arial" w:cs="Arial"/>
+          <w:b/>
+          <w:i/>
+          <w:color w:val="305496"/>
+          <w:sz w:val="22"/>
+        </w:rPr>
+        <w:t xml:space="preserve">   (3)</w:t>
+      </w:r>
+    </w:p>
+    <w:p>
+      <w:pPr>
+        <w:keepNext/>
+        <w:spacing w:before="200" w:after="80"/>
+      </w:pPr>
+      <w:r>
+        <w:rPr>
+          <w:rFonts w:ascii="Arial" w:hAnsi="Arial" w:cs="Arial"/>
+          <w:b/>
+          <w:i w:val="0"/>
+          <w:color w:val="2E4A7A"/>
+          <w:sz w:val="24"/>
+        </w:rPr>
+        <w:t xml:space="preserve">Dari Simulasi ke Perangkat Keras Secara Bertahap</w:t>
+      </w:r>
+    </w:p>
+    <w:p>
+      <w:pPr>
+        <w:spacing w:line="360" w:lineRule="auto" w:after="120"/>
+        <w:jc w:val="both"/>
+      </w:pPr>
+      <w:r>
+        <w:rPr>
+          <w:rFonts w:ascii="Arial" w:hAnsi="Arial" w:cs="Arial"/>
+          <w:b w:val="0"/>
+          <w:i w:val="0"/>
+          <w:sz w:val="22"/>
+        </w:rPr>
+        <w:t xml:space="preserve">Pengujian bertahap mengurangi risiko dengan menambahkan satu unsur nyata pada satu waktu. Tahap pertama menjalankan seluruhnya di komputer. Tahap berikutnya menjalankan controller pada perangkat sasaran yang sesungguhnya sementara plant masih berupa model, sehingga pengaruh waktu sampling, aritmetika terbatas, dan jeda perhitungan mulai terlihat.</w:t>
+      </w:r>
+    </w:p>
+    <w:p>
+      <w:pPr>
+        <w:spacing w:line="360" w:lineRule="auto" w:after="120"/>
+        <w:jc w:val="both"/>
+      </w:pPr>
+      <w:r>
+        <w:rPr>
+          <w:rFonts w:ascii="Arial" w:hAnsi="Arial" w:cs="Arial"/>
+          <w:b w:val="0"/>
+          <w:i w:val="0"/>
+          <w:sz w:val="22"/>
+        </w:rPr>
+        <w:t xml:space="preserve">Tahap selanjutnya memakai plant nyata dengan pengaman tambahan berupa pembatasan keluaran, batas darurat, dan kemampuan mengembalikan kendali ke operator seketika. Setiap tahap memiliki kriteria lulus sendiri, dan kegagalan pada satu tahap mengembalikan pekerjaan ke tahap sebelumnya alih-alih dipaksakan maju.</w:t>
+      </w:r>
+    </w:p>
+    <w:p>
+      <w:pPr>
+        <w:spacing w:line="360" w:lineRule="auto" w:after="120"/>
+        <w:jc w:val="both"/>
+      </w:pPr>
+      <w:r>
+        <w:rPr>
+          <w:rFonts w:ascii="Arial" w:hAnsi="Arial" w:cs="Arial"/>
+          <w:b w:val="0"/>
+          <w:i w:val="0"/>
+          <w:sz w:val="22"/>
+        </w:rPr>
+        <w:t xml:space="preserve">Perbedaan yang paling sering mengejutkan pada peralihan ke perangkat keras adalah derau pengukuran. Sinyal yang bersih di simulasi menjadi bergetar di lapangan, dan aksi turunan yang tampak menguntungkan di komputer dapat membuat actuator bergetar terus-menerus. Filter pada jalur turunan hampir selalu diperlukan.</w:t>
+      </w:r>
+    </w:p>
+    <w:p>
+      <w:pPr>
+        <w:spacing w:line="360" w:lineRule="auto" w:after="120"/>
+        <w:jc w:val="both"/>
+      </w:pPr>
+      <w:r>
+        <w:rPr>
+          <w:rFonts w:ascii="Arial" w:hAnsi="Arial" w:cs="Arial"/>
+          <w:b w:val="0"/>
+          <w:i w:val="0"/>
+          <w:sz w:val="22"/>
+        </w:rPr>
+        <w:t xml:space="preserve">Catatan pengujian setiap tahap merupakan bagian dari hasil kerja, bukan pelengkap. Ketika sistem bermasalah di kemudian hari, catatan itulah yang memungkinkan pembedaan antara masalah baru dan perilaku yang sejak awal memang sudah ada namun belum pernah menjadi persoalan.</w:t>
+      </w:r>
+    </w:p>
+    <w:p>
+      <w:pPr>
+        <w:spacing w:before="40" w:after="120"/>
+        <w:jc w:val="center"/>
+      </w:pPr>
+      <w:r>
+        <w:rPr>
+          <w:rFonts w:ascii="Arial" w:hAnsi="Arial" w:cs="Arial"/>
+          <w:b/>
+          <w:i/>
+          <w:color w:val="305496"/>
+          <w:sz w:val="22"/>
+        </w:rPr>
+        <w:t xml:space="preserve">simulasi murni → controller nyata + plant model → plant nyata terbatas → operasi</w:t>
       </w:r>
     </w:p>
     <w:p>
@@ -3432,7 +3695,7 @@
           <w:color w:val="305496"/>
           <w:sz w:val="22"/>
         </w:rPr>
-        <w:t xml:space="preserve">uji step: K dari perbandingan akhir, tau dari 63,2 persen, L dari jeda awal</w:t>
+        <w:t xml:space="preserve">uji step: K dari perbandingan akhir, τ dari 63,2 persen, L dari jeda awal</w:t>
       </w:r>
     </w:p>
     <w:p>
@@ -3509,6 +3772,15 @@
           <w:sz w:val="22"/>
         </w:rPr>
         <w:t xml:space="preserve">Jangkauan keberlakuannya perlu dinyatakan. Untuk hubungan yang lengkungannya landai, model linier dapat sahih pada rentang lebar; untuk hubungan yang tajam, rentangnya sempit. Menguji seberapa jauh model masih memadai dilakukan dengan membandingkan keluarannya terhadap model nonlinier penuh pada beberapa jarak dari titik kerja.</w:t>
+      </w:r>
+      <w:r>
+        <w:rPr>
+          <w:rFonts w:ascii="Arial" w:hAnsi="Arial" w:cs="Arial"/>
+          <w:b w:val="0"/>
+          <w:i w:val="0"/>
+          <w:sz w:val="22"/>
+        </w:rPr>
+        <w:t xml:space="preserve"> Rangkuman kuantitatifnya tertulis pada Persamaan (4).</w:t>
       </w:r>
     </w:p>
     <w:p>
@@ -3524,7 +3796,17 @@
           <w:color w:val="305496"/>
           <w:sz w:val="22"/>
         </w:rPr>
-        <w:t xml:space="preserve">dx' = A*dx + B*du dengan A dan B turunan parsial di titik kerja</w:t>
+        <w:t xml:space="preserve">dx' = A·dx + B·du dengan A dan B turunan parsial di titik kerja</w:t>
+      </w:r>
+      <w:r>
+        <w:rPr>
+          <w:rFonts w:ascii="Arial" w:hAnsi="Arial" w:cs="Arial"/>
+          <w:b/>
+          <w:i/>
+          <w:color w:val="305496"/>
+          <w:sz w:val="22"/>
+        </w:rPr>
+        <w:t xml:space="preserve">   (4)</w:t>
       </w:r>
     </w:p>
     <w:p>
@@ -3820,6 +4102,15 @@
         </w:rPr>
         <w:t xml:space="preserve">Penurunan berikut memperlihatkan cara mengubah satu persamaan orde dua menjadi dua persamaan orde satu yang siap diintegrasikan solver numerik.</w:t>
       </w:r>
+      <w:r>
+        <w:rPr>
+          <w:rFonts w:ascii="Arial" w:hAnsi="Arial" w:cs="Arial"/>
+          <w:b w:val="0"/>
+          <w:i w:val="0"/>
+          <w:sz w:val="22"/>
+        </w:rPr>
+        <w:t xml:space="preserve"> Hubungan ini dirangkum dalam Persamaan (5).</w:t>
+      </w:r>
     </w:p>
     <w:p>
       <w:pPr>
@@ -3849,44 +4140,8 @@
           <w:color w:val="305496"/>
           <w:sz w:val="22"/>
         </w:rPr>
-        <w:t xml:space="preserve">m*x'' + b*x' + k*x = F(t)</w:t>
-      </w:r>
-    </w:p>
-    <w:p>
-      <w:pPr>
-        <w:spacing w:line="360" w:lineRule="auto" w:after="120"/>
-        <w:jc w:val="both"/>
-      </w:pPr>
-      <w:r>
-        <w:rPr>
-          <w:rFonts w:ascii="Arial" w:hAnsi="Arial" w:cs="Arial"/>
-          <w:b w:val="0"/>
-          <w:i w:val="0"/>
-          <w:sz w:val="22"/>
-        </w:rPr>
-        <w:t xml:space="preserve">Jumlah gaya pada massa sama dengan massa dikali percepatan.</w:t>
-      </w:r>
-    </w:p>
-    <w:p>
-      <w:pPr>
-        <w:spacing w:line="360" w:lineRule="auto" w:after="120"/>
-        <w:jc w:val="both"/>
-      </w:pPr>
-      <w:r>
-        <w:rPr>
-          <w:rFonts w:ascii="Arial" w:hAnsi="Arial" w:cs="Arial"/>
-          <w:b w:val="0"/>
-          <w:i w:val="0"/>
-          <w:sz w:val="22"/>
-        </w:rPr>
-        <w:t xml:space="preserve">2. Pilih variabel keadaan</w:t>
-      </w:r>
-    </w:p>
-    <w:p>
-      <w:pPr>
-        <w:spacing w:before="40" w:after="120"/>
-        <w:jc w:val="center"/>
-      </w:pPr>
+        <w:t xml:space="preserve">m·x'' + b·x' + k·x = F(t)</w:t>
+      </w:r>
       <w:r>
         <w:rPr>
           <w:rFonts w:ascii="Arial" w:hAnsi="Arial" w:cs="Arial"/>
@@ -3895,37 +4150,46 @@
           <w:color w:val="305496"/>
           <w:sz w:val="22"/>
         </w:rPr>
-        <w:t xml:space="preserve">x1 = x (posisi),  x2 = x' (kecepatan)</w:t>
-      </w:r>
-    </w:p>
-    <w:p>
-      <w:pPr>
-        <w:spacing w:line="360" w:lineRule="auto" w:after="120"/>
-        <w:jc w:val="both"/>
-      </w:pPr>
-      <w:r>
-        <w:rPr>
-          <w:rFonts w:ascii="Arial" w:hAnsi="Arial" w:cs="Arial"/>
-          <w:b w:val="0"/>
-          <w:i w:val="0"/>
-          <w:sz w:val="22"/>
-        </w:rPr>
-        <w:t xml:space="preserve">Dipilih besaran yang menyimpan energi: potensial pada pegas, kinetik pada massa.</w:t>
-      </w:r>
-    </w:p>
-    <w:p>
-      <w:pPr>
-        <w:spacing w:line="360" w:lineRule="auto" w:after="120"/>
-        <w:jc w:val="both"/>
-      </w:pPr>
-      <w:r>
-        <w:rPr>
-          <w:rFonts w:ascii="Arial" w:hAnsi="Arial" w:cs="Arial"/>
-          <w:b w:val="0"/>
-          <w:i w:val="0"/>
-          <w:sz w:val="22"/>
-        </w:rPr>
-        <w:t xml:space="preserve">3. Persamaan pertama</w:t>
+        <w:t xml:space="preserve">   (5)</w:t>
+      </w:r>
+    </w:p>
+    <w:p>
+      <w:pPr>
+        <w:spacing w:line="360" w:lineRule="auto" w:after="120"/>
+        <w:jc w:val="both"/>
+      </w:pPr>
+      <w:r>
+        <w:rPr>
+          <w:rFonts w:ascii="Arial" w:hAnsi="Arial" w:cs="Arial"/>
+          <w:b w:val="0"/>
+          <w:i w:val="0"/>
+          <w:sz w:val="22"/>
+        </w:rPr>
+        <w:t xml:space="preserve">Jumlah gaya pada massa sama dengan massa dikali percepatan.</w:t>
+      </w:r>
+      <w:r>
+        <w:rPr>
+          <w:rFonts w:ascii="Arial" w:hAnsi="Arial" w:cs="Arial"/>
+          <w:b w:val="0"/>
+          <w:i w:val="0"/>
+          <w:sz w:val="22"/>
+        </w:rPr>
+        <w:t xml:space="preserve"> Bentuk ringkasnya dituliskan pada Persamaan (6).</w:t>
+      </w:r>
+    </w:p>
+    <w:p>
+      <w:pPr>
+        <w:spacing w:line="360" w:lineRule="auto" w:after="120"/>
+        <w:jc w:val="both"/>
+      </w:pPr>
+      <w:r>
+        <w:rPr>
+          <w:rFonts w:ascii="Arial" w:hAnsi="Arial" w:cs="Arial"/>
+          <w:b w:val="0"/>
+          <w:i w:val="0"/>
+          <w:sz w:val="22"/>
+        </w:rPr>
+        <w:t xml:space="preserve">2. Pilih variabel keadaan</w:t>
       </w:r>
     </w:p>
     <w:p>
@@ -3941,44 +4205,8 @@
           <w:color w:val="305496"/>
           <w:sz w:val="22"/>
         </w:rPr>
-        <w:t xml:space="preserve">x1' = x2</w:t>
-      </w:r>
-    </w:p>
-    <w:p>
-      <w:pPr>
-        <w:spacing w:line="360" w:lineRule="auto" w:after="120"/>
-        <w:jc w:val="both"/>
-      </w:pPr>
-      <w:r>
-        <w:rPr>
-          <w:rFonts w:ascii="Arial" w:hAnsi="Arial" w:cs="Arial"/>
-          <w:b w:val="0"/>
-          <w:i w:val="0"/>
-          <w:sz w:val="22"/>
-        </w:rPr>
-        <w:t xml:space="preserve">Definisi langsung: turunan posisi adalah kecepatan.</w:t>
-      </w:r>
-    </w:p>
-    <w:p>
-      <w:pPr>
-        <w:spacing w:line="360" w:lineRule="auto" w:after="120"/>
-        <w:jc w:val="both"/>
-      </w:pPr>
-      <w:r>
-        <w:rPr>
-          <w:rFonts w:ascii="Arial" w:hAnsi="Arial" w:cs="Arial"/>
-          <w:b w:val="0"/>
-          <w:i w:val="0"/>
-          <w:sz w:val="22"/>
-        </w:rPr>
-        <w:t xml:space="preserve">4. Persamaan kedua</w:t>
-      </w:r>
-    </w:p>
-    <w:p>
-      <w:pPr>
-        <w:spacing w:before="40" w:after="120"/>
-        <w:jc w:val="center"/>
-      </w:pPr>
+        <w:t xml:space="preserve"/>
+      </w:r>
       <w:r>
         <w:rPr>
           <w:rFonts w:ascii="Arial" w:hAnsi="Arial" w:cs="Arial"/>
@@ -3987,44 +4215,8 @@
           <w:color w:val="305496"/>
           <w:sz w:val="22"/>
         </w:rPr>
-        <w:t xml:space="preserve">x2' = (F - b*x2 - k*x1)/m</w:t>
-      </w:r>
-    </w:p>
-    <w:p>
-      <w:pPr>
-        <w:spacing w:line="360" w:lineRule="auto" w:after="120"/>
-        <w:jc w:val="both"/>
-      </w:pPr>
-      <w:r>
-        <w:rPr>
-          <w:rFonts w:ascii="Arial" w:hAnsi="Arial" w:cs="Arial"/>
-          <w:b w:val="0"/>
-          <w:i w:val="0"/>
-          <w:sz w:val="22"/>
-        </w:rPr>
-        <w:t xml:space="preserve">Diperoleh dengan menyelesaikan hukum Newton terhadap percepatan.</w:t>
-      </w:r>
-    </w:p>
-    <w:p>
-      <w:pPr>
-        <w:spacing w:line="360" w:lineRule="auto" w:after="120"/>
-        <w:jc w:val="both"/>
-      </w:pPr>
-      <w:r>
-        <w:rPr>
-          <w:rFonts w:ascii="Arial" w:hAnsi="Arial" w:cs="Arial"/>
-          <w:b w:val="0"/>
-          <w:i w:val="0"/>
-          <w:sz w:val="22"/>
-        </w:rPr>
-        <w:t xml:space="preserve">5. Susun bentuk matriks</w:t>
-      </w:r>
-    </w:p>
-    <w:p>
-      <w:pPr>
-        <w:spacing w:before="40" w:after="120"/>
-        <w:jc w:val="center"/>
-      </w:pPr>
+        <w:t xml:space="preserve">x</w:t>
+      </w:r>
       <w:r>
         <w:rPr>
           <w:rFonts w:ascii="Arial" w:hAnsi="Arial" w:cs="Arial"/>
@@ -4032,45 +4224,10 @@
           <w:i/>
           <w:color w:val="305496"/>
           <w:sz w:val="22"/>
-        </w:rPr>
-        <w:t xml:space="preserve">A = [[0, 1], [-k/m, -b/m]],  B = [[0], [1/m]]</w:t>
-      </w:r>
-    </w:p>
-    <w:p>
-      <w:pPr>
-        <w:spacing w:line="360" w:lineRule="auto" w:after="120"/>
-        <w:jc w:val="both"/>
-      </w:pPr>
-      <w:r>
-        <w:rPr>
-          <w:rFonts w:ascii="Arial" w:hAnsi="Arial" w:cs="Arial"/>
-          <w:b w:val="0"/>
-          <w:i w:val="0"/>
-          <w:sz w:val="22"/>
-        </w:rPr>
-        <w:t xml:space="preserve">Keluaran posisi memberi C = [1, 0] dan D = [0].</w:t>
-      </w:r>
-    </w:p>
-    <w:p>
-      <w:pPr>
-        <w:spacing w:line="360" w:lineRule="auto" w:after="120"/>
-        <w:jc w:val="both"/>
-      </w:pPr>
-      <w:r>
-        <w:rPr>
-          <w:rFonts w:ascii="Arial" w:hAnsi="Arial" w:cs="Arial"/>
-          <w:b w:val="0"/>
-          <w:i w:val="0"/>
-          <w:sz w:val="22"/>
-        </w:rPr>
-        <w:t xml:space="preserve">6. Periksa lewat pole</w:t>
-      </w:r>
-    </w:p>
-    <w:p>
-      <w:pPr>
-        <w:spacing w:before="40" w:after="120"/>
-        <w:jc w:val="center"/>
-      </w:pPr>
+          <w:vertAlign w:val="subscript"/>
+        </w:rPr>
+        <w:t xml:space="preserve">1</w:t>
+      </w:r>
       <w:r>
         <w:rPr>
           <w:rFonts w:ascii="Arial" w:hAnsi="Arial" w:cs="Arial"/>
@@ -4079,7 +4236,412 @@
           <w:color w:val="305496"/>
           <w:sz w:val="22"/>
         </w:rPr>
-        <w:t xml:space="preserve">det(sI - A) = s^2 + (b/m)*s + k/m</w:t>
+        <w:t xml:space="preserve"> = x (posisi),  </w:t>
+      </w:r>
+      <w:r>
+        <w:rPr>
+          <w:rFonts w:ascii="Arial" w:hAnsi="Arial" w:cs="Arial"/>
+          <w:b/>
+          <w:i/>
+          <w:color w:val="305496"/>
+          <w:sz w:val="22"/>
+        </w:rPr>
+        <w:t xml:space="preserve">x</w:t>
+      </w:r>
+      <w:r>
+        <w:rPr>
+          <w:rFonts w:ascii="Arial" w:hAnsi="Arial" w:cs="Arial"/>
+          <w:b/>
+          <w:i/>
+          <w:color w:val="305496"/>
+          <w:sz w:val="22"/>
+          <w:vertAlign w:val="subscript"/>
+        </w:rPr>
+        <w:t xml:space="preserve">2</w:t>
+      </w:r>
+      <w:r>
+        <w:rPr>
+          <w:rFonts w:ascii="Arial" w:hAnsi="Arial" w:cs="Arial"/>
+          <w:b/>
+          <w:i/>
+          <w:color w:val="305496"/>
+          <w:sz w:val="22"/>
+        </w:rPr>
+        <w:t xml:space="preserve"> = x' (kecepatan)</w:t>
+      </w:r>
+      <w:r>
+        <w:rPr>
+          <w:rFonts w:ascii="Arial" w:hAnsi="Arial" w:cs="Arial"/>
+          <w:b/>
+          <w:i/>
+          <w:color w:val="305496"/>
+          <w:sz w:val="22"/>
+        </w:rPr>
+        <w:t xml:space="preserve">   (6)</w:t>
+      </w:r>
+    </w:p>
+    <w:p>
+      <w:pPr>
+        <w:spacing w:line="360" w:lineRule="auto" w:after="120"/>
+        <w:jc w:val="both"/>
+      </w:pPr>
+      <w:r>
+        <w:rPr>
+          <w:rFonts w:ascii="Arial" w:hAnsi="Arial" w:cs="Arial"/>
+          <w:b w:val="0"/>
+          <w:i w:val="0"/>
+          <w:sz w:val="22"/>
+        </w:rPr>
+        <w:t xml:space="preserve">Dipilih besaran yang menyimpan energi: potensial pada pegas, kinetik pada massa.</w:t>
+      </w:r>
+      <w:r>
+        <w:rPr>
+          <w:rFonts w:ascii="Arial" w:hAnsi="Arial" w:cs="Arial"/>
+          <w:b w:val="0"/>
+          <w:i w:val="0"/>
+          <w:sz w:val="22"/>
+        </w:rPr>
+        <w:t xml:space="preserve"> Persamaan (7) memadatkan aturan tersebut.</w:t>
+      </w:r>
+    </w:p>
+    <w:p>
+      <w:pPr>
+        <w:spacing w:line="360" w:lineRule="auto" w:after="120"/>
+        <w:jc w:val="both"/>
+      </w:pPr>
+      <w:r>
+        <w:rPr>
+          <w:rFonts w:ascii="Arial" w:hAnsi="Arial" w:cs="Arial"/>
+          <w:b w:val="0"/>
+          <w:i w:val="0"/>
+          <w:sz w:val="22"/>
+        </w:rPr>
+        <w:t xml:space="preserve">3. Persamaan pertama</w:t>
+      </w:r>
+    </w:p>
+    <w:p>
+      <w:pPr>
+        <w:spacing w:before="40" w:after="120"/>
+        <w:jc w:val="center"/>
+      </w:pPr>
+      <w:r>
+        <w:rPr>
+          <w:rFonts w:ascii="Arial" w:hAnsi="Arial" w:cs="Arial"/>
+          <w:b/>
+          <w:i/>
+          <w:color w:val="305496"/>
+          <w:sz w:val="22"/>
+        </w:rPr>
+        <w:t xml:space="preserve">x1' = </w:t>
+      </w:r>
+      <w:r>
+        <w:rPr>
+          <w:rFonts w:ascii="Arial" w:hAnsi="Arial" w:cs="Arial"/>
+          <w:b/>
+          <w:i/>
+          <w:color w:val="305496"/>
+          <w:sz w:val="22"/>
+        </w:rPr>
+        <w:t xml:space="preserve">x</w:t>
+      </w:r>
+      <w:r>
+        <w:rPr>
+          <w:rFonts w:ascii="Arial" w:hAnsi="Arial" w:cs="Arial"/>
+          <w:b/>
+          <w:i/>
+          <w:color w:val="305496"/>
+          <w:sz w:val="22"/>
+          <w:vertAlign w:val="subscript"/>
+        </w:rPr>
+        <w:t xml:space="preserve">2</w:t>
+      </w:r>
+      <w:r>
+        <w:rPr>
+          <w:rFonts w:ascii="Arial" w:hAnsi="Arial" w:cs="Arial"/>
+          <w:b/>
+          <w:i/>
+          <w:color w:val="305496"/>
+          <w:sz w:val="22"/>
+        </w:rPr>
+        <w:t xml:space="preserve">   (7)</w:t>
+      </w:r>
+    </w:p>
+    <w:p>
+      <w:pPr>
+        <w:spacing w:line="360" w:lineRule="auto" w:after="120"/>
+        <w:jc w:val="both"/>
+      </w:pPr>
+      <w:r>
+        <w:rPr>
+          <w:rFonts w:ascii="Arial" w:hAnsi="Arial" w:cs="Arial"/>
+          <w:b w:val="0"/>
+          <w:i w:val="0"/>
+          <w:sz w:val="22"/>
+        </w:rPr>
+        <w:t xml:space="preserve">Definisi langsung: turunan posisi adalah kecepatan.</w:t>
+      </w:r>
+      <w:r>
+        <w:rPr>
+          <w:rFonts w:ascii="Arial" w:hAnsi="Arial" w:cs="Arial"/>
+          <w:b w:val="0"/>
+          <w:i w:val="0"/>
+          <w:sz w:val="22"/>
+        </w:rPr>
+        <w:t xml:space="preserve"> Rangkuman kuantitatifnya tertulis pada Persamaan (8).</w:t>
+      </w:r>
+    </w:p>
+    <w:p>
+      <w:pPr>
+        <w:spacing w:line="360" w:lineRule="auto" w:after="120"/>
+        <w:jc w:val="both"/>
+      </w:pPr>
+      <w:r>
+        <w:rPr>
+          <w:rFonts w:ascii="Arial" w:hAnsi="Arial" w:cs="Arial"/>
+          <w:b w:val="0"/>
+          <w:i w:val="0"/>
+          <w:sz w:val="22"/>
+        </w:rPr>
+        <w:t xml:space="preserve">4. Persamaan kedua</w:t>
+      </w:r>
+    </w:p>
+    <w:p>
+      <w:pPr>
+        <w:spacing w:before="40" w:after="120"/>
+        <w:jc w:val="center"/>
+      </w:pPr>
+      <w:r>
+        <w:rPr>
+          <w:rFonts w:ascii="Arial" w:hAnsi="Arial" w:cs="Arial"/>
+          <w:b/>
+          <w:i/>
+          <w:color w:val="305496"/>
+          <w:sz w:val="22"/>
+        </w:rPr>
+        <w:t xml:space="preserve">x2' = (F - b·</w:t>
+      </w:r>
+      <w:r>
+        <w:rPr>
+          <w:rFonts w:ascii="Arial" w:hAnsi="Arial" w:cs="Arial"/>
+          <w:b/>
+          <w:i/>
+          <w:color w:val="305496"/>
+          <w:sz w:val="22"/>
+        </w:rPr>
+        <w:t xml:space="preserve">x</w:t>
+      </w:r>
+      <w:r>
+        <w:rPr>
+          <w:rFonts w:ascii="Arial" w:hAnsi="Arial" w:cs="Arial"/>
+          <w:b/>
+          <w:i/>
+          <w:color w:val="305496"/>
+          <w:sz w:val="22"/>
+          <w:vertAlign w:val="subscript"/>
+        </w:rPr>
+        <w:t xml:space="preserve">2</w:t>
+      </w:r>
+      <w:r>
+        <w:rPr>
+          <w:rFonts w:ascii="Arial" w:hAnsi="Arial" w:cs="Arial"/>
+          <w:b/>
+          <w:i/>
+          <w:color w:val="305496"/>
+          <w:sz w:val="22"/>
+        </w:rPr>
+        <w:t xml:space="preserve"> - k·</w:t>
+      </w:r>
+      <w:r>
+        <w:rPr>
+          <w:rFonts w:ascii="Arial" w:hAnsi="Arial" w:cs="Arial"/>
+          <w:b/>
+          <w:i/>
+          <w:color w:val="305496"/>
+          <w:sz w:val="22"/>
+        </w:rPr>
+        <w:t xml:space="preserve">x</w:t>
+      </w:r>
+      <w:r>
+        <w:rPr>
+          <w:rFonts w:ascii="Arial" w:hAnsi="Arial" w:cs="Arial"/>
+          <w:b/>
+          <w:i/>
+          <w:color w:val="305496"/>
+          <w:sz w:val="22"/>
+          <w:vertAlign w:val="subscript"/>
+        </w:rPr>
+        <w:t xml:space="preserve">1</w:t>
+      </w:r>
+      <w:r>
+        <w:rPr>
+          <w:rFonts w:ascii="Arial" w:hAnsi="Arial" w:cs="Arial"/>
+          <w:b/>
+          <w:i/>
+          <w:color w:val="305496"/>
+          <w:sz w:val="22"/>
+        </w:rPr>
+        <w:t xml:space="preserve">)/m</w:t>
+      </w:r>
+      <w:r>
+        <w:rPr>
+          <w:rFonts w:ascii="Arial" w:hAnsi="Arial" w:cs="Arial"/>
+          <w:b/>
+          <w:i/>
+          <w:color w:val="305496"/>
+          <w:sz w:val="22"/>
+        </w:rPr>
+        <w:t xml:space="preserve">   (8)</w:t>
+      </w:r>
+    </w:p>
+    <w:p>
+      <w:pPr>
+        <w:spacing w:line="360" w:lineRule="auto" w:after="120"/>
+        <w:jc w:val="both"/>
+      </w:pPr>
+      <w:r>
+        <w:rPr>
+          <w:rFonts w:ascii="Arial" w:hAnsi="Arial" w:cs="Arial"/>
+          <w:b w:val="0"/>
+          <w:i w:val="0"/>
+          <w:sz w:val="22"/>
+        </w:rPr>
+        <w:t xml:space="preserve">Diperoleh dengan menyelesaikan hukum Newton terhadap percepatan.</w:t>
+      </w:r>
+      <w:r>
+        <w:rPr>
+          <w:rFonts w:ascii="Arial" w:hAnsi="Arial" w:cs="Arial"/>
+          <w:b w:val="0"/>
+          <w:i w:val="0"/>
+          <w:sz w:val="22"/>
+        </w:rPr>
+        <w:t xml:space="preserve"> Hubungan ini dirangkum dalam Persamaan (9).</w:t>
+      </w:r>
+    </w:p>
+    <w:p>
+      <w:pPr>
+        <w:spacing w:line="360" w:lineRule="auto" w:after="120"/>
+        <w:jc w:val="both"/>
+      </w:pPr>
+      <w:r>
+        <w:rPr>
+          <w:rFonts w:ascii="Arial" w:hAnsi="Arial" w:cs="Arial"/>
+          <w:b w:val="0"/>
+          <w:i w:val="0"/>
+          <w:sz w:val="22"/>
+        </w:rPr>
+        <w:t xml:space="preserve">5. Susun bentuk matriks</w:t>
+      </w:r>
+    </w:p>
+    <w:p>
+      <w:pPr>
+        <w:spacing w:before="40" w:after="120"/>
+        <w:jc w:val="center"/>
+      </w:pPr>
+      <w:r>
+        <w:rPr>
+          <w:rFonts w:ascii="Arial" w:hAnsi="Arial" w:cs="Arial"/>
+          <w:b/>
+          <w:i/>
+          <w:color w:val="305496"/>
+          <w:sz w:val="22"/>
+        </w:rPr>
+        <w:t xml:space="preserve">A = [[0, 1], [-k/m, -b/m]],  B = [[0], [1/m]]</w:t>
+      </w:r>
+      <w:r>
+        <w:rPr>
+          <w:rFonts w:ascii="Arial" w:hAnsi="Arial" w:cs="Arial"/>
+          <w:b/>
+          <w:i/>
+          <w:color w:val="305496"/>
+          <w:sz w:val="22"/>
+        </w:rPr>
+        <w:t xml:space="preserve">   (9)</w:t>
+      </w:r>
+    </w:p>
+    <w:p>
+      <w:pPr>
+        <w:spacing w:line="360" w:lineRule="auto" w:after="120"/>
+        <w:jc w:val="both"/>
+      </w:pPr>
+      <w:r>
+        <w:rPr>
+          <w:rFonts w:ascii="Arial" w:hAnsi="Arial" w:cs="Arial"/>
+          <w:b w:val="0"/>
+          <w:i w:val="0"/>
+          <w:sz w:val="22"/>
+        </w:rPr>
+        <w:t xml:space="preserve">Keluaran posisi memberi C = [1, 0] dan D = [0].</w:t>
+      </w:r>
+      <w:r>
+        <w:rPr>
+          <w:rFonts w:ascii="Arial" w:hAnsi="Arial" w:cs="Arial"/>
+          <w:b w:val="0"/>
+          <w:i w:val="0"/>
+          <w:sz w:val="22"/>
+        </w:rPr>
+        <w:t xml:space="preserve"> Bentuk ringkasnya dituliskan pada Persamaan (10).</w:t>
+      </w:r>
+    </w:p>
+    <w:p>
+      <w:pPr>
+        <w:spacing w:line="360" w:lineRule="auto" w:after="120"/>
+        <w:jc w:val="both"/>
+      </w:pPr>
+      <w:r>
+        <w:rPr>
+          <w:rFonts w:ascii="Arial" w:hAnsi="Arial" w:cs="Arial"/>
+          <w:b w:val="0"/>
+          <w:i w:val="0"/>
+          <w:sz w:val="22"/>
+        </w:rPr>
+        <w:t xml:space="preserve">6. Periksa lewat pole</w:t>
+      </w:r>
+    </w:p>
+    <w:p>
+      <w:pPr>
+        <w:spacing w:before="40" w:after="120"/>
+        <w:jc w:val="center"/>
+      </w:pPr>
+      <w:r>
+        <w:rPr>
+          <w:rFonts w:ascii="Arial" w:hAnsi="Arial" w:cs="Arial"/>
+          <w:b/>
+          <w:i/>
+          <w:color w:val="305496"/>
+          <w:sz w:val="22"/>
+        </w:rPr>
+        <w:t xml:space="preserve">det(sI - A) = s</w:t>
+      </w:r>
+      <w:r>
+        <w:rPr>
+          <w:rFonts w:ascii="Arial" w:hAnsi="Arial" w:cs="Arial"/>
+          <w:b/>
+          <w:i/>
+          <w:color w:val="305496"/>
+          <w:sz w:val="22"/>
+          <w:vertAlign w:val="superscript"/>
+        </w:rPr>
+        <w:t xml:space="preserve">2</w:t>
+      </w:r>
+      <w:r>
+        <w:rPr>
+          <w:rFonts w:ascii="Arial" w:hAnsi="Arial" w:cs="Arial"/>
+          <w:b/>
+          <w:i/>
+          <w:color w:val="305496"/>
+          <w:sz w:val="22"/>
+        </w:rPr>
+        <w:t xml:space="preserve"> + (b/m)·s + k/m</w:t>
+      </w:r>
+      <w:r>
+        <w:rPr>
+          <w:rFonts w:ascii="Arial" w:hAnsi="Arial" w:cs="Arial"/>
+          <w:b/>
+          <w:i/>
+          <w:color w:val="305496"/>
+          <w:sz w:val="22"/>
+        </w:rPr>
+        <w:t xml:space="preserve">   (10)</w:t>
       </w:r>
     </w:p>
     <w:p>
@@ -4110,6 +4672,15 @@
           <w:sz w:val="22"/>
         </w:rPr>
         <w:t xml:space="preserve">Bentuk ini siap diserahkan ke solver numerik karena hanya memuat turunan pertama. Dari sini pula terbaca bahwa rasio redaman adalah b dibagi dua akar km, dan frekuensi alami adalah akar k per m.</w:t>
+      </w:r>
+      <w:r>
+        <w:rPr>
+          <w:rFonts w:ascii="Arial" w:hAnsi="Arial" w:cs="Arial"/>
+          <w:b w:val="0"/>
+          <w:i w:val="0"/>
+          <w:sz w:val="22"/>
+        </w:rPr>
+        <w:t xml:space="preserve"> Persamaan (11) memadatkan aturan tersebut.</w:t>
       </w:r>
     </w:p>
     <w:p>
@@ -4147,7 +4718,7 @@
           <w:i w:val="0"/>
           <w:sz w:val="22"/>
         </w:rPr>
-        <w:t xml:space="preserve">Diketahui: Sistem massa-pegas-peredam dengan m = 2 kg, b = 12 N.s/m, k = 50 N/m · Simulasi memakai solver langkah tetap</w:t>
+        <w:t xml:space="preserve">Diketahui: Sistem massa-pegas-peredam dengan m = 2 kg, b = 12 N·s/m, k = 50 N/m · Simulasi memakai solver langkah tetap</w:t>
       </w:r>
     </w:p>
     <w:p>
@@ -4178,44 +4749,8 @@
           <w:color w:val="305496"/>
           <w:sz w:val="22"/>
         </w:rPr>
-        <w:t xml:space="preserve">wn = sqrt(k/m) = sqrt(50/2) = 5 rad/s</w:t>
-      </w:r>
-    </w:p>
-    <w:p>
-      <w:pPr>
-        <w:spacing w:line="360" w:lineRule="auto" w:after="120"/>
-        <w:jc w:val="both"/>
-      </w:pPr>
-      <w:r>
-        <w:rPr>
-          <w:rFonts w:ascii="Arial" w:hAnsi="Arial" w:cs="Arial"/>
-          <w:b w:val="0"/>
-          <w:i w:val="0"/>
-          <w:sz w:val="22"/>
-        </w:rPr>
-        <w:t xml:space="preserve">Menentukan skala waktu dasar sistem.</w:t>
-      </w:r>
-    </w:p>
-    <w:p>
-      <w:pPr>
-        <w:spacing w:line="360" w:lineRule="auto" w:after="120"/>
-        <w:jc w:val="both"/>
-      </w:pPr>
-      <w:r>
-        <w:rPr>
-          <w:rFonts w:ascii="Arial" w:hAnsi="Arial" w:cs="Arial"/>
-          <w:b w:val="0"/>
-          <w:i w:val="0"/>
-          <w:sz w:val="22"/>
-        </w:rPr>
-        <w:t xml:space="preserve">2. Hitung rasio redaman</w:t>
-      </w:r>
-    </w:p>
-    <w:p>
-      <w:pPr>
-        <w:spacing w:before="40" w:after="120"/>
-        <w:jc w:val="center"/>
-      </w:pPr>
+        <w:t xml:space="preserve">wn = √(k/m) = √(50/2) = 5 rad/s</w:t>
+      </w:r>
       <w:r>
         <w:rPr>
           <w:rFonts w:ascii="Arial" w:hAnsi="Arial" w:cs="Arial"/>
@@ -4224,37 +4759,46 @@
           <w:color w:val="305496"/>
           <w:sz w:val="22"/>
         </w:rPr>
-        <w:t xml:space="preserve">z = b/(2*sqrt(k*m)) = 12/(2*sqrt(100)) = 0,6</w:t>
-      </w:r>
-    </w:p>
-    <w:p>
-      <w:pPr>
-        <w:spacing w:line="360" w:lineRule="auto" w:after="120"/>
-        <w:jc w:val="both"/>
-      </w:pPr>
-      <w:r>
-        <w:rPr>
-          <w:rFonts w:ascii="Arial" w:hAnsi="Arial" w:cs="Arial"/>
-          <w:b w:val="0"/>
-          <w:i w:val="0"/>
-          <w:sz w:val="22"/>
-        </w:rPr>
-        <w:t xml:space="preserve">Nilai di antara nol dan satu, jadi respons berosilasi teredam.</w:t>
-      </w:r>
-    </w:p>
-    <w:p>
-      <w:pPr>
-        <w:spacing w:line="360" w:lineRule="auto" w:after="120"/>
-        <w:jc w:val="both"/>
-      </w:pPr>
-      <w:r>
-        <w:rPr>
-          <w:rFonts w:ascii="Arial" w:hAnsi="Arial" w:cs="Arial"/>
-          <w:b w:val="0"/>
-          <w:i w:val="0"/>
-          <w:sz w:val="22"/>
-        </w:rPr>
-        <w:t xml:space="preserve">3. Cari pole</w:t>
+        <w:t xml:space="preserve">   (11)</w:t>
+      </w:r>
+    </w:p>
+    <w:p>
+      <w:pPr>
+        <w:spacing w:line="360" w:lineRule="auto" w:after="120"/>
+        <w:jc w:val="both"/>
+      </w:pPr>
+      <w:r>
+        <w:rPr>
+          <w:rFonts w:ascii="Arial" w:hAnsi="Arial" w:cs="Arial"/>
+          <w:b w:val="0"/>
+          <w:i w:val="0"/>
+          <w:sz w:val="22"/>
+        </w:rPr>
+        <w:t xml:space="preserve">Menentukan skala waktu dasar sistem.</w:t>
+      </w:r>
+      <w:r>
+        <w:rPr>
+          <w:rFonts w:ascii="Arial" w:hAnsi="Arial" w:cs="Arial"/>
+          <w:b w:val="0"/>
+          <w:i w:val="0"/>
+          <w:sz w:val="22"/>
+        </w:rPr>
+        <w:t xml:space="preserve"> Rangkuman kuantitatifnya tertulis pada Persamaan (12).</w:t>
+      </w:r>
+    </w:p>
+    <w:p>
+      <w:pPr>
+        <w:spacing w:line="360" w:lineRule="auto" w:after="120"/>
+        <w:jc w:val="both"/>
+      </w:pPr>
+      <w:r>
+        <w:rPr>
+          <w:rFonts w:ascii="Arial" w:hAnsi="Arial" w:cs="Arial"/>
+          <w:b w:val="0"/>
+          <w:i w:val="0"/>
+          <w:sz w:val="22"/>
+        </w:rPr>
+        <w:t xml:space="preserve">2. Hitung rasio redaman</w:t>
       </w:r>
     </w:p>
     <w:p>
@@ -4270,44 +4814,8 @@
           <w:color w:val="305496"/>
           <w:sz w:val="22"/>
         </w:rPr>
-        <w:t xml:space="preserve">s = -z*wn +/- j*wn*sqrt(1-z^2) = -3 +/- j4</w:t>
-      </w:r>
-    </w:p>
-    <w:p>
-      <w:pPr>
-        <w:spacing w:line="360" w:lineRule="auto" w:after="120"/>
-        <w:jc w:val="both"/>
-      </w:pPr>
-      <w:r>
-        <w:rPr>
-          <w:rFonts w:ascii="Arial" w:hAnsi="Arial" w:cs="Arial"/>
-          <w:b w:val="0"/>
-          <w:i w:val="0"/>
-          <w:sz w:val="22"/>
-        </w:rPr>
-        <w:t xml:space="preserve">Bagian nyata -3 memberi konstanta waktu peluruhan 1/3 detik.</w:t>
-      </w:r>
-    </w:p>
-    <w:p>
-      <w:pPr>
-        <w:spacing w:line="360" w:lineRule="auto" w:after="120"/>
-        <w:jc w:val="both"/>
-      </w:pPr>
-      <w:r>
-        <w:rPr>
-          <w:rFonts w:ascii="Arial" w:hAnsi="Arial" w:cs="Arial"/>
-          <w:b w:val="0"/>
-          <w:i w:val="0"/>
-          <w:sz w:val="22"/>
-        </w:rPr>
-        <w:t xml:space="preserve">4. Tentukan mode tercepat</w:t>
-      </w:r>
-    </w:p>
-    <w:p>
-      <w:pPr>
-        <w:spacing w:before="40" w:after="120"/>
-        <w:jc w:val="center"/>
-      </w:pPr>
+        <w:t xml:space="preserve">z = b/(2·√(k·m)) = 12/(2·√(100)) = 0,6</w:t>
+      </w:r>
       <w:r>
         <w:rPr>
           <w:rFonts w:ascii="Arial" w:hAnsi="Arial" w:cs="Arial"/>
@@ -4316,37 +4824,46 @@
           <w:color w:val="305496"/>
           <w:sz w:val="22"/>
         </w:rPr>
-        <w:t xml:space="preserve">tau_tercepat = 1/3 = 0,333 s</w:t>
-      </w:r>
-    </w:p>
-    <w:p>
-      <w:pPr>
-        <w:spacing w:line="360" w:lineRule="auto" w:after="120"/>
-        <w:jc w:val="both"/>
-      </w:pPr>
-      <w:r>
-        <w:rPr>
-          <w:rFonts w:ascii="Arial" w:hAnsi="Arial" w:cs="Arial"/>
-          <w:b w:val="0"/>
-          <w:i w:val="0"/>
-          <w:sz w:val="22"/>
-        </w:rPr>
-        <w:t xml:space="preserve">Hanya ada satu pasangan pole sehingga inilah skala tercepat.</w:t>
-      </w:r>
-    </w:p>
-    <w:p>
-      <w:pPr>
-        <w:spacing w:line="360" w:lineRule="auto" w:after="120"/>
-        <w:jc w:val="both"/>
-      </w:pPr>
-      <w:r>
-        <w:rPr>
-          <w:rFonts w:ascii="Arial" w:hAnsi="Arial" w:cs="Arial"/>
-          <w:b w:val="0"/>
-          <w:i w:val="0"/>
-          <w:sz w:val="22"/>
-        </w:rPr>
-        <w:t xml:space="preserve">5. Pilih langkah waktu</w:t>
+        <w:t xml:space="preserve">   (12)</w:t>
+      </w:r>
+    </w:p>
+    <w:p>
+      <w:pPr>
+        <w:spacing w:line="360" w:lineRule="auto" w:after="120"/>
+        <w:jc w:val="both"/>
+      </w:pPr>
+      <w:r>
+        <w:rPr>
+          <w:rFonts w:ascii="Arial" w:hAnsi="Arial" w:cs="Arial"/>
+          <w:b w:val="0"/>
+          <w:i w:val="0"/>
+          <w:sz w:val="22"/>
+        </w:rPr>
+        <w:t xml:space="preserve">Nilai di antara nol dan satu, jadi respons berosilasi teredam.</w:t>
+      </w:r>
+      <w:r>
+        <w:rPr>
+          <w:rFonts w:ascii="Arial" w:hAnsi="Arial" w:cs="Arial"/>
+          <w:b w:val="0"/>
+          <w:i w:val="0"/>
+          <w:sz w:val="22"/>
+        </w:rPr>
+        <w:t xml:space="preserve"> Hubungan ini dirangkum dalam Persamaan (13).</w:t>
+      </w:r>
+    </w:p>
+    <w:p>
+      <w:pPr>
+        <w:spacing w:line="360" w:lineRule="auto" w:after="120"/>
+        <w:jc w:val="both"/>
+      </w:pPr>
+      <w:r>
+        <w:rPr>
+          <w:rFonts w:ascii="Arial" w:hAnsi="Arial" w:cs="Arial"/>
+          <w:b w:val="0"/>
+          <w:i w:val="0"/>
+          <w:sz w:val="22"/>
+        </w:rPr>
+        <w:t xml:space="preserve">3. Cari pole</w:t>
       </w:r>
     </w:p>
     <w:p>
@@ -4362,44 +4879,8 @@
           <w:color w:val="305496"/>
           <w:sz w:val="22"/>
         </w:rPr>
-        <w:t xml:space="preserve">dt &lt;= 0,1 * 0,333 = 0,033 s</w:t>
-      </w:r>
-    </w:p>
-    <w:p>
-      <w:pPr>
-        <w:spacing w:line="360" w:lineRule="auto" w:after="120"/>
-        <w:jc w:val="both"/>
-      </w:pPr>
-      <w:r>
-        <w:rPr>
-          <w:rFonts w:ascii="Arial" w:hAnsi="Arial" w:cs="Arial"/>
-          <w:b w:val="0"/>
-          <w:i w:val="0"/>
-          <w:sz w:val="22"/>
-        </w:rPr>
-        <w:t xml:space="preserve">Diambil dt = 0,01 s untuk margin, sekitar sepertiga batas.</w:t>
-      </w:r>
-    </w:p>
-    <w:p>
-      <w:pPr>
-        <w:spacing w:line="360" w:lineRule="auto" w:after="120"/>
-        <w:jc w:val="both"/>
-      </w:pPr>
-      <w:r>
-        <w:rPr>
-          <w:rFonts w:ascii="Arial" w:hAnsi="Arial" w:cs="Arial"/>
-          <w:b w:val="0"/>
-          <w:i w:val="0"/>
-          <w:sz w:val="22"/>
-        </w:rPr>
-        <w:t xml:space="preserve">6. Verifikasi</w:t>
-      </w:r>
-    </w:p>
-    <w:p>
-      <w:pPr>
-        <w:spacing w:before="40" w:after="120"/>
-        <w:jc w:val="center"/>
-      </w:pPr>
+        <w:t xml:space="preserve">s = -z·wn +/- j·wn·√(1-z</w:t>
+      </w:r>
       <w:r>
         <w:rPr>
           <w:rFonts w:ascii="Arial" w:hAnsi="Arial" w:cs="Arial"/>
@@ -4407,8 +4888,276 @@
           <w:i/>
           <w:color w:val="305496"/>
           <w:sz w:val="22"/>
+          <w:vertAlign w:val="superscript"/>
+        </w:rPr>
+        <w:t xml:space="preserve">2</w:t>
+      </w:r>
+      <w:r>
+        <w:rPr>
+          <w:rFonts w:ascii="Arial" w:hAnsi="Arial" w:cs="Arial"/>
+          <w:b/>
+          <w:i/>
+          <w:color w:val="305496"/>
+          <w:sz w:val="22"/>
+        </w:rPr>
+        <w:t xml:space="preserve">) = -3 +/- </w:t>
+      </w:r>
+      <w:r>
+        <w:rPr>
+          <w:rFonts w:ascii="Arial" w:hAnsi="Arial" w:cs="Arial"/>
+          <w:b/>
+          <w:i/>
+          <w:color w:val="305496"/>
+          <w:sz w:val="22"/>
+        </w:rPr>
+        <w:t xml:space="preserve">j</w:t>
+      </w:r>
+      <w:r>
+        <w:rPr>
+          <w:rFonts w:ascii="Arial" w:hAnsi="Arial" w:cs="Arial"/>
+          <w:b/>
+          <w:i/>
+          <w:color w:val="305496"/>
+          <w:sz w:val="22"/>
+          <w:vertAlign w:val="subscript"/>
+        </w:rPr>
+        <w:t xml:space="preserve">4</w:t>
+      </w:r>
+      <w:r>
+        <w:rPr>
+          <w:rFonts w:ascii="Arial" w:hAnsi="Arial" w:cs="Arial"/>
+          <w:b/>
+          <w:i/>
+          <w:color w:val="305496"/>
+          <w:sz w:val="22"/>
+        </w:rPr>
+        <w:t xml:space="preserve">   (13)</w:t>
+      </w:r>
+    </w:p>
+    <w:p>
+      <w:pPr>
+        <w:spacing w:line="360" w:lineRule="auto" w:after="120"/>
+        <w:jc w:val="both"/>
+      </w:pPr>
+      <w:r>
+        <w:rPr>
+          <w:rFonts w:ascii="Arial" w:hAnsi="Arial" w:cs="Arial"/>
+          <w:b w:val="0"/>
+          <w:i w:val="0"/>
+          <w:sz w:val="22"/>
+        </w:rPr>
+        <w:t xml:space="preserve">Bagian nyata -3 memberi konstanta waktu peluruhan 1/3 detik.</w:t>
+      </w:r>
+      <w:r>
+        <w:rPr>
+          <w:rFonts w:ascii="Arial" w:hAnsi="Arial" w:cs="Arial"/>
+          <w:b w:val="0"/>
+          <w:i w:val="0"/>
+          <w:sz w:val="22"/>
+        </w:rPr>
+        <w:t xml:space="preserve"> Bentuk ringkasnya dituliskan pada Persamaan (14).</w:t>
+      </w:r>
+    </w:p>
+    <w:p>
+      <w:pPr>
+        <w:spacing w:line="360" w:lineRule="auto" w:after="120"/>
+        <w:jc w:val="both"/>
+      </w:pPr>
+      <w:r>
+        <w:rPr>
+          <w:rFonts w:ascii="Arial" w:hAnsi="Arial" w:cs="Arial"/>
+          <w:b w:val="0"/>
+          <w:i w:val="0"/>
+          <w:sz w:val="22"/>
+        </w:rPr>
+        <w:t xml:space="preserve">4. Tentukan mode tercepat</w:t>
+      </w:r>
+    </w:p>
+    <w:p>
+      <w:pPr>
+        <w:spacing w:before="40" w:after="120"/>
+        <w:jc w:val="center"/>
+      </w:pPr>
+      <w:r>
+        <w:rPr>
+          <w:rFonts w:ascii="Arial" w:hAnsi="Arial" w:cs="Arial"/>
+          <w:b/>
+          <w:i/>
+          <w:color w:val="305496"/>
+          <w:sz w:val="22"/>
+        </w:rPr>
+        <w:t xml:space="preserve"/>
+      </w:r>
+      <w:r>
+        <w:rPr>
+          <w:rFonts w:ascii="Arial" w:hAnsi="Arial" w:cs="Arial"/>
+          <w:b/>
+          <w:i/>
+          <w:color w:val="305496"/>
+          <w:sz w:val="22"/>
+        </w:rPr>
+        <w:t xml:space="preserve">τ</w:t>
+      </w:r>
+      <w:r>
+        <w:rPr>
+          <w:rFonts w:ascii="Arial" w:hAnsi="Arial" w:cs="Arial"/>
+          <w:b/>
+          <w:i/>
+          <w:color w:val="305496"/>
+          <w:sz w:val="22"/>
+          <w:vertAlign w:val="subscript"/>
+        </w:rPr>
+        <w:t xml:space="preserve">tercepat</w:t>
+      </w:r>
+      <w:r>
+        <w:rPr>
+          <w:rFonts w:ascii="Arial" w:hAnsi="Arial" w:cs="Arial"/>
+          <w:b/>
+          <w:i/>
+          <w:color w:val="305496"/>
+          <w:sz w:val="22"/>
+        </w:rPr>
+        <w:t xml:space="preserve"> = 1/3 = 0,333 s</w:t>
+      </w:r>
+      <w:r>
+        <w:rPr>
+          <w:rFonts w:ascii="Arial" w:hAnsi="Arial" w:cs="Arial"/>
+          <w:b/>
+          <w:i/>
+          <w:color w:val="305496"/>
+          <w:sz w:val="22"/>
+        </w:rPr>
+        <w:t xml:space="preserve">   (14)</w:t>
+      </w:r>
+    </w:p>
+    <w:p>
+      <w:pPr>
+        <w:spacing w:line="360" w:lineRule="auto" w:after="120"/>
+        <w:jc w:val="both"/>
+      </w:pPr>
+      <w:r>
+        <w:rPr>
+          <w:rFonts w:ascii="Arial" w:hAnsi="Arial" w:cs="Arial"/>
+          <w:b w:val="0"/>
+          <w:i w:val="0"/>
+          <w:sz w:val="22"/>
+        </w:rPr>
+        <w:t xml:space="preserve">Hanya ada satu pasangan pole sehingga inilah skala tercepat.</w:t>
+      </w:r>
+      <w:r>
+        <w:rPr>
+          <w:rFonts w:ascii="Arial" w:hAnsi="Arial" w:cs="Arial"/>
+          <w:b w:val="0"/>
+          <w:i w:val="0"/>
+          <w:sz w:val="22"/>
+        </w:rPr>
+        <w:t xml:space="preserve"> Persamaan (15) memadatkan aturan tersebut.</w:t>
+      </w:r>
+    </w:p>
+    <w:p>
+      <w:pPr>
+        <w:spacing w:line="360" w:lineRule="auto" w:after="120"/>
+        <w:jc w:val="both"/>
+      </w:pPr>
+      <w:r>
+        <w:rPr>
+          <w:rFonts w:ascii="Arial" w:hAnsi="Arial" w:cs="Arial"/>
+          <w:b w:val="0"/>
+          <w:i w:val="0"/>
+          <w:sz w:val="22"/>
+        </w:rPr>
+        <w:t xml:space="preserve">5. Pilih langkah waktu</w:t>
+      </w:r>
+    </w:p>
+    <w:p>
+      <w:pPr>
+        <w:spacing w:before="40" w:after="120"/>
+        <w:jc w:val="center"/>
+      </w:pPr>
+      <w:r>
+        <w:rPr>
+          <w:rFonts w:ascii="Arial" w:hAnsi="Arial" w:cs="Arial"/>
+          <w:b/>
+          <w:i/>
+          <w:color w:val="305496"/>
+          <w:sz w:val="22"/>
+        </w:rPr>
+        <w:t xml:space="preserve">dt ≤ 0,1·0,333 = 0,033 s</w:t>
+      </w:r>
+      <w:r>
+        <w:rPr>
+          <w:rFonts w:ascii="Arial" w:hAnsi="Arial" w:cs="Arial"/>
+          <w:b/>
+          <w:i/>
+          <w:color w:val="305496"/>
+          <w:sz w:val="22"/>
+        </w:rPr>
+        <w:t xml:space="preserve">   (15)</w:t>
+      </w:r>
+    </w:p>
+    <w:p>
+      <w:pPr>
+        <w:spacing w:line="360" w:lineRule="auto" w:after="120"/>
+        <w:jc w:val="both"/>
+      </w:pPr>
+      <w:r>
+        <w:rPr>
+          <w:rFonts w:ascii="Arial" w:hAnsi="Arial" w:cs="Arial"/>
+          <w:b w:val="0"/>
+          <w:i w:val="0"/>
+          <w:sz w:val="22"/>
+        </w:rPr>
+        <w:t xml:space="preserve">Diambil dt = 0,01 s untuk margin, sekitar sepertiga batas.</w:t>
+      </w:r>
+      <w:r>
+        <w:rPr>
+          <w:rFonts w:ascii="Arial" w:hAnsi="Arial" w:cs="Arial"/>
+          <w:b w:val="0"/>
+          <w:i w:val="0"/>
+          <w:sz w:val="22"/>
+        </w:rPr>
+        <w:t xml:space="preserve"> Rangkuman kuantitatifnya tertulis pada Persamaan (16).</w:t>
+      </w:r>
+    </w:p>
+    <w:p>
+      <w:pPr>
+        <w:spacing w:line="360" w:lineRule="auto" w:after="120"/>
+        <w:jc w:val="both"/>
+      </w:pPr>
+      <w:r>
+        <w:rPr>
+          <w:rFonts w:ascii="Arial" w:hAnsi="Arial" w:cs="Arial"/>
+          <w:b w:val="0"/>
+          <w:i w:val="0"/>
+          <w:sz w:val="22"/>
+        </w:rPr>
+        <w:t xml:space="preserve">6. Verifikasi</w:t>
+      </w:r>
+    </w:p>
+    <w:p>
+      <w:pPr>
+        <w:spacing w:before="40" w:after="120"/>
+        <w:jc w:val="center"/>
+      </w:pPr>
+      <w:r>
+        <w:rPr>
+          <w:rFonts w:ascii="Arial" w:hAnsi="Arial" w:cs="Arial"/>
+          <w:b/>
+          <w:i/>
+          <w:color w:val="305496"/>
+          <w:sz w:val="22"/>
         </w:rPr>
         <w:t xml:space="preserve">ulangi pada dt = 0,005 s</w:t>
+      </w:r>
+      <w:r>
+        <w:rPr>
+          <w:rFonts w:ascii="Arial" w:hAnsi="Arial" w:cs="Arial"/>
+          <w:b/>
+          <w:i/>
+          <w:color w:val="305496"/>
+          <w:sz w:val="22"/>
+        </w:rPr>
+        <w:t xml:space="preserve">   (16)</w:t>
       </w:r>
     </w:p>
     <w:p>
@@ -5514,7 +6263,16 @@
           <w:i w:val="0"/>
           <w:sz w:val="22"/>
         </w:rPr>
-        <w:t xml:space="preserve">Parameter acuan: Sistem massa-pegas-peredam dengan persamaan m*x'' + b*x' + k*x = F(t), diberi gaya step F = 10 N dan kondisi awal nol. Dinamika actuator diabaikan kecuali soal menyebutkannya. Gunakan angka ini kecuali soal menyebut angka lain.</w:t>
+        <w:t xml:space="preserve">Parameter acuan: Sistem massa-pegas-peredam dengan persamaan m·x'' + b·x' + k·x = F(t), diberi gaya step F = 10 N dan kondisi awal nol. Dinamika actuator diabaikan kecuali soal menyebutkannya. Gunakan angka ini kecuali soal menyebut angka lain.</w:t>
+      </w:r>
+      <w:r>
+        <w:rPr>
+          <w:rFonts w:ascii="Arial" w:hAnsi="Arial" w:cs="Arial"/>
+          <w:b w:val="0"/>
+          <w:i w:val="0"/>
+          <w:sz w:val="22"/>
+        </w:rPr>
+        <w:t xml:space="preserve"> Rinciannya dirangkum pada Tabel 1.</w:t>
       </w:r>
     </w:p>
     <w:p>
@@ -5711,7 +6469,7 @@
                 <w:i w:val="0"/>
                 <w:sz w:val="19"/>
               </w:rPr>
-              <w:t xml:space="preserve">12 N.s/m</w:t>
+              <w:t xml:space="preserve">12 N·s/m</w:t>
             </w:r>
           </w:p>
         </w:tc>
@@ -5863,7 +6621,7 @@
           <w:i w:val="0"/>
           <w:sz w:val="22"/>
         </w:rPr>
-        <w:t xml:space="preserve">–  PETUNJUK: Langkah: 1) tulis wn = sqrt(k/m). 2) masukkan k = 50 dan m = 2. 3) hitung akarnya.</w:t>
+        <w:t xml:space="preserve">–  PETUNJUK: Langkah: 1) tulis wn = √(k/m). 2) masukkan k = 50 dan m = 2. 3) hitung akarnya.</w:t>
       </w:r>
     </w:p>
     <w:p>
@@ -5893,7 +6651,7 @@
           <w:i w:val="0"/>
           <w:sz w:val="22"/>
         </w:rPr>
-        <w:t xml:space="preserve">–  PETUNJUK: Langkah: 1) tulis z = b/(2*sqrt(k*m)). 2) hitung k*m lalu akarnya. 3) bagi b dengan dua kali hasil itu.</w:t>
+        <w:t xml:space="preserve">–  PETUNJUK: Langkah: 1) tulis z = b/(2·√(k·m)). 2) hitung k·m lalu akarnya. 3) bagi b dengan dua kali hasil itu.</w:t>
       </w:r>
     </w:p>
     <w:p>
@@ -5923,37 +6681,131 @@
           <w:i w:val="0"/>
           <w:sz w:val="22"/>
         </w:rPr>
-        <w:t xml:space="preserve">–  PETUNJUK: Langkah: 1) peroleh wn. 2) peroleh z. 3) hitung sqrt(1 - z^2). 4) wd = wn x sqrt(1-z^2).</w:t>
-      </w:r>
-    </w:p>
-    <w:p>
-      <w:pPr>
-        <w:spacing w:line="360" w:lineRule="auto" w:after="120"/>
-        <w:jc w:val="both"/>
-      </w:pPr>
-      <w:r>
-        <w:rPr>
-          <w:rFonts w:ascii="Arial" w:hAnsi="Arial" w:cs="Arial"/>
-          <w:b w:val="0"/>
-          <w:i w:val="0"/>
-          <w:sz w:val="22"/>
-        </w:rPr>
-        <w:t xml:space="preserve">C4. Hitung perpindahan tunak massa akibat gaya step, dalam meter. Cetak: x_ss.</w:t>
-      </w:r>
-    </w:p>
-    <w:p>
-      <w:pPr>
-        <w:spacing w:line="360" w:lineRule="auto" w:after="120"/>
-        <w:jc w:val="both"/>
-      </w:pPr>
-      <w:r>
-        <w:rPr>
-          <w:rFonts w:ascii="Arial" w:hAnsi="Arial" w:cs="Arial"/>
-          <w:b w:val="0"/>
-          <w:i w:val="0"/>
-          <w:sz w:val="22"/>
-        </w:rPr>
-        <w:t xml:space="preserve">–  PETUNJUK: Langkah: 1) pada keadaan tunak percepatan dan kecepatan bernilai nol. 2) persamaannya menyisakan k*x = F. 3) x_ss = F/k.</w:t>
+        <w:t xml:space="preserve">–  PETUNJUK: Langkah: 1) peroleh wn. 2) peroleh z. 3) hitung √(1 - z</w:t>
+      </w:r>
+      <w:r>
+        <w:rPr>
+          <w:rFonts w:ascii="Arial" w:hAnsi="Arial" w:cs="Arial"/>
+          <w:b w:val="0"/>
+          <w:i w:val="0"/>
+          <w:sz w:val="22"/>
+          <w:vertAlign w:val="superscript"/>
+        </w:rPr>
+        <w:t xml:space="preserve">2</w:t>
+      </w:r>
+      <w:r>
+        <w:rPr>
+          <w:rFonts w:ascii="Arial" w:hAnsi="Arial" w:cs="Arial"/>
+          <w:b w:val="0"/>
+          <w:i w:val="0"/>
+          <w:sz w:val="22"/>
+        </w:rPr>
+        <w:t xml:space="preserve">). 4) wd = wn x √(1-z</w:t>
+      </w:r>
+      <w:r>
+        <w:rPr>
+          <w:rFonts w:ascii="Arial" w:hAnsi="Arial" w:cs="Arial"/>
+          <w:b w:val="0"/>
+          <w:i w:val="0"/>
+          <w:sz w:val="22"/>
+          <w:vertAlign w:val="superscript"/>
+        </w:rPr>
+        <w:t xml:space="preserve">2</w:t>
+      </w:r>
+      <w:r>
+        <w:rPr>
+          <w:rFonts w:ascii="Arial" w:hAnsi="Arial" w:cs="Arial"/>
+          <w:b w:val="0"/>
+          <w:i w:val="0"/>
+          <w:sz w:val="22"/>
+        </w:rPr>
+        <w:t xml:space="preserve">).</w:t>
+      </w:r>
+    </w:p>
+    <w:p>
+      <w:pPr>
+        <w:spacing w:line="360" w:lineRule="auto" w:after="120"/>
+        <w:jc w:val="both"/>
+      </w:pPr>
+      <w:r>
+        <w:rPr>
+          <w:rFonts w:ascii="Arial" w:hAnsi="Arial" w:cs="Arial"/>
+          <w:b w:val="0"/>
+          <w:i w:val="0"/>
+          <w:sz w:val="22"/>
+        </w:rPr>
+        <w:t xml:space="preserve">C4. Hitung perpindahan tunak massa akibat gaya step, dalam meter. Cetak: </w:t>
+      </w:r>
+      <w:r>
+        <w:rPr>
+          <w:rFonts w:ascii="Arial" w:hAnsi="Arial" w:cs="Arial"/>
+          <w:b w:val="0"/>
+          <w:i w:val="0"/>
+          <w:sz w:val="22"/>
+        </w:rPr>
+        <w:t xml:space="preserve">x</w:t>
+      </w:r>
+      <w:r>
+        <w:rPr>
+          <w:rFonts w:ascii="Arial" w:hAnsi="Arial" w:cs="Arial"/>
+          <w:b w:val="0"/>
+          <w:i w:val="0"/>
+          <w:sz w:val="22"/>
+          <w:vertAlign w:val="subscript"/>
+        </w:rPr>
+        <w:t xml:space="preserve">ss</w:t>
+      </w:r>
+      <w:r>
+        <w:rPr>
+          <w:rFonts w:ascii="Arial" w:hAnsi="Arial" w:cs="Arial"/>
+          <w:b w:val="0"/>
+          <w:i w:val="0"/>
+          <w:sz w:val="22"/>
+        </w:rPr>
+        <w:t xml:space="preserve">.</w:t>
+      </w:r>
+    </w:p>
+    <w:p>
+      <w:pPr>
+        <w:spacing w:line="360" w:lineRule="auto" w:after="120"/>
+        <w:jc w:val="both"/>
+      </w:pPr>
+      <w:r>
+        <w:rPr>
+          <w:rFonts w:ascii="Arial" w:hAnsi="Arial" w:cs="Arial"/>
+          <w:b w:val="0"/>
+          <w:i w:val="0"/>
+          <w:sz w:val="22"/>
+        </w:rPr>
+        <w:t xml:space="preserve">–  PETUNJUK: Langkah: 1) pada keadaan tunak percepatan dan kecepatan bernilai nol. 2) persamaannya menyisakan k·x = F. 3) </w:t>
+      </w:r>
+      <w:r>
+        <w:rPr>
+          <w:rFonts w:ascii="Arial" w:hAnsi="Arial" w:cs="Arial"/>
+          <w:b w:val="0"/>
+          <w:i w:val="0"/>
+          <w:sz w:val="22"/>
+        </w:rPr>
+        <w:t xml:space="preserve">x</w:t>
+      </w:r>
+      <w:r>
+        <w:rPr>
+          <w:rFonts w:ascii="Arial" w:hAnsi="Arial" w:cs="Arial"/>
+          <w:b w:val="0"/>
+          <w:i w:val="0"/>
+          <w:sz w:val="22"/>
+          <w:vertAlign w:val="subscript"/>
+        </w:rPr>
+        <w:t xml:space="preserve">ss</w:t>
+      </w:r>
+      <w:r>
+        <w:rPr>
+          <w:rFonts w:ascii="Arial" w:hAnsi="Arial" w:cs="Arial"/>
+          <w:b w:val="0"/>
+          <w:i w:val="0"/>
+          <w:sz w:val="22"/>
+        </w:rPr>
+        <w:t xml:space="preserve"> = F/k.</w:t>
       </w:r>
     </w:p>
     <w:p>
@@ -5983,142 +6835,442 @@
           <w:i w:val="0"/>
           <w:sz w:val="22"/>
         </w:rPr>
-        <w:t xml:space="preserve">–  PETUNJUK: Langkah: 1) peroleh z. 2) hitung sqrt(1 - z^2). 3) hitung pi*z/sqrt(1-z^2). 4) Mp = exp(-hasil) lalu kalikan 100.</w:t>
-      </w:r>
-    </w:p>
-    <w:p>
-      <w:pPr>
-        <w:spacing w:line="360" w:lineRule="auto" w:after="120"/>
-        <w:jc w:val="both"/>
-      </w:pPr>
-      <w:r>
-        <w:rPr>
-          <w:rFonts w:ascii="Arial" w:hAnsi="Arial" w:cs="Arial"/>
-          <w:b w:val="0"/>
-          <w:i w:val="0"/>
-          <w:sz w:val="22"/>
-        </w:rPr>
-        <w:t xml:space="preserve">C6. Hitung perpindahan puncak massa dalam meter. Cetak: x_puncak.</w:t>
-      </w:r>
-    </w:p>
-    <w:p>
-      <w:pPr>
-        <w:spacing w:line="360" w:lineRule="auto" w:after="120"/>
-        <w:jc w:val="both"/>
-      </w:pPr>
-      <w:r>
-        <w:rPr>
-          <w:rFonts w:ascii="Arial" w:hAnsi="Arial" w:cs="Arial"/>
-          <w:b w:val="0"/>
-          <w:i w:val="0"/>
-          <w:sz w:val="22"/>
-        </w:rPr>
-        <w:t xml:space="preserve">–  PETUNJUK: Langkah: 1) peroleh z. 2) hitung Mp. 3) hitung x_ss = F/k. 4) x_puncak = x_ss x (1 + Mp).</w:t>
-      </w:r>
-    </w:p>
-    <w:p>
-      <w:pPr>
-        <w:spacing w:line="360" w:lineRule="auto" w:after="120"/>
-        <w:jc w:val="both"/>
-      </w:pPr>
-      <w:r>
-        <w:rPr>
-          <w:rFonts w:ascii="Arial" w:hAnsi="Arial" w:cs="Arial"/>
-          <w:b w:val="0"/>
-          <w:i w:val="0"/>
-          <w:sz w:val="22"/>
-        </w:rPr>
-        <w:t xml:space="preserve">C7. Hitung waktu puncak dalam detik. Cetak: t_p.</w:t>
-      </w:r>
-    </w:p>
-    <w:p>
-      <w:pPr>
-        <w:spacing w:line="360" w:lineRule="auto" w:after="120"/>
-        <w:jc w:val="both"/>
-      </w:pPr>
-      <w:r>
-        <w:rPr>
-          <w:rFonts w:ascii="Arial" w:hAnsi="Arial" w:cs="Arial"/>
-          <w:b w:val="0"/>
-          <w:i w:val="0"/>
-          <w:sz w:val="22"/>
-        </w:rPr>
-        <w:t xml:space="preserve">–  PETUNJUK: Langkah: 1) peroleh wn dan z. 2) hitung sqrt(1 - z^2). 3) wd = wn x sqrt(1-z^2). 4) t_p = pi/wd.</w:t>
-      </w:r>
-    </w:p>
-    <w:p>
-      <w:pPr>
-        <w:spacing w:line="360" w:lineRule="auto" w:after="120"/>
-        <w:jc w:val="both"/>
-      </w:pPr>
-      <w:r>
-        <w:rPr>
-          <w:rFonts w:ascii="Arial" w:hAnsi="Arial" w:cs="Arial"/>
-          <w:b w:val="0"/>
-          <w:i w:val="0"/>
-          <w:sz w:val="22"/>
-        </w:rPr>
-        <w:t xml:space="preserve">C8. Hitung waktu menetap pada pita dua persen, dalam detik. Cetak: t_s.</w:t>
-      </w:r>
-    </w:p>
-    <w:p>
-      <w:pPr>
-        <w:spacing w:line="360" w:lineRule="auto" w:after="120"/>
-        <w:jc w:val="both"/>
-      </w:pPr>
-      <w:r>
-        <w:rPr>
-          <w:rFonts w:ascii="Arial" w:hAnsi="Arial" w:cs="Arial"/>
-          <w:b w:val="0"/>
-          <w:i w:val="0"/>
-          <w:sz w:val="22"/>
-        </w:rPr>
-        <w:t xml:space="preserve">–  PETUNJUK: Langkah: 1) peroleh wn dan z. 2) hitung hasil kali z x wn. 3) t_s = 4/(z x wn).</w:t>
-      </w:r>
-    </w:p>
-    <w:p>
-      <w:pPr>
-        <w:spacing w:line="360" w:lineRule="auto" w:after="120"/>
-        <w:jc w:val="both"/>
-      </w:pPr>
-      <w:r>
-        <w:rPr>
-          <w:rFonts w:ascii="Arial" w:hAnsi="Arial" w:cs="Arial"/>
-          <w:b w:val="0"/>
-          <w:i w:val="0"/>
-          <w:sz w:val="22"/>
-        </w:rPr>
-        <w:t xml:space="preserve">C9. Hitung konstanta waktu peluruhan selubung osilasi, dalam detik. Cetak: tau selubung.</w:t>
-      </w:r>
-    </w:p>
-    <w:p>
-      <w:pPr>
-        <w:spacing w:line="360" w:lineRule="auto" w:after="120"/>
-        <w:jc w:val="both"/>
-      </w:pPr>
-      <w:r>
-        <w:rPr>
-          <w:rFonts w:ascii="Arial" w:hAnsi="Arial" w:cs="Arial"/>
-          <w:b w:val="0"/>
-          <w:i w:val="0"/>
-          <w:sz w:val="22"/>
-        </w:rPr>
-        <w:t xml:space="preserve">–  PETUNJUK: Langkah: 1) peroleh z dan wn. 2) bagian nyata pole adalah -z*wn. 3) konstanta waktu = 1/(z x wn).</w:t>
-      </w:r>
-    </w:p>
-    <w:p>
-      <w:pPr>
-        <w:spacing w:line="360" w:lineRule="auto" w:after="120"/>
-        <w:jc w:val="both"/>
-      </w:pPr>
-      <w:r>
-        <w:rPr>
-          <w:rFonts w:ascii="Arial" w:hAnsi="Arial" w:cs="Arial"/>
-          <w:b w:val="0"/>
-          <w:i w:val="0"/>
-          <w:sz w:val="22"/>
-        </w:rPr>
-        <w:t xml:space="preserve">C10. Tentukan langkah waktu maksimum untuk solver langkah tetap, memakai aturan dt &lt;= 0,1 kali konstanta waktu tercepat. Cetak dalam detik.</w:t>
+        <w:t xml:space="preserve">–  PETUNJUK: Langkah: 1) peroleh z. 2) hitung √(1 - z</w:t>
+      </w:r>
+      <w:r>
+        <w:rPr>
+          <w:rFonts w:ascii="Arial" w:hAnsi="Arial" w:cs="Arial"/>
+          <w:b w:val="0"/>
+          <w:i w:val="0"/>
+          <w:sz w:val="22"/>
+          <w:vertAlign w:val="superscript"/>
+        </w:rPr>
+        <w:t xml:space="preserve">2</w:t>
+      </w:r>
+      <w:r>
+        <w:rPr>
+          <w:rFonts w:ascii="Arial" w:hAnsi="Arial" w:cs="Arial"/>
+          <w:b w:val="0"/>
+          <w:i w:val="0"/>
+          <w:sz w:val="22"/>
+        </w:rPr>
+        <w:t xml:space="preserve">). 3) hitung π·z/√(1-z</w:t>
+      </w:r>
+      <w:r>
+        <w:rPr>
+          <w:rFonts w:ascii="Arial" w:hAnsi="Arial" w:cs="Arial"/>
+          <w:b w:val="0"/>
+          <w:i w:val="0"/>
+          <w:sz w:val="22"/>
+          <w:vertAlign w:val="superscript"/>
+        </w:rPr>
+        <w:t xml:space="preserve">2</w:t>
+      </w:r>
+      <w:r>
+        <w:rPr>
+          <w:rFonts w:ascii="Arial" w:hAnsi="Arial" w:cs="Arial"/>
+          <w:b w:val="0"/>
+          <w:i w:val="0"/>
+          <w:sz w:val="22"/>
+        </w:rPr>
+        <w:t xml:space="preserve">). 4) Mp = exp(-hasil) lalu kalikan 100.</w:t>
+      </w:r>
+    </w:p>
+    <w:p>
+      <w:pPr>
+        <w:spacing w:line="360" w:lineRule="auto" w:after="120"/>
+        <w:jc w:val="both"/>
+      </w:pPr>
+      <w:r>
+        <w:rPr>
+          <w:rFonts w:ascii="Arial" w:hAnsi="Arial" w:cs="Arial"/>
+          <w:b w:val="0"/>
+          <w:i w:val="0"/>
+          <w:sz w:val="22"/>
+        </w:rPr>
+        <w:t xml:space="preserve">C6. Hitung perpindahan puncak massa dalam meter. Cetak: </w:t>
+      </w:r>
+      <w:r>
+        <w:rPr>
+          <w:rFonts w:ascii="Arial" w:hAnsi="Arial" w:cs="Arial"/>
+          <w:b w:val="0"/>
+          <w:i w:val="0"/>
+          <w:sz w:val="22"/>
+        </w:rPr>
+        <w:t xml:space="preserve">x</w:t>
+      </w:r>
+      <w:r>
+        <w:rPr>
+          <w:rFonts w:ascii="Arial" w:hAnsi="Arial" w:cs="Arial"/>
+          <w:b w:val="0"/>
+          <w:i w:val="0"/>
+          <w:sz w:val="22"/>
+          <w:vertAlign w:val="subscript"/>
+        </w:rPr>
+        <w:t xml:space="preserve">puncak</w:t>
+      </w:r>
+      <w:r>
+        <w:rPr>
+          <w:rFonts w:ascii="Arial" w:hAnsi="Arial" w:cs="Arial"/>
+          <w:b w:val="0"/>
+          <w:i w:val="0"/>
+          <w:sz w:val="22"/>
+        </w:rPr>
+        <w:t xml:space="preserve">.</w:t>
+      </w:r>
+    </w:p>
+    <w:p>
+      <w:pPr>
+        <w:spacing w:line="360" w:lineRule="auto" w:after="120"/>
+        <w:jc w:val="both"/>
+      </w:pPr>
+      <w:r>
+        <w:rPr>
+          <w:rFonts w:ascii="Arial" w:hAnsi="Arial" w:cs="Arial"/>
+          <w:b w:val="0"/>
+          <w:i w:val="0"/>
+          <w:sz w:val="22"/>
+        </w:rPr>
+        <w:t xml:space="preserve">–  PETUNJUK: Langkah: 1) peroleh z. 2) hitung Mp. 3) hitung </w:t>
+      </w:r>
+      <w:r>
+        <w:rPr>
+          <w:rFonts w:ascii="Arial" w:hAnsi="Arial" w:cs="Arial"/>
+          <w:b w:val="0"/>
+          <w:i w:val="0"/>
+          <w:sz w:val="22"/>
+        </w:rPr>
+        <w:t xml:space="preserve">x</w:t>
+      </w:r>
+      <w:r>
+        <w:rPr>
+          <w:rFonts w:ascii="Arial" w:hAnsi="Arial" w:cs="Arial"/>
+          <w:b w:val="0"/>
+          <w:i w:val="0"/>
+          <w:sz w:val="22"/>
+          <w:vertAlign w:val="subscript"/>
+        </w:rPr>
+        <w:t xml:space="preserve">ss</w:t>
+      </w:r>
+      <w:r>
+        <w:rPr>
+          <w:rFonts w:ascii="Arial" w:hAnsi="Arial" w:cs="Arial"/>
+          <w:b w:val="0"/>
+          <w:i w:val="0"/>
+          <w:sz w:val="22"/>
+        </w:rPr>
+        <w:t xml:space="preserve"> = F/k. 4) </w:t>
+      </w:r>
+      <w:r>
+        <w:rPr>
+          <w:rFonts w:ascii="Arial" w:hAnsi="Arial" w:cs="Arial"/>
+          <w:b w:val="0"/>
+          <w:i w:val="0"/>
+          <w:sz w:val="22"/>
+        </w:rPr>
+        <w:t xml:space="preserve">x</w:t>
+      </w:r>
+      <w:r>
+        <w:rPr>
+          <w:rFonts w:ascii="Arial" w:hAnsi="Arial" w:cs="Arial"/>
+          <w:b w:val="0"/>
+          <w:i w:val="0"/>
+          <w:sz w:val="22"/>
+          <w:vertAlign w:val="subscript"/>
+        </w:rPr>
+        <w:t xml:space="preserve">puncak</w:t>
+      </w:r>
+      <w:r>
+        <w:rPr>
+          <w:rFonts w:ascii="Arial" w:hAnsi="Arial" w:cs="Arial"/>
+          <w:b w:val="0"/>
+          <w:i w:val="0"/>
+          <w:sz w:val="22"/>
+        </w:rPr>
+        <w:t xml:space="preserve"> = </w:t>
+      </w:r>
+      <w:r>
+        <w:rPr>
+          <w:rFonts w:ascii="Arial" w:hAnsi="Arial" w:cs="Arial"/>
+          <w:b w:val="0"/>
+          <w:i w:val="0"/>
+          <w:sz w:val="22"/>
+        </w:rPr>
+        <w:t xml:space="preserve">x</w:t>
+      </w:r>
+      <w:r>
+        <w:rPr>
+          <w:rFonts w:ascii="Arial" w:hAnsi="Arial" w:cs="Arial"/>
+          <w:b w:val="0"/>
+          <w:i w:val="0"/>
+          <w:sz w:val="22"/>
+          <w:vertAlign w:val="subscript"/>
+        </w:rPr>
+        <w:t xml:space="preserve">ss</w:t>
+      </w:r>
+      <w:r>
+        <w:rPr>
+          <w:rFonts w:ascii="Arial" w:hAnsi="Arial" w:cs="Arial"/>
+          <w:b w:val="0"/>
+          <w:i w:val="0"/>
+          <w:sz w:val="22"/>
+        </w:rPr>
+        <w:t xml:space="preserve"> x (1 + Mp).</w:t>
+      </w:r>
+    </w:p>
+    <w:p>
+      <w:pPr>
+        <w:spacing w:line="360" w:lineRule="auto" w:after="120"/>
+        <w:jc w:val="both"/>
+      </w:pPr>
+      <w:r>
+        <w:rPr>
+          <w:rFonts w:ascii="Arial" w:hAnsi="Arial" w:cs="Arial"/>
+          <w:b w:val="0"/>
+          <w:i w:val="0"/>
+          <w:sz w:val="22"/>
+        </w:rPr>
+        <w:t xml:space="preserve">C7. Hitung waktu puncak dalam detik. Cetak: </w:t>
+      </w:r>
+      <w:r>
+        <w:rPr>
+          <w:rFonts w:ascii="Arial" w:hAnsi="Arial" w:cs="Arial"/>
+          <w:b w:val="0"/>
+          <w:i w:val="0"/>
+          <w:sz w:val="22"/>
+        </w:rPr>
+        <w:t xml:space="preserve">t</w:t>
+      </w:r>
+      <w:r>
+        <w:rPr>
+          <w:rFonts w:ascii="Arial" w:hAnsi="Arial" w:cs="Arial"/>
+          <w:b w:val="0"/>
+          <w:i w:val="0"/>
+          <w:sz w:val="22"/>
+          <w:vertAlign w:val="subscript"/>
+        </w:rPr>
+        <w:t xml:space="preserve">p</w:t>
+      </w:r>
+      <w:r>
+        <w:rPr>
+          <w:rFonts w:ascii="Arial" w:hAnsi="Arial" w:cs="Arial"/>
+          <w:b w:val="0"/>
+          <w:i w:val="0"/>
+          <w:sz w:val="22"/>
+        </w:rPr>
+        <w:t xml:space="preserve">.</w:t>
+      </w:r>
+    </w:p>
+    <w:p>
+      <w:pPr>
+        <w:spacing w:line="360" w:lineRule="auto" w:after="120"/>
+        <w:jc w:val="both"/>
+      </w:pPr>
+      <w:r>
+        <w:rPr>
+          <w:rFonts w:ascii="Arial" w:hAnsi="Arial" w:cs="Arial"/>
+          <w:b w:val="0"/>
+          <w:i w:val="0"/>
+          <w:sz w:val="22"/>
+        </w:rPr>
+        <w:t xml:space="preserve">–  PETUNJUK: Langkah: 1) peroleh wn dan z. 2) hitung √(1 - z</w:t>
+      </w:r>
+      <w:r>
+        <w:rPr>
+          <w:rFonts w:ascii="Arial" w:hAnsi="Arial" w:cs="Arial"/>
+          <w:b w:val="0"/>
+          <w:i w:val="0"/>
+          <w:sz w:val="22"/>
+          <w:vertAlign w:val="superscript"/>
+        </w:rPr>
+        <w:t xml:space="preserve">2</w:t>
+      </w:r>
+      <w:r>
+        <w:rPr>
+          <w:rFonts w:ascii="Arial" w:hAnsi="Arial" w:cs="Arial"/>
+          <w:b w:val="0"/>
+          <w:i w:val="0"/>
+          <w:sz w:val="22"/>
+        </w:rPr>
+        <w:t xml:space="preserve">). 3) wd = wn x √(1-z</w:t>
+      </w:r>
+      <w:r>
+        <w:rPr>
+          <w:rFonts w:ascii="Arial" w:hAnsi="Arial" w:cs="Arial"/>
+          <w:b w:val="0"/>
+          <w:i w:val="0"/>
+          <w:sz w:val="22"/>
+          <w:vertAlign w:val="superscript"/>
+        </w:rPr>
+        <w:t xml:space="preserve">2</w:t>
+      </w:r>
+      <w:r>
+        <w:rPr>
+          <w:rFonts w:ascii="Arial" w:hAnsi="Arial" w:cs="Arial"/>
+          <w:b w:val="0"/>
+          <w:i w:val="0"/>
+          <w:sz w:val="22"/>
+        </w:rPr>
+        <w:t xml:space="preserve">). 4) </w:t>
+      </w:r>
+      <w:r>
+        <w:rPr>
+          <w:rFonts w:ascii="Arial" w:hAnsi="Arial" w:cs="Arial"/>
+          <w:b w:val="0"/>
+          <w:i w:val="0"/>
+          <w:sz w:val="22"/>
+        </w:rPr>
+        <w:t xml:space="preserve">t</w:t>
+      </w:r>
+      <w:r>
+        <w:rPr>
+          <w:rFonts w:ascii="Arial" w:hAnsi="Arial" w:cs="Arial"/>
+          <w:b w:val="0"/>
+          <w:i w:val="0"/>
+          <w:sz w:val="22"/>
+          <w:vertAlign w:val="subscript"/>
+        </w:rPr>
+        <w:t xml:space="preserve">p</w:t>
+      </w:r>
+      <w:r>
+        <w:rPr>
+          <w:rFonts w:ascii="Arial" w:hAnsi="Arial" w:cs="Arial"/>
+          <w:b w:val="0"/>
+          <w:i w:val="0"/>
+          <w:sz w:val="22"/>
+        </w:rPr>
+        <w:t xml:space="preserve"> = π/wd.</w:t>
+      </w:r>
+    </w:p>
+    <w:p>
+      <w:pPr>
+        <w:spacing w:line="360" w:lineRule="auto" w:after="120"/>
+        <w:jc w:val="both"/>
+      </w:pPr>
+      <w:r>
+        <w:rPr>
+          <w:rFonts w:ascii="Arial" w:hAnsi="Arial" w:cs="Arial"/>
+          <w:b w:val="0"/>
+          <w:i w:val="0"/>
+          <w:sz w:val="22"/>
+        </w:rPr>
+        <w:t xml:space="preserve">C8. Hitung waktu menetap pada pita dua persen, dalam detik. Cetak: </w:t>
+      </w:r>
+      <w:r>
+        <w:rPr>
+          <w:rFonts w:ascii="Arial" w:hAnsi="Arial" w:cs="Arial"/>
+          <w:b w:val="0"/>
+          <w:i w:val="0"/>
+          <w:sz w:val="22"/>
+        </w:rPr>
+        <w:t xml:space="preserve">t</w:t>
+      </w:r>
+      <w:r>
+        <w:rPr>
+          <w:rFonts w:ascii="Arial" w:hAnsi="Arial" w:cs="Arial"/>
+          <w:b w:val="0"/>
+          <w:i w:val="0"/>
+          <w:sz w:val="22"/>
+          <w:vertAlign w:val="subscript"/>
+        </w:rPr>
+        <w:t xml:space="preserve">s</w:t>
+      </w:r>
+      <w:r>
+        <w:rPr>
+          <w:rFonts w:ascii="Arial" w:hAnsi="Arial" w:cs="Arial"/>
+          <w:b w:val="0"/>
+          <w:i w:val="0"/>
+          <w:sz w:val="22"/>
+        </w:rPr>
+        <w:t xml:space="preserve">.</w:t>
+      </w:r>
+    </w:p>
+    <w:p>
+      <w:pPr>
+        <w:spacing w:line="360" w:lineRule="auto" w:after="120"/>
+        <w:jc w:val="both"/>
+      </w:pPr>
+      <w:r>
+        <w:rPr>
+          <w:rFonts w:ascii="Arial" w:hAnsi="Arial" w:cs="Arial"/>
+          <w:b w:val="0"/>
+          <w:i w:val="0"/>
+          <w:sz w:val="22"/>
+        </w:rPr>
+        <w:t xml:space="preserve">–  PETUNJUK: Langkah: 1) peroleh wn dan z. 2) hitung hasil kali z x wn. 3) </w:t>
+      </w:r>
+      <w:r>
+        <w:rPr>
+          <w:rFonts w:ascii="Arial" w:hAnsi="Arial" w:cs="Arial"/>
+          <w:b w:val="0"/>
+          <w:i w:val="0"/>
+          <w:sz w:val="22"/>
+        </w:rPr>
+        <w:t xml:space="preserve">t</w:t>
+      </w:r>
+      <w:r>
+        <w:rPr>
+          <w:rFonts w:ascii="Arial" w:hAnsi="Arial" w:cs="Arial"/>
+          <w:b w:val="0"/>
+          <w:i w:val="0"/>
+          <w:sz w:val="22"/>
+          <w:vertAlign w:val="subscript"/>
+        </w:rPr>
+        <w:t xml:space="preserve">s</w:t>
+      </w:r>
+      <w:r>
+        <w:rPr>
+          <w:rFonts w:ascii="Arial" w:hAnsi="Arial" w:cs="Arial"/>
+          <w:b w:val="0"/>
+          <w:i w:val="0"/>
+          <w:sz w:val="22"/>
+        </w:rPr>
+        <w:t xml:space="preserve"> = 4/(z x wn).</w:t>
+      </w:r>
+    </w:p>
+    <w:p>
+      <w:pPr>
+        <w:spacing w:line="360" w:lineRule="auto" w:after="120"/>
+        <w:jc w:val="both"/>
+      </w:pPr>
+      <w:r>
+        <w:rPr>
+          <w:rFonts w:ascii="Arial" w:hAnsi="Arial" w:cs="Arial"/>
+          <w:b w:val="0"/>
+          <w:i w:val="0"/>
+          <w:sz w:val="22"/>
+        </w:rPr>
+        <w:t xml:space="preserve">C9. Hitung konstanta waktu peluruhan selubung osilasi, dalam detik. Cetak: τ selubung.</w:t>
+      </w:r>
+    </w:p>
+    <w:p>
+      <w:pPr>
+        <w:spacing w:line="360" w:lineRule="auto" w:after="120"/>
+        <w:jc w:val="both"/>
+      </w:pPr>
+      <w:r>
+        <w:rPr>
+          <w:rFonts w:ascii="Arial" w:hAnsi="Arial" w:cs="Arial"/>
+          <w:b w:val="0"/>
+          <w:i w:val="0"/>
+          <w:sz w:val="22"/>
+        </w:rPr>
+        <w:t xml:space="preserve">–  PETUNJUK: Langkah: 1) peroleh z dan wn. 2) bagian nyata pole adalah -z·wn. 3) konstanta waktu = 1/(z x wn).</w:t>
+      </w:r>
+    </w:p>
+    <w:p>
+      <w:pPr>
+        <w:spacing w:line="360" w:lineRule="auto" w:after="120"/>
+        <w:jc w:val="both"/>
+      </w:pPr>
+      <w:r>
+        <w:rPr>
+          <w:rFonts w:ascii="Arial" w:hAnsi="Arial" w:cs="Arial"/>
+          <w:b w:val="0"/>
+          <w:i w:val="0"/>
+          <w:sz w:val="22"/>
+        </w:rPr>
+        <w:t xml:space="preserve">C10. Tentukan langkah waktu maksimum untuk solver langkah tetap, memakai aturan dt ≤ 0,1 kali konstanta waktu tercepat. Cetak dalam detik.</w:t>
       </w:r>
     </w:p>
     <w:p>
@@ -6209,97 +7361,574 @@
           <w:i w:val="0"/>
           <w:sz w:val="22"/>
         </w:rPr>
-        <w:t xml:space="preserve">–  PETUNJUK: Langkah: 1) peroleh wn. 2) peroleh z. 3) hitung Mp. 4) hitung x_ss = F/k. 5) x_puncak = x_ss x (1+Mp). 6) hitung energi 0,5 x k x x_puncak^2.</w:t>
-      </w:r>
-    </w:p>
-    <w:p>
-      <w:pPr>
-        <w:spacing w:line="360" w:lineRule="auto" w:after="120"/>
-        <w:jc w:val="both"/>
-      </w:pPr>
-      <w:r>
-        <w:rPr>
-          <w:rFonts w:ascii="Arial" w:hAnsi="Arial" w:cs="Arial"/>
-          <w:b w:val="0"/>
-          <w:i w:val="0"/>
-          <w:sz w:val="22"/>
-        </w:rPr>
-        <w:t xml:space="preserve">C13 (Lanjut). Tentukan nilai koefisien redaman kritis, lalu hitung berapa besar b harus ditambah agar sistem menjadi teredam kritis. Cetak penambahannya dalam N.s/m.</w:t>
-      </w:r>
-    </w:p>
-    <w:p>
-      <w:pPr>
-        <w:spacing w:line="360" w:lineRule="auto" w:after="120"/>
-        <w:jc w:val="both"/>
-      </w:pPr>
-      <w:r>
-        <w:rPr>
-          <w:rFonts w:ascii="Arial" w:hAnsi="Arial" w:cs="Arial"/>
-          <w:b w:val="0"/>
-          <w:i w:val="0"/>
-          <w:sz w:val="22"/>
-        </w:rPr>
-        <w:t xml:space="preserve">–  PETUNJUK: Langkah: 1) tulis syarat redaman kritis z = 1. 2) susun z = b/(2*sqrt(k*m)). 3) hitung k*m. 4) hitung akarnya. 5) b_kritis = 2 x akar tersebut. 6) kurangkan b sekarang dari b_kritis.</w:t>
-      </w:r>
-    </w:p>
-    <w:p>
-      <w:pPr>
-        <w:spacing w:line="360" w:lineRule="auto" w:after="120"/>
-        <w:jc w:val="both"/>
-      </w:pPr>
-      <w:r>
-        <w:rPr>
-          <w:rFonts w:ascii="Arial" w:hAnsi="Arial" w:cs="Arial"/>
-          <w:b w:val="0"/>
-          <w:i w:val="0"/>
-          <w:sz w:val="22"/>
-        </w:rPr>
-        <w:t xml:space="preserve">C14 (Lanjut). Dengan peredam diganti menjadi teredam kritis, hitung selisih waktu menetap pita dua persen terhadap sistem semula, dalam detik. Cetak: selisih t_s.</w:t>
-      </w:r>
-    </w:p>
-    <w:p>
-      <w:pPr>
-        <w:spacing w:line="360" w:lineRule="auto" w:after="120"/>
-        <w:jc w:val="both"/>
-      </w:pPr>
-      <w:r>
-        <w:rPr>
-          <w:rFonts w:ascii="Arial" w:hAnsi="Arial" w:cs="Arial"/>
-          <w:b w:val="0"/>
-          <w:i w:val="0"/>
-          <w:sz w:val="22"/>
-        </w:rPr>
-        <w:t xml:space="preserve">–  PETUNJUK: Langkah: 1) hitung t_s sistem semula dari z dan wn. 2) hitung b_kritis. 3) pada redaman kritis z = 1. 4) wn tidak berubah karena k dan m tetap. 5) hitung t_s kritis = 4/(z x wn). 6) ambil selisih t_s semula dikurangi t_s kritis.</w:t>
-      </w:r>
-    </w:p>
-    <w:p>
-      <w:pPr>
-        <w:spacing w:line="360" w:lineRule="auto" w:after="120"/>
-        <w:jc w:val="both"/>
-      </w:pPr>
-      <w:r>
-        <w:rPr>
-          <w:rFonts w:ascii="Arial" w:hAnsi="Arial" w:cs="Arial"/>
-          <w:b w:val="0"/>
-          <w:i w:val="0"/>
-          <w:sz w:val="22"/>
-        </w:rPr>
-        <w:t xml:space="preserve">C15 (Lanjut). Gaya step diperbesar menjadi 25 N sementara ruang gerak massa dibatasi 0,5 m. Hitung perpindahan puncak yang terjadi, dalam meter, lalu nilai apakah batas ruang terlampaui. Cetak: x_puncak.</w:t>
-      </w:r>
-    </w:p>
-    <w:p>
-      <w:pPr>
-        <w:spacing w:line="360" w:lineRule="auto" w:after="120"/>
-        <w:jc w:val="both"/>
-      </w:pPr>
-      <w:r>
-        <w:rPr>
-          <w:rFonts w:ascii="Arial" w:hAnsi="Arial" w:cs="Arial"/>
-          <w:b w:val="0"/>
-          <w:i w:val="0"/>
-          <w:sz w:val="22"/>
-        </w:rPr>
-        <w:t xml:space="preserve">–  PETUNJUK: Langkah: 1) peroleh wn. 2) peroleh z. 3) hitung sqrt(1 - z^2). 4) hitung Mp. 5) hitung x_ss baru = 25/k. 6) x_puncak = x_ss x (1+Mp). 7) bandingkan dengan batas 0,5 m.</w:t>
+        <w:t xml:space="preserve">–  PETUNJUK: Langkah: 1) peroleh wn. 2) peroleh z. 3) hitung Mp. 4) hitung </w:t>
+      </w:r>
+      <w:r>
+        <w:rPr>
+          <w:rFonts w:ascii="Arial" w:hAnsi="Arial" w:cs="Arial"/>
+          <w:b w:val="0"/>
+          <w:i w:val="0"/>
+          <w:sz w:val="22"/>
+        </w:rPr>
+        <w:t xml:space="preserve">x</w:t>
+      </w:r>
+      <w:r>
+        <w:rPr>
+          <w:rFonts w:ascii="Arial" w:hAnsi="Arial" w:cs="Arial"/>
+          <w:b w:val="0"/>
+          <w:i w:val="0"/>
+          <w:sz w:val="22"/>
+          <w:vertAlign w:val="subscript"/>
+        </w:rPr>
+        <w:t xml:space="preserve">ss</w:t>
+      </w:r>
+      <w:r>
+        <w:rPr>
+          <w:rFonts w:ascii="Arial" w:hAnsi="Arial" w:cs="Arial"/>
+          <w:b w:val="0"/>
+          <w:i w:val="0"/>
+          <w:sz w:val="22"/>
+        </w:rPr>
+        <w:t xml:space="preserve"> = F/k. 5) </w:t>
+      </w:r>
+      <w:r>
+        <w:rPr>
+          <w:rFonts w:ascii="Arial" w:hAnsi="Arial" w:cs="Arial"/>
+          <w:b w:val="0"/>
+          <w:i w:val="0"/>
+          <w:sz w:val="22"/>
+        </w:rPr>
+        <w:t xml:space="preserve">x</w:t>
+      </w:r>
+      <w:r>
+        <w:rPr>
+          <w:rFonts w:ascii="Arial" w:hAnsi="Arial" w:cs="Arial"/>
+          <w:b w:val="0"/>
+          <w:i w:val="0"/>
+          <w:sz w:val="22"/>
+          <w:vertAlign w:val="subscript"/>
+        </w:rPr>
+        <w:t xml:space="preserve">puncak</w:t>
+      </w:r>
+      <w:r>
+        <w:rPr>
+          <w:rFonts w:ascii="Arial" w:hAnsi="Arial" w:cs="Arial"/>
+          <w:b w:val="0"/>
+          <w:i w:val="0"/>
+          <w:sz w:val="22"/>
+        </w:rPr>
+        <w:t xml:space="preserve"> = </w:t>
+      </w:r>
+      <w:r>
+        <w:rPr>
+          <w:rFonts w:ascii="Arial" w:hAnsi="Arial" w:cs="Arial"/>
+          <w:b w:val="0"/>
+          <w:i w:val="0"/>
+          <w:sz w:val="22"/>
+        </w:rPr>
+        <w:t xml:space="preserve">x</w:t>
+      </w:r>
+      <w:r>
+        <w:rPr>
+          <w:rFonts w:ascii="Arial" w:hAnsi="Arial" w:cs="Arial"/>
+          <w:b w:val="0"/>
+          <w:i w:val="0"/>
+          <w:sz w:val="22"/>
+          <w:vertAlign w:val="subscript"/>
+        </w:rPr>
+        <w:t xml:space="preserve">ss</w:t>
+      </w:r>
+      <w:r>
+        <w:rPr>
+          <w:rFonts w:ascii="Arial" w:hAnsi="Arial" w:cs="Arial"/>
+          <w:b w:val="0"/>
+          <w:i w:val="0"/>
+          <w:sz w:val="22"/>
+        </w:rPr>
+        <w:t xml:space="preserve"> x (1+Mp). 6) hitung energi 0,5 x k x </w:t>
+      </w:r>
+      <w:r>
+        <w:rPr>
+          <w:rFonts w:ascii="Arial" w:hAnsi="Arial" w:cs="Arial"/>
+          <w:b w:val="0"/>
+          <w:i w:val="0"/>
+          <w:sz w:val="22"/>
+        </w:rPr>
+        <w:t xml:space="preserve">x</w:t>
+      </w:r>
+      <w:r>
+        <w:rPr>
+          <w:rFonts w:ascii="Arial" w:hAnsi="Arial" w:cs="Arial"/>
+          <w:b w:val="0"/>
+          <w:i w:val="0"/>
+          <w:sz w:val="22"/>
+          <w:vertAlign w:val="subscript"/>
+        </w:rPr>
+        <w:t xml:space="preserve">puncak</w:t>
+      </w:r>
+      <w:r>
+        <w:rPr>
+          <w:rFonts w:ascii="Arial" w:hAnsi="Arial" w:cs="Arial"/>
+          <w:b w:val="0"/>
+          <w:i w:val="0"/>
+          <w:sz w:val="22"/>
+          <w:vertAlign w:val="superscript"/>
+        </w:rPr>
+        <w:t xml:space="preserve">2</w:t>
+      </w:r>
+      <w:r>
+        <w:rPr>
+          <w:rFonts w:ascii="Arial" w:hAnsi="Arial" w:cs="Arial"/>
+          <w:b w:val="0"/>
+          <w:i w:val="0"/>
+          <w:sz w:val="22"/>
+        </w:rPr>
+        <w:t xml:space="preserve">.</w:t>
+      </w:r>
+    </w:p>
+    <w:p>
+      <w:pPr>
+        <w:spacing w:line="360" w:lineRule="auto" w:after="120"/>
+        <w:jc w:val="both"/>
+      </w:pPr>
+      <w:r>
+        <w:rPr>
+          <w:rFonts w:ascii="Arial" w:hAnsi="Arial" w:cs="Arial"/>
+          <w:b w:val="0"/>
+          <w:i w:val="0"/>
+          <w:sz w:val="22"/>
+        </w:rPr>
+        <w:t xml:space="preserve">C13 (Lanjut). Tentukan nilai koefisien redaman kritis, lalu hitung berapa besar b harus ditambah agar sistem menjadi teredam kritis. Cetak penambahannya dalam N·s/m.</w:t>
+      </w:r>
+    </w:p>
+    <w:p>
+      <w:pPr>
+        <w:spacing w:line="360" w:lineRule="auto" w:after="120"/>
+        <w:jc w:val="both"/>
+      </w:pPr>
+      <w:r>
+        <w:rPr>
+          <w:rFonts w:ascii="Arial" w:hAnsi="Arial" w:cs="Arial"/>
+          <w:b w:val="0"/>
+          <w:i w:val="0"/>
+          <w:sz w:val="22"/>
+        </w:rPr>
+        <w:t xml:space="preserve">–  PETUNJUK: Langkah: 1) tulis syarat redaman kritis z = 1. 2) susun z = b/(2·√(k·m)). 3) hitung k·m. 4) hitung akarnya. 5) </w:t>
+      </w:r>
+      <w:r>
+        <w:rPr>
+          <w:rFonts w:ascii="Arial" w:hAnsi="Arial" w:cs="Arial"/>
+          <w:b w:val="0"/>
+          <w:i w:val="0"/>
+          <w:sz w:val="22"/>
+        </w:rPr>
+        <w:t xml:space="preserve">b</w:t>
+      </w:r>
+      <w:r>
+        <w:rPr>
+          <w:rFonts w:ascii="Arial" w:hAnsi="Arial" w:cs="Arial"/>
+          <w:b w:val="0"/>
+          <w:i w:val="0"/>
+          <w:sz w:val="22"/>
+          <w:vertAlign w:val="subscript"/>
+        </w:rPr>
+        <w:t xml:space="preserve">kritis</w:t>
+      </w:r>
+      <w:r>
+        <w:rPr>
+          <w:rFonts w:ascii="Arial" w:hAnsi="Arial" w:cs="Arial"/>
+          <w:b w:val="0"/>
+          <w:i w:val="0"/>
+          <w:sz w:val="22"/>
+        </w:rPr>
+        <w:t xml:space="preserve"> = 2 x akar tersebut. 6) kurangkan b sekarang dari </w:t>
+      </w:r>
+      <w:r>
+        <w:rPr>
+          <w:rFonts w:ascii="Arial" w:hAnsi="Arial" w:cs="Arial"/>
+          <w:b w:val="0"/>
+          <w:i w:val="0"/>
+          <w:sz w:val="22"/>
+        </w:rPr>
+        <w:t xml:space="preserve">b</w:t>
+      </w:r>
+      <w:r>
+        <w:rPr>
+          <w:rFonts w:ascii="Arial" w:hAnsi="Arial" w:cs="Arial"/>
+          <w:b w:val="0"/>
+          <w:i w:val="0"/>
+          <w:sz w:val="22"/>
+          <w:vertAlign w:val="subscript"/>
+        </w:rPr>
+        <w:t xml:space="preserve">kritis</w:t>
+      </w:r>
+      <w:r>
+        <w:rPr>
+          <w:rFonts w:ascii="Arial" w:hAnsi="Arial" w:cs="Arial"/>
+          <w:b w:val="0"/>
+          <w:i w:val="0"/>
+          <w:sz w:val="22"/>
+        </w:rPr>
+        <w:t xml:space="preserve">.</w:t>
+      </w:r>
+    </w:p>
+    <w:p>
+      <w:pPr>
+        <w:spacing w:line="360" w:lineRule="auto" w:after="120"/>
+        <w:jc w:val="both"/>
+      </w:pPr>
+      <w:r>
+        <w:rPr>
+          <w:rFonts w:ascii="Arial" w:hAnsi="Arial" w:cs="Arial"/>
+          <w:b w:val="0"/>
+          <w:i w:val="0"/>
+          <w:sz w:val="22"/>
+        </w:rPr>
+        <w:t xml:space="preserve">C14 (Lanjut). Dengan peredam diganti menjadi teredam kritis, hitung selisih waktu menetap pita dua persen terhadap sistem semula, dalam detik. Cetak: selisih </w:t>
+      </w:r>
+      <w:r>
+        <w:rPr>
+          <w:rFonts w:ascii="Arial" w:hAnsi="Arial" w:cs="Arial"/>
+          <w:b w:val="0"/>
+          <w:i w:val="0"/>
+          <w:sz w:val="22"/>
+        </w:rPr>
+        <w:t xml:space="preserve">t</w:t>
+      </w:r>
+      <w:r>
+        <w:rPr>
+          <w:rFonts w:ascii="Arial" w:hAnsi="Arial" w:cs="Arial"/>
+          <w:b w:val="0"/>
+          <w:i w:val="0"/>
+          <w:sz w:val="22"/>
+          <w:vertAlign w:val="subscript"/>
+        </w:rPr>
+        <w:t xml:space="preserve">s</w:t>
+      </w:r>
+      <w:r>
+        <w:rPr>
+          <w:rFonts w:ascii="Arial" w:hAnsi="Arial" w:cs="Arial"/>
+          <w:b w:val="0"/>
+          <w:i w:val="0"/>
+          <w:sz w:val="22"/>
+        </w:rPr>
+        <w:t xml:space="preserve">.</w:t>
+      </w:r>
+    </w:p>
+    <w:p>
+      <w:pPr>
+        <w:spacing w:line="360" w:lineRule="auto" w:after="120"/>
+        <w:jc w:val="both"/>
+      </w:pPr>
+      <w:r>
+        <w:rPr>
+          <w:rFonts w:ascii="Arial" w:hAnsi="Arial" w:cs="Arial"/>
+          <w:b w:val="0"/>
+          <w:i w:val="0"/>
+          <w:sz w:val="22"/>
+        </w:rPr>
+        <w:t xml:space="preserve">–  PETUNJUK: Langkah: 1) hitung </w:t>
+      </w:r>
+      <w:r>
+        <w:rPr>
+          <w:rFonts w:ascii="Arial" w:hAnsi="Arial" w:cs="Arial"/>
+          <w:b w:val="0"/>
+          <w:i w:val="0"/>
+          <w:sz w:val="22"/>
+        </w:rPr>
+        <w:t xml:space="preserve">t</w:t>
+      </w:r>
+      <w:r>
+        <w:rPr>
+          <w:rFonts w:ascii="Arial" w:hAnsi="Arial" w:cs="Arial"/>
+          <w:b w:val="0"/>
+          <w:i w:val="0"/>
+          <w:sz w:val="22"/>
+          <w:vertAlign w:val="subscript"/>
+        </w:rPr>
+        <w:t xml:space="preserve">s</w:t>
+      </w:r>
+      <w:r>
+        <w:rPr>
+          <w:rFonts w:ascii="Arial" w:hAnsi="Arial" w:cs="Arial"/>
+          <w:b w:val="0"/>
+          <w:i w:val="0"/>
+          <w:sz w:val="22"/>
+        </w:rPr>
+        <w:t xml:space="preserve"> sistem semula dari z dan wn. 2) hitung </w:t>
+      </w:r>
+      <w:r>
+        <w:rPr>
+          <w:rFonts w:ascii="Arial" w:hAnsi="Arial" w:cs="Arial"/>
+          <w:b w:val="0"/>
+          <w:i w:val="0"/>
+          <w:sz w:val="22"/>
+        </w:rPr>
+        <w:t xml:space="preserve">b</w:t>
+      </w:r>
+      <w:r>
+        <w:rPr>
+          <w:rFonts w:ascii="Arial" w:hAnsi="Arial" w:cs="Arial"/>
+          <w:b w:val="0"/>
+          <w:i w:val="0"/>
+          <w:sz w:val="22"/>
+          <w:vertAlign w:val="subscript"/>
+        </w:rPr>
+        <w:t xml:space="preserve">kritis</w:t>
+      </w:r>
+      <w:r>
+        <w:rPr>
+          <w:rFonts w:ascii="Arial" w:hAnsi="Arial" w:cs="Arial"/>
+          <w:b w:val="0"/>
+          <w:i w:val="0"/>
+          <w:sz w:val="22"/>
+        </w:rPr>
+        <w:t xml:space="preserve">. 3) pada redaman kritis z = 1. 4) wn tidak berubah karena k dan m tetap. 5) hitung </w:t>
+      </w:r>
+      <w:r>
+        <w:rPr>
+          <w:rFonts w:ascii="Arial" w:hAnsi="Arial" w:cs="Arial"/>
+          <w:b w:val="0"/>
+          <w:i w:val="0"/>
+          <w:sz w:val="22"/>
+        </w:rPr>
+        <w:t xml:space="preserve">t</w:t>
+      </w:r>
+      <w:r>
+        <w:rPr>
+          <w:rFonts w:ascii="Arial" w:hAnsi="Arial" w:cs="Arial"/>
+          <w:b w:val="0"/>
+          <w:i w:val="0"/>
+          <w:sz w:val="22"/>
+          <w:vertAlign w:val="subscript"/>
+        </w:rPr>
+        <w:t xml:space="preserve">s</w:t>
+      </w:r>
+      <w:r>
+        <w:rPr>
+          <w:rFonts w:ascii="Arial" w:hAnsi="Arial" w:cs="Arial"/>
+          <w:b w:val="0"/>
+          <w:i w:val="0"/>
+          <w:sz w:val="22"/>
+        </w:rPr>
+        <w:t xml:space="preserve"> kritis = 4/(z x wn). 6) ambil selisih </w:t>
+      </w:r>
+      <w:r>
+        <w:rPr>
+          <w:rFonts w:ascii="Arial" w:hAnsi="Arial" w:cs="Arial"/>
+          <w:b w:val="0"/>
+          <w:i w:val="0"/>
+          <w:sz w:val="22"/>
+        </w:rPr>
+        <w:t xml:space="preserve">t</w:t>
+      </w:r>
+      <w:r>
+        <w:rPr>
+          <w:rFonts w:ascii="Arial" w:hAnsi="Arial" w:cs="Arial"/>
+          <w:b w:val="0"/>
+          <w:i w:val="0"/>
+          <w:sz w:val="22"/>
+          <w:vertAlign w:val="subscript"/>
+        </w:rPr>
+        <w:t xml:space="preserve">s</w:t>
+      </w:r>
+      <w:r>
+        <w:rPr>
+          <w:rFonts w:ascii="Arial" w:hAnsi="Arial" w:cs="Arial"/>
+          <w:b w:val="0"/>
+          <w:i w:val="0"/>
+          <w:sz w:val="22"/>
+        </w:rPr>
+        <w:t xml:space="preserve"> semula dikurangi </w:t>
+      </w:r>
+      <w:r>
+        <w:rPr>
+          <w:rFonts w:ascii="Arial" w:hAnsi="Arial" w:cs="Arial"/>
+          <w:b w:val="0"/>
+          <w:i w:val="0"/>
+          <w:sz w:val="22"/>
+        </w:rPr>
+        <w:t xml:space="preserve">t</w:t>
+      </w:r>
+      <w:r>
+        <w:rPr>
+          <w:rFonts w:ascii="Arial" w:hAnsi="Arial" w:cs="Arial"/>
+          <w:b w:val="0"/>
+          <w:i w:val="0"/>
+          <w:sz w:val="22"/>
+          <w:vertAlign w:val="subscript"/>
+        </w:rPr>
+        <w:t xml:space="preserve">s</w:t>
+      </w:r>
+      <w:r>
+        <w:rPr>
+          <w:rFonts w:ascii="Arial" w:hAnsi="Arial" w:cs="Arial"/>
+          <w:b w:val="0"/>
+          <w:i w:val="0"/>
+          <w:sz w:val="22"/>
+        </w:rPr>
+        <w:t xml:space="preserve"> kritis.</w:t>
+      </w:r>
+    </w:p>
+    <w:p>
+      <w:pPr>
+        <w:spacing w:line="360" w:lineRule="auto" w:after="120"/>
+        <w:jc w:val="both"/>
+      </w:pPr>
+      <w:r>
+        <w:rPr>
+          <w:rFonts w:ascii="Arial" w:hAnsi="Arial" w:cs="Arial"/>
+          <w:b w:val="0"/>
+          <w:i w:val="0"/>
+          <w:sz w:val="22"/>
+        </w:rPr>
+        <w:t xml:space="preserve">C15 (Lanjut). Gaya step diperbesar menjadi 25 N sementara ruang gerak massa dibatasi 0,5 m. Hitung perpindahan puncak yang terjadi, dalam meter, lalu nilai apakah batas ruang terlampaui. Cetak: </w:t>
+      </w:r>
+      <w:r>
+        <w:rPr>
+          <w:rFonts w:ascii="Arial" w:hAnsi="Arial" w:cs="Arial"/>
+          <w:b w:val="0"/>
+          <w:i w:val="0"/>
+          <w:sz w:val="22"/>
+        </w:rPr>
+        <w:t xml:space="preserve">x</w:t>
+      </w:r>
+      <w:r>
+        <w:rPr>
+          <w:rFonts w:ascii="Arial" w:hAnsi="Arial" w:cs="Arial"/>
+          <w:b w:val="0"/>
+          <w:i w:val="0"/>
+          <w:sz w:val="22"/>
+          <w:vertAlign w:val="subscript"/>
+        </w:rPr>
+        <w:t xml:space="preserve">puncak</w:t>
+      </w:r>
+      <w:r>
+        <w:rPr>
+          <w:rFonts w:ascii="Arial" w:hAnsi="Arial" w:cs="Arial"/>
+          <w:b w:val="0"/>
+          <w:i w:val="0"/>
+          <w:sz w:val="22"/>
+        </w:rPr>
+        <w:t xml:space="preserve">.</w:t>
+      </w:r>
+    </w:p>
+    <w:p>
+      <w:pPr>
+        <w:spacing w:line="360" w:lineRule="auto" w:after="120"/>
+        <w:jc w:val="both"/>
+      </w:pPr>
+      <w:r>
+        <w:rPr>
+          <w:rFonts w:ascii="Arial" w:hAnsi="Arial" w:cs="Arial"/>
+          <w:b w:val="0"/>
+          <w:i w:val="0"/>
+          <w:sz w:val="22"/>
+        </w:rPr>
+        <w:t xml:space="preserve">–  PETUNJUK: Langkah: 1) peroleh wn. 2) peroleh z. 3) hitung √(1 - z</w:t>
+      </w:r>
+      <w:r>
+        <w:rPr>
+          <w:rFonts w:ascii="Arial" w:hAnsi="Arial" w:cs="Arial"/>
+          <w:b w:val="0"/>
+          <w:i w:val="0"/>
+          <w:sz w:val="22"/>
+          <w:vertAlign w:val="superscript"/>
+        </w:rPr>
+        <w:t xml:space="preserve">2</w:t>
+      </w:r>
+      <w:r>
+        <w:rPr>
+          <w:rFonts w:ascii="Arial" w:hAnsi="Arial" w:cs="Arial"/>
+          <w:b w:val="0"/>
+          <w:i w:val="0"/>
+          <w:sz w:val="22"/>
+        </w:rPr>
+        <w:t xml:space="preserve">). 4) hitung Mp. 5) hitung </w:t>
+      </w:r>
+      <w:r>
+        <w:rPr>
+          <w:rFonts w:ascii="Arial" w:hAnsi="Arial" w:cs="Arial"/>
+          <w:b w:val="0"/>
+          <w:i w:val="0"/>
+          <w:sz w:val="22"/>
+        </w:rPr>
+        <w:t xml:space="preserve">x</w:t>
+      </w:r>
+      <w:r>
+        <w:rPr>
+          <w:rFonts w:ascii="Arial" w:hAnsi="Arial" w:cs="Arial"/>
+          <w:b w:val="0"/>
+          <w:i w:val="0"/>
+          <w:sz w:val="22"/>
+          <w:vertAlign w:val="subscript"/>
+        </w:rPr>
+        <w:t xml:space="preserve">ss</w:t>
+      </w:r>
+      <w:r>
+        <w:rPr>
+          <w:rFonts w:ascii="Arial" w:hAnsi="Arial" w:cs="Arial"/>
+          <w:b w:val="0"/>
+          <w:i w:val="0"/>
+          <w:sz w:val="22"/>
+        </w:rPr>
+        <w:t xml:space="preserve"> baru = 25/k. 6) </w:t>
+      </w:r>
+      <w:r>
+        <w:rPr>
+          <w:rFonts w:ascii="Arial" w:hAnsi="Arial" w:cs="Arial"/>
+          <w:b w:val="0"/>
+          <w:i w:val="0"/>
+          <w:sz w:val="22"/>
+        </w:rPr>
+        <w:t xml:space="preserve">x</w:t>
+      </w:r>
+      <w:r>
+        <w:rPr>
+          <w:rFonts w:ascii="Arial" w:hAnsi="Arial" w:cs="Arial"/>
+          <w:b w:val="0"/>
+          <w:i w:val="0"/>
+          <w:sz w:val="22"/>
+          <w:vertAlign w:val="subscript"/>
+        </w:rPr>
+        <w:t xml:space="preserve">puncak</w:t>
+      </w:r>
+      <w:r>
+        <w:rPr>
+          <w:rFonts w:ascii="Arial" w:hAnsi="Arial" w:cs="Arial"/>
+          <w:b w:val="0"/>
+          <w:i w:val="0"/>
+          <w:sz w:val="22"/>
+        </w:rPr>
+        <w:t xml:space="preserve"> = </w:t>
+      </w:r>
+      <w:r>
+        <w:rPr>
+          <w:rFonts w:ascii="Arial" w:hAnsi="Arial" w:cs="Arial"/>
+          <w:b w:val="0"/>
+          <w:i w:val="0"/>
+          <w:sz w:val="22"/>
+        </w:rPr>
+        <w:t xml:space="preserve">x</w:t>
+      </w:r>
+      <w:r>
+        <w:rPr>
+          <w:rFonts w:ascii="Arial" w:hAnsi="Arial" w:cs="Arial"/>
+          <w:b w:val="0"/>
+          <w:i w:val="0"/>
+          <w:sz w:val="22"/>
+          <w:vertAlign w:val="subscript"/>
+        </w:rPr>
+        <w:t xml:space="preserve">ss</w:t>
+      </w:r>
+      <w:r>
+        <w:rPr>
+          <w:rFonts w:ascii="Arial" w:hAnsi="Arial" w:cs="Arial"/>
+          <w:b w:val="0"/>
+          <w:i w:val="0"/>
+          <w:sz w:val="22"/>
+        </w:rPr>
+        <w:t xml:space="preserve"> x (1+Mp). 7) bandingkan dengan batas 0,5 m.</w:t>
       </w:r>
     </w:p>
     <w:p>

--- a/Sistem-Kendali-Cerdas/Modul-Word/Modul-5-Pemodelan-dan-Simulasi-Sistem-Kontrol.docx
+++ b/Sistem-Kendali-Cerdas/Modul-Word/Modul-5-Pemodelan-dan-Simulasi-Sistem-Kontrol.docx
@@ -2823,6 +2823,15 @@
         </w:rPr>
         <w:t xml:space="preserve">Membandingkan hasil simulasi dengan data pengukuran menuntut kehati-hatian pada titik kerja. Model linier hanya berlaku di sekitar titik kerja tempat ia diturunkan, sehingga membandingkan simulasi pada beban ringan dengan pengukuran pada beban penuh akan memberi selisih yang tampak seperti kesalahan model padahal hanya perbedaan kondisi.</w:t>
       </w:r>
+      <w:r>
+        <w:rPr>
+          <w:rFonts w:ascii="Arial" w:hAnsi="Arial" w:cs="Arial"/>
+          <w:b w:val="0"/>
+          <w:i w:val="0"/>
+          <w:sz w:val="22"/>
+        </w:rPr>
+        <w:t xml:space="preserve"> Hubungan ini dirangkum dalam Persamaan (1).</w:t>
+      </w:r>
     </w:p>
     <w:p>
       <w:pPr>
@@ -2839,97 +2848,6 @@
         </w:rPr>
         <w:t xml:space="preserve">eksperimen = {model, parameter, kondisi awal, masukan, solver, metrik}</w:t>
       </w:r>
-    </w:p>
-    <w:p>
-      <w:pPr>
-        <w:keepNext/>
-        <w:spacing w:before="200" w:after="80"/>
-      </w:pPr>
-      <w:r>
-        <w:rPr>
-          <w:rFonts w:ascii="Arial" w:hAnsi="Arial" w:cs="Arial"/>
-          <w:b/>
-          <w:i w:val="0"/>
-          <w:color w:val="2E4A7A"/>
-          <w:sz w:val="24"/>
-        </w:rPr>
-        <w:t xml:space="preserve">Ruang Keadaan dan Fungsi Transfer: Dua Sudut Pandang</w:t>
-      </w:r>
-    </w:p>
-    <w:p>
-      <w:pPr>
-        <w:spacing w:line="360" w:lineRule="auto" w:after="120"/>
-        <w:jc w:val="both"/>
-      </w:pPr>
-      <w:r>
-        <w:rPr>
-          <w:rFonts w:ascii="Arial" w:hAnsi="Arial" w:cs="Arial"/>
-          <w:b w:val="0"/>
-          <w:i w:val="0"/>
-          <w:sz w:val="22"/>
-        </w:rPr>
-        <w:t xml:space="preserve">Model ruang keadaan menyatakan sistem sebagai sekumpulan persamaan diferensial orde satu yang saling terkait, dengan vektor keadaan sebagai ingatan sistem. Bentuk ini menampung sistem banyak masukan dan banyak keluaran secara alami, sedangkan fungsi transfer pada dasarnya menggambarkan satu pasangan masukan-keluaran.</w:t>
-      </w:r>
-    </w:p>
-    <w:p>
-      <w:pPr>
-        <w:spacing w:line="360" w:lineRule="auto" w:after="120"/>
-        <w:jc w:val="both"/>
-      </w:pPr>
-      <w:r>
-        <w:rPr>
-          <w:rFonts w:ascii="Arial" w:hAnsi="Arial" w:cs="Arial"/>
-          <w:b w:val="0"/>
-          <w:i w:val="0"/>
-          <w:sz w:val="22"/>
-        </w:rPr>
-        <w:t xml:space="preserve">Perbedaan yang lebih mendasar adalah bahwa ruang keadaan menampakkan seluruh dinamika internal, termasuk yang tidak terlihat dari keluaran. Dua sistem dapat memiliki fungsi transfer identik namun ruang keadaan berbeda; yang satu bisa memiliki mode internal tidak stabil yang tersembunyi, dan perbedaan itu menentukan apakah sistem aman dipakai.</w:t>
-      </w:r>
-    </w:p>
-    <w:p>
-      <w:pPr>
-        <w:spacing w:line="360" w:lineRule="auto" w:after="120"/>
-        <w:jc w:val="both"/>
-      </w:pPr>
-      <w:r>
-        <w:rPr>
-          <w:rFonts w:ascii="Arial" w:hAnsi="Arial" w:cs="Arial"/>
-          <w:b w:val="0"/>
-          <w:i w:val="0"/>
-          <w:sz w:val="22"/>
-        </w:rPr>
-        <w:t xml:space="preserve">Perpindahan antar keduanya bersifat searah tanpa kehilangan pada satu arah dan berisiko kehilangan pada arah lain. Dari ruang keadaan ke fungsi transfer selalu dapat dilakukan dengan rumus baku. Dari fungsi transfer ke ruang keadaan menghasilkan realisasi yang tidak tunggal, dan realisasi minimum hanya memuat bagian yang terkendali sekaligus teramati.</w:t>
-      </w:r>
-    </w:p>
-    <w:p>
-      <w:pPr>
-        <w:spacing w:line="360" w:lineRule="auto" w:after="120"/>
-        <w:jc w:val="both"/>
-      </w:pPr>
-      <w:r>
-        <w:rPr>
-          <w:rFonts w:ascii="Arial" w:hAnsi="Arial" w:cs="Arial"/>
-          <w:b w:val="0"/>
-          <w:i w:val="0"/>
-          <w:sz w:val="22"/>
-        </w:rPr>
-        <w:t xml:space="preserve">Untuk keperluan simulasi, bentuk ruang keadaan biasanya lebih disukai karena solver numerik bekerja langsung atas sistem persamaan orde satu. Integrasi dilakukan atas vektor keadaan, dan keluaran dihitung dari keadaan tersebut pada setiap langkah.</w:t>
-      </w:r>
-      <w:r>
-        <w:rPr>
-          <w:rFonts w:ascii="Arial" w:hAnsi="Arial" w:cs="Arial"/>
-          <w:b w:val="0"/>
-          <w:i w:val="0"/>
-          <w:sz w:val="22"/>
-        </w:rPr>
-        <w:t xml:space="preserve"> Hubungan ini dirangkum dalam Persamaan (1).</w:t>
-      </w:r>
-    </w:p>
-    <w:p>
-      <w:pPr>
-        <w:spacing w:before="40" w:after="120"/>
-        <w:jc w:val="center"/>
-      </w:pPr>
       <w:r>
         <w:rPr>
           <w:rFonts w:ascii="Arial" w:hAnsi="Arial" w:cs="Arial"/>
@@ -2938,8 +2856,99 @@
           <w:color w:val="305496"/>
           <w:sz w:val="22"/>
         </w:rPr>
-        <w:t xml:space="preserve">x' = A·x + B·u,  y = C·x + D·u   |   G(s) = C·(sI - A)</w:t>
-      </w:r>
+        <w:t xml:space="preserve">   (1)</w:t>
+      </w:r>
+    </w:p>
+    <w:p>
+      <w:pPr>
+        <w:keepNext/>
+        <w:spacing w:before="200" w:after="80"/>
+      </w:pPr>
+      <w:r>
+        <w:rPr>
+          <w:rFonts w:ascii="Arial" w:hAnsi="Arial" w:cs="Arial"/>
+          <w:b/>
+          <w:i w:val="0"/>
+          <w:color w:val="2E4A7A"/>
+          <w:sz w:val="24"/>
+        </w:rPr>
+        <w:t xml:space="preserve">Ruang Keadaan dan Fungsi Transfer: Dua Sudut Pandang</w:t>
+      </w:r>
+    </w:p>
+    <w:p>
+      <w:pPr>
+        <w:spacing w:line="360" w:lineRule="auto" w:after="120"/>
+        <w:jc w:val="both"/>
+      </w:pPr>
+      <w:r>
+        <w:rPr>
+          <w:rFonts w:ascii="Arial" w:hAnsi="Arial" w:cs="Arial"/>
+          <w:b w:val="0"/>
+          <w:i w:val="0"/>
+          <w:sz w:val="22"/>
+        </w:rPr>
+        <w:t xml:space="preserve">Model ruang keadaan menyatakan sistem sebagai sekumpulan persamaan diferensial orde satu yang saling terkait, dengan vektor keadaan sebagai ingatan sistem. Bentuk ini menampung sistem banyak masukan dan banyak keluaran secara alami, sedangkan fungsi transfer pada dasarnya menggambarkan satu pasangan masukan-keluaran.</w:t>
+      </w:r>
+    </w:p>
+    <w:p>
+      <w:pPr>
+        <w:spacing w:line="360" w:lineRule="auto" w:after="120"/>
+        <w:jc w:val="both"/>
+      </w:pPr>
+      <w:r>
+        <w:rPr>
+          <w:rFonts w:ascii="Arial" w:hAnsi="Arial" w:cs="Arial"/>
+          <w:b w:val="0"/>
+          <w:i w:val="0"/>
+          <w:sz w:val="22"/>
+        </w:rPr>
+        <w:t xml:space="preserve">Perbedaan yang lebih mendasar adalah bahwa ruang keadaan menampakkan seluruh dinamika internal, termasuk yang tidak terlihat dari keluaran. Dua sistem dapat memiliki fungsi transfer identik namun ruang keadaan berbeda; yang satu bisa memiliki mode internal tidak stabil yang tersembunyi, dan perbedaan itu menentukan apakah sistem aman dipakai.</w:t>
+      </w:r>
+    </w:p>
+    <w:p>
+      <w:pPr>
+        <w:spacing w:line="360" w:lineRule="auto" w:after="120"/>
+        <w:jc w:val="both"/>
+      </w:pPr>
+      <w:r>
+        <w:rPr>
+          <w:rFonts w:ascii="Arial" w:hAnsi="Arial" w:cs="Arial"/>
+          <w:b w:val="0"/>
+          <w:i w:val="0"/>
+          <w:sz w:val="22"/>
+        </w:rPr>
+        <w:t xml:space="preserve">Perpindahan antar keduanya bersifat searah tanpa kehilangan pada satu arah dan berisiko kehilangan pada arah lain. Dari ruang keadaan ke fungsi transfer selalu dapat dilakukan dengan rumus baku. Dari fungsi transfer ke ruang keadaan menghasilkan realisasi yang tidak tunggal, dan realisasi minimum hanya memuat bagian yang terkendali sekaligus teramati.</w:t>
+      </w:r>
+    </w:p>
+    <w:p>
+      <w:pPr>
+        <w:spacing w:line="360" w:lineRule="auto" w:after="120"/>
+        <w:jc w:val="both"/>
+      </w:pPr>
+      <w:r>
+        <w:rPr>
+          <w:rFonts w:ascii="Arial" w:hAnsi="Arial" w:cs="Arial"/>
+          <w:b w:val="0"/>
+          <w:i w:val="0"/>
+          <w:sz w:val="22"/>
+        </w:rPr>
+        <w:t xml:space="preserve">Untuk keperluan simulasi, bentuk ruang keadaan biasanya lebih disukai karena solver numerik bekerja langsung atas sistem persamaan orde satu. Integrasi dilakukan atas vektor keadaan, dan keluaran dihitung dari keadaan tersebut pada setiap langkah.</w:t>
+      </w:r>
+      <w:r>
+        <w:rPr>
+          <w:rFonts w:ascii="Arial" w:hAnsi="Arial" w:cs="Arial"/>
+          <w:b w:val="0"/>
+          <w:i w:val="0"/>
+          <w:sz w:val="22"/>
+        </w:rPr>
+        <w:t xml:space="preserve"> Bentuk ringkasnya dituliskan pada Persamaan (2).</w:t>
+      </w:r>
+    </w:p>
+    <w:p>
+      <w:pPr>
+        <w:spacing w:before="40" w:after="120"/>
+        <w:jc w:val="center"/>
+      </w:pPr>
       <w:r>
         <w:rPr>
           <w:rFonts w:ascii="Arial" w:hAnsi="Arial" w:cs="Arial"/>
@@ -2947,9 +2956,8 @@
           <w:i/>
           <w:color w:val="305496"/>
           <w:sz w:val="22"/>
-          <w:vertAlign w:val="superscript"/>
-        </w:rPr>
-        <w:t xml:space="preserve">-1</w:t>
+        </w:rPr>
+        <w:t xml:space="preserve">x' = A·x + B·u,  y = C·x + D·u   |   G(s) = C·(sI - A)</w:t>
       </w:r>
       <w:r>
         <w:rPr>
@@ -2958,8 +2966,9 @@
           <w:i/>
           <w:color w:val="305496"/>
           <w:sz w:val="22"/>
-        </w:rPr>
-        <w:t xml:space="preserve">·B + D</w:t>
+          <w:vertAlign w:val="superscript"/>
+        </w:rPr>
+        <w:t xml:space="preserve">-1</w:t>
       </w:r>
       <w:r>
         <w:rPr>
@@ -2969,7 +2978,17 @@
           <w:color w:val="305496"/>
           <w:sz w:val="22"/>
         </w:rPr>
-        <w:t xml:space="preserve">   (1)</w:t>
+        <w:t xml:space="preserve">·B + D</w:t>
+      </w:r>
+      <w:r>
+        <w:rPr>
+          <w:rFonts w:ascii="Arial" w:hAnsi="Arial" w:cs="Arial"/>
+          <w:b/>
+          <w:i/>
+          <w:color w:val="305496"/>
+          <w:sz w:val="22"/>
+        </w:rPr>
+        <w:t xml:space="preserve">   (2)</w:t>
       </w:r>
     </w:p>
     <w:p>
@@ -3126,7 +3145,7 @@
           <w:i w:val="0"/>
           <w:sz w:val="22"/>
         </w:rPr>
-        <w:t xml:space="preserve"> Bentuk ringkasnya dituliskan pada Persamaan (2).</w:t>
+        <w:t xml:space="preserve"> Persamaan (3) memadatkan aturan tersebut.</w:t>
       </w:r>
     </w:p>
     <w:p>
@@ -3245,7 +3264,7 @@
           <w:color w:val="305496"/>
           <w:sz w:val="22"/>
         </w:rPr>
-        <w:t xml:space="preserve">   (2)</w:t>
+        <w:t xml:space="preserve">   (3)</w:t>
       </w:r>
     </w:p>
     <w:p>
@@ -3330,7 +3349,7 @@
           <w:i w:val="0"/>
           <w:sz w:val="22"/>
         </w:rPr>
-        <w:t xml:space="preserve"> Persamaan (3) memadatkan aturan tersebut.</w:t>
+        <w:t xml:space="preserve"> Rangkuman kuantitatifnya tertulis pada Persamaan (4).</w:t>
       </w:r>
     </w:p>
     <w:p>
@@ -3439,7 +3458,7 @@
           <w:color w:val="305496"/>
           <w:sz w:val="22"/>
         </w:rPr>
-        <w:t xml:space="preserve">   (3)</w:t>
+        <w:t xml:space="preserve">   (4)</w:t>
       </w:r>
     </w:p>
     <w:p>
@@ -3516,6 +3535,15 @@
           <w:sz w:val="22"/>
         </w:rPr>
         <w:t xml:space="preserve">Catatan pengujian setiap tahap merupakan bagian dari hasil kerja, bukan pelengkap. Ketika sistem bermasalah di kemudian hari, catatan itulah yang memungkinkan pembedaan antara masalah baru dan perilaku yang sejak awal memang sudah ada namun belum pernah menjadi persoalan.</w:t>
+      </w:r>
+      <w:r>
+        <w:rPr>
+          <w:rFonts w:ascii="Arial" w:hAnsi="Arial" w:cs="Arial"/>
+          <w:b w:val="0"/>
+          <w:i w:val="0"/>
+          <w:sz w:val="22"/>
+        </w:rPr>
+        <w:t xml:space="preserve"> Hubungan ini dirangkum dalam Persamaan (5).</w:t>
       </w:r>
     </w:p>
     <w:p>
@@ -3532,6 +3560,16 @@
           <w:sz w:val="22"/>
         </w:rPr>
         <w:t xml:space="preserve">simulasi murni → controller nyata + plant model → plant nyata terbatas → operasi</w:t>
+      </w:r>
+      <w:r>
+        <w:rPr>
+          <w:rFonts w:ascii="Arial" w:hAnsi="Arial" w:cs="Arial"/>
+          <w:b/>
+          <w:i/>
+          <w:color w:val="305496"/>
+          <w:sz w:val="22"/>
+        </w:rPr>
+        <w:t xml:space="preserve">   (5)</w:t>
       </w:r>
     </w:p>
     <w:p>
@@ -3780,7 +3818,7 @@
           <w:i w:val="0"/>
           <w:sz w:val="22"/>
         </w:rPr>
-        <w:t xml:space="preserve"> Rangkuman kuantitatifnya tertulis pada Persamaan (4).</w:t>
+        <w:t xml:space="preserve"> Bentuk ringkasnya dituliskan pada Persamaan (6).</w:t>
       </w:r>
     </w:p>
     <w:p>
@@ -3806,7 +3844,7 @@
           <w:color w:val="305496"/>
           <w:sz w:val="22"/>
         </w:rPr>
-        <w:t xml:space="preserve">   (4)</w:t>
+        <w:t xml:space="preserve">   (6)</w:t>
       </w:r>
     </w:p>
     <w:p>
@@ -4109,7 +4147,7 @@
           <w:i w:val="0"/>
           <w:sz w:val="22"/>
         </w:rPr>
-        <w:t xml:space="preserve"> Hubungan ini dirangkum dalam Persamaan (5).</w:t>
+        <w:t xml:space="preserve"> Persamaan (7) memadatkan aturan tersebut.</w:t>
       </w:r>
     </w:p>
     <w:p>
@@ -4150,7 +4188,7 @@
           <w:color w:val="305496"/>
           <w:sz w:val="22"/>
         </w:rPr>
-        <w:t xml:space="preserve">   (5)</w:t>
+        <w:t xml:space="preserve">   (7)</w:t>
       </w:r>
     </w:p>
     <w:p>
@@ -4174,7 +4212,7 @@
           <w:i w:val="0"/>
           <w:sz w:val="22"/>
         </w:rPr>
-        <w:t xml:space="preserve"> Bentuk ringkasnya dituliskan pada Persamaan (6).</w:t>
+        <w:t xml:space="preserve"> Rangkuman kuantitatifnya tertulis pada Persamaan (8).</w:t>
       </w:r>
     </w:p>
     <w:p>
@@ -4277,7 +4315,7 @@
           <w:color w:val="305496"/>
           <w:sz w:val="22"/>
         </w:rPr>
-        <w:t xml:space="preserve">   (6)</w:t>
+        <w:t xml:space="preserve">   (8)</w:t>
       </w:r>
     </w:p>
     <w:p>
@@ -4301,7 +4339,7 @@
           <w:i w:val="0"/>
           <w:sz w:val="22"/>
         </w:rPr>
-        <w:t xml:space="preserve"> Persamaan (7) memadatkan aturan tersebut.</w:t>
+        <w:t xml:space="preserve"> Hubungan ini dirangkum dalam Persamaan (9).</w:t>
       </w:r>
     </w:p>
     <w:p>
@@ -4363,7 +4401,7 @@
           <w:color w:val="305496"/>
           <w:sz w:val="22"/>
         </w:rPr>
-        <w:t xml:space="preserve">   (7)</w:t>
+        <w:t xml:space="preserve">   (9)</w:t>
       </w:r>
     </w:p>
     <w:p>
@@ -4387,7 +4425,7 @@
           <w:i w:val="0"/>
           <w:sz w:val="22"/>
         </w:rPr>
-        <w:t xml:space="preserve"> Rangkuman kuantitatifnya tertulis pada Persamaan (8).</w:t>
+        <w:t xml:space="preserve"> Bentuk ringkasnya dituliskan pada Persamaan (10).</w:t>
       </w:r>
     </w:p>
     <w:p>
@@ -4490,7 +4528,7 @@
           <w:color w:val="305496"/>
           <w:sz w:val="22"/>
         </w:rPr>
-        <w:t xml:space="preserve">   (8)</w:t>
+        <w:t xml:space="preserve">   (10)</w:t>
       </w:r>
     </w:p>
     <w:p>
@@ -4514,7 +4552,7 @@
           <w:i w:val="0"/>
           <w:sz w:val="22"/>
         </w:rPr>
-        <w:t xml:space="preserve"> Hubungan ini dirangkum dalam Persamaan (9).</w:t>
+        <w:t xml:space="preserve"> Persamaan (11) memadatkan aturan tersebut.</w:t>
       </w:r>
     </w:p>
     <w:p>
@@ -4555,7 +4593,7 @@
           <w:color w:val="305496"/>
           <w:sz w:val="22"/>
         </w:rPr>
-        <w:t xml:space="preserve">   (9)</w:t>
+        <w:t xml:space="preserve">   (11)</w:t>
       </w:r>
     </w:p>
     <w:p>
@@ -4579,7 +4617,7 @@
           <w:i w:val="0"/>
           <w:sz w:val="22"/>
         </w:rPr>
-        <w:t xml:space="preserve"> Bentuk ringkasnya dituliskan pada Persamaan (10).</w:t>
+        <w:t xml:space="preserve"> Rangkuman kuantitatifnya tertulis pada Persamaan (12).</w:t>
       </w:r>
     </w:p>
     <w:p>
@@ -4641,7 +4679,7 @@
           <w:color w:val="305496"/>
           <w:sz w:val="22"/>
         </w:rPr>
-        <w:t xml:space="preserve">   (10)</w:t>
+        <w:t xml:space="preserve">   (12)</w:t>
       </w:r>
     </w:p>
     <w:p>
@@ -4680,7 +4718,7 @@
           <w:i w:val="0"/>
           <w:sz w:val="22"/>
         </w:rPr>
-        <w:t xml:space="preserve"> Persamaan (11) memadatkan aturan tersebut.</w:t>
+        <w:t xml:space="preserve"> Hubungan ini dirangkum dalam Persamaan (13).</w:t>
       </w:r>
     </w:p>
     <w:p>
@@ -4759,7 +4797,7 @@
           <w:color w:val="305496"/>
           <w:sz w:val="22"/>
         </w:rPr>
-        <w:t xml:space="preserve">   (11)</w:t>
+        <w:t xml:space="preserve">   (13)</w:t>
       </w:r>
     </w:p>
     <w:p>
@@ -4783,7 +4821,7 @@
           <w:i w:val="0"/>
           <w:sz w:val="22"/>
         </w:rPr>
-        <w:t xml:space="preserve"> Rangkuman kuantitatifnya tertulis pada Persamaan (12).</w:t>
+        <w:t xml:space="preserve"> Bentuk ringkasnya dituliskan pada Persamaan (14).</w:t>
       </w:r>
     </w:p>
     <w:p>
@@ -4824,7 +4862,7 @@
           <w:color w:val="305496"/>
           <w:sz w:val="22"/>
         </w:rPr>
-        <w:t xml:space="preserve">   (12)</w:t>
+        <w:t xml:space="preserve">   (14)</w:t>
       </w:r>
     </w:p>
     <w:p>
@@ -4848,7 +4886,7 @@
           <w:i w:val="0"/>
           <w:sz w:val="22"/>
         </w:rPr>
-        <w:t xml:space="preserve"> Hubungan ini dirangkum dalam Persamaan (13).</w:t>
+        <w:t xml:space="preserve"> Persamaan (15) memadatkan aturan tersebut.</w:t>
       </w:r>
     </w:p>
     <w:p>
@@ -4931,7 +4969,7 @@
           <w:color w:val="305496"/>
           <w:sz w:val="22"/>
         </w:rPr>
-        <w:t xml:space="preserve">   (13)</w:t>
+        <w:t xml:space="preserve">   (15)</w:t>
       </w:r>
     </w:p>
     <w:p>
@@ -4955,7 +4993,7 @@
           <w:i w:val="0"/>
           <w:sz w:val="22"/>
         </w:rPr>
-        <w:t xml:space="preserve"> Bentuk ringkasnya dituliskan pada Persamaan (14).</w:t>
+        <w:t xml:space="preserve"> Rangkuman kuantitatifnya tertulis pada Persamaan (16).</w:t>
       </w:r>
     </w:p>
     <w:p>
@@ -5027,7 +5065,7 @@
           <w:color w:val="305496"/>
           <w:sz w:val="22"/>
         </w:rPr>
-        <w:t xml:space="preserve">   (14)</w:t>
+        <w:t xml:space="preserve">   (16)</w:t>
       </w:r>
     </w:p>
     <w:p>
@@ -5051,7 +5089,7 @@
           <w:i w:val="0"/>
           <w:sz w:val="22"/>
         </w:rPr>
-        <w:t xml:space="preserve"> Persamaan (15) memadatkan aturan tersebut.</w:t>
+        <w:t xml:space="preserve"> Hubungan ini dirangkum dalam Persamaan (17).</w:t>
       </w:r>
     </w:p>
     <w:p>
@@ -5092,7 +5130,7 @@
           <w:color w:val="305496"/>
           <w:sz w:val="22"/>
         </w:rPr>
-        <w:t xml:space="preserve">   (15)</w:t>
+        <w:t xml:space="preserve">   (17)</w:t>
       </w:r>
     </w:p>
     <w:p>
@@ -5116,7 +5154,7 @@
           <w:i w:val="0"/>
           <w:sz w:val="22"/>
         </w:rPr>
-        <w:t xml:space="preserve"> Rangkuman kuantitatifnya tertulis pada Persamaan (16).</w:t>
+        <w:t xml:space="preserve"> Bentuk ringkasnya dituliskan pada Persamaan (18).</w:t>
       </w:r>
     </w:p>
     <w:p>
@@ -5157,7 +5195,7 @@
           <w:color w:val="305496"/>
           <w:sz w:val="22"/>
         </w:rPr>
-        <w:t xml:space="preserve">   (16)</w:t>
+        <w:t xml:space="preserve">   (18)</w:t>
       </w:r>
     </w:p>
     <w:p>

--- a/Sistem-Kendali-Cerdas/Modul-Word/Modul-5-Pemodelan-dan-Simulasi-Sistem-Kontrol.docx
+++ b/Sistem-Kendali-Cerdas/Modul-Word/Modul-5-Pemodelan-dan-Simulasi-Sistem-Kontrol.docx
@@ -2835,8 +2835,11 @@
     </w:p>
     <w:p>
       <w:pPr>
+        <w:tabs>
+          <w:tab w:val="center" w:pos="4393"/>
+          <w:tab w:val="right" w:pos="8787"/>
+        </w:tabs>
         <w:spacing w:before="40" w:after="120"/>
-        <w:jc w:val="center"/>
       </w:pPr>
       <w:r>
         <w:rPr>
@@ -2846,7 +2849,7 @@
           <w:color w:val="305496"/>
           <w:sz w:val="22"/>
         </w:rPr>
-        <w:t xml:space="preserve">eksperimen = {model, parameter, kondisi awal, masukan, solver, metrik}</w:t>
+        <w:tab/>
       </w:r>
       <w:r>
         <w:rPr>
@@ -2856,7 +2859,18 @@
           <w:color w:val="305496"/>
           <w:sz w:val="22"/>
         </w:rPr>
-        <w:t xml:space="preserve">   (1)</w:t>
+        <w:t xml:space="preserve">eksperimen = {model, parameter, kondisi awal, masukan, solver, metrik}</w:t>
+      </w:r>
+      <w:r>
+        <w:rPr>
+          <w:rFonts w:ascii="Arial" w:hAnsi="Arial" w:cs="Arial"/>
+          <w:b/>
+          <w:i/>
+          <w:color w:val="305496"/>
+          <w:sz w:val="22"/>
+        </w:rPr>
+        <w:tab/>
+        <w:t xml:space="preserve">(1)</w:t>
       </w:r>
     </w:p>
     <w:p>
@@ -2946,8 +2960,11 @@
     </w:p>
     <w:p>
       <w:pPr>
+        <w:tabs>
+          <w:tab w:val="center" w:pos="4393"/>
+          <w:tab w:val="right" w:pos="8787"/>
+        </w:tabs>
         <w:spacing w:before="40" w:after="120"/>
-        <w:jc w:val="center"/>
       </w:pPr>
       <w:r>
         <w:rPr>
@@ -2957,7 +2974,7 @@
           <w:color w:val="305496"/>
           <w:sz w:val="22"/>
         </w:rPr>
-        <w:t xml:space="preserve">x' = A·x + B·u,  y = C·x + D·u   |   G(s) = C·(sI - A)</w:t>
+        <w:tab/>
       </w:r>
       <w:r>
         <w:rPr>
@@ -2966,9 +2983,8 @@
           <w:i/>
           <w:color w:val="305496"/>
           <w:sz w:val="22"/>
-          <w:vertAlign w:val="superscript"/>
-        </w:rPr>
-        <w:t xml:space="preserve">-1</w:t>
+        </w:rPr>
+        <w:t xml:space="preserve">x' = A·x + B·u,  y = C·x + D·u   |   G(s) = C·(sI - A)</w:t>
       </w:r>
       <w:r>
         <w:rPr>
@@ -2977,8 +2993,9 @@
           <w:i/>
           <w:color w:val="305496"/>
           <w:sz w:val="22"/>
-        </w:rPr>
-        <w:t xml:space="preserve">·B + D</w:t>
+          <w:vertAlign w:val="superscript"/>
+        </w:rPr>
+        <w:t xml:space="preserve">-1</w:t>
       </w:r>
       <w:r>
         <w:rPr>
@@ -2988,7 +3005,18 @@
           <w:color w:val="305496"/>
           <w:sz w:val="22"/>
         </w:rPr>
-        <w:t xml:space="preserve">   (2)</w:t>
+        <w:t xml:space="preserve">·B + D</w:t>
+      </w:r>
+      <w:r>
+        <w:rPr>
+          <w:rFonts w:ascii="Arial" w:hAnsi="Arial" w:cs="Arial"/>
+          <w:b/>
+          <w:i/>
+          <w:color w:val="305496"/>
+          <w:sz w:val="22"/>
+        </w:rPr>
+        <w:tab/>
+        <w:t xml:space="preserve">(2)</w:t>
       </w:r>
     </w:p>
     <w:p>
@@ -3150,8 +3178,11 @@
     </w:p>
     <w:p>
       <w:pPr>
+        <w:tabs>
+          <w:tab w:val="center" w:pos="4393"/>
+          <w:tab w:val="right" w:pos="8787"/>
+        </w:tabs>
         <w:spacing w:before="40" w:after="120"/>
-        <w:jc w:val="center"/>
       </w:pPr>
       <w:r>
         <w:rPr>
@@ -3161,7 +3192,7 @@
           <w:color w:val="305496"/>
           <w:sz w:val="22"/>
         </w:rPr>
-        <w:t xml:space="preserve">dt ≤ 0,1·</w:t>
+        <w:tab/>
       </w:r>
       <w:r>
         <w:rPr>
@@ -3171,7 +3202,7 @@
           <w:color w:val="305496"/>
           <w:sz w:val="22"/>
         </w:rPr>
-        <w:t xml:space="preserve">τ</w:t>
+        <w:t xml:space="preserve">dt ≤ 0,1·</w:t>
       </w:r>
       <w:r>
         <w:rPr>
@@ -3180,9 +3211,8 @@
           <w:i/>
           <w:color w:val="305496"/>
           <w:sz w:val="22"/>
-          <w:vertAlign w:val="subscript"/>
-        </w:rPr>
-        <w:t xml:space="preserve">tercepat</w:t>
+        </w:rPr>
+        <w:t xml:space="preserve">τ</w:t>
       </w:r>
       <w:r>
         <w:rPr>
@@ -3191,8 +3221,9 @@
           <w:i/>
           <w:color w:val="305496"/>
           <w:sz w:val="22"/>
-        </w:rPr>
-        <w:t xml:space="preserve">   |   kekakuan = </w:t>
+          <w:vertAlign w:val="subscript"/>
+        </w:rPr>
+        <w:t xml:space="preserve">tercepat</w:t>
       </w:r>
       <w:r>
         <w:rPr>
@@ -3202,7 +3233,7 @@
           <w:color w:val="305496"/>
           <w:sz w:val="22"/>
         </w:rPr>
-        <w:t xml:space="preserve">τ</w:t>
+        <w:t xml:space="preserve">   |   kekakuan = </w:t>
       </w:r>
       <w:r>
         <w:rPr>
@@ -3211,9 +3242,8 @@
           <w:i/>
           <w:color w:val="305496"/>
           <w:sz w:val="22"/>
-          <w:vertAlign w:val="subscript"/>
-        </w:rPr>
-        <w:t xml:space="preserve">lambat</w:t>
+        </w:rPr>
+        <w:t xml:space="preserve">τ</w:t>
       </w:r>
       <w:r>
         <w:rPr>
@@ -3222,8 +3252,9 @@
           <w:i/>
           <w:color w:val="305496"/>
           <w:sz w:val="22"/>
-        </w:rPr>
-        <w:t xml:space="preserve">/</w:t>
+          <w:vertAlign w:val="subscript"/>
+        </w:rPr>
+        <w:t xml:space="preserve">lambat</w:t>
       </w:r>
       <w:r>
         <w:rPr>
@@ -3233,7 +3264,7 @@
           <w:color w:val="305496"/>
           <w:sz w:val="22"/>
         </w:rPr>
-        <w:t xml:space="preserve">τ</w:t>
+        <w:t xml:space="preserve">/</w:t>
       </w:r>
       <w:r>
         <w:rPr>
@@ -3242,9 +3273,8 @@
           <w:i/>
           <w:color w:val="305496"/>
           <w:sz w:val="22"/>
-          <w:vertAlign w:val="subscript"/>
-        </w:rPr>
-        <w:t xml:space="preserve">cepat</w:t>
+        </w:rPr>
+        <w:t xml:space="preserve">τ</w:t>
       </w:r>
       <w:r>
         <w:rPr>
@@ -3253,8 +3283,9 @@
           <w:i/>
           <w:color w:val="305496"/>
           <w:sz w:val="22"/>
-        </w:rPr>
-        <w:t xml:space="preserve"> &gt;&gt; 1</w:t>
+          <w:vertAlign w:val="subscript"/>
+        </w:rPr>
+        <w:t xml:space="preserve">cepat</w:t>
       </w:r>
       <w:r>
         <w:rPr>
@@ -3264,7 +3295,18 @@
           <w:color w:val="305496"/>
           <w:sz w:val="22"/>
         </w:rPr>
-        <w:t xml:space="preserve">   (3)</w:t>
+        <w:t xml:space="preserve"> &gt;&gt; 1</w:t>
+      </w:r>
+      <w:r>
+        <w:rPr>
+          <w:rFonts w:ascii="Arial" w:hAnsi="Arial" w:cs="Arial"/>
+          <w:b/>
+          <w:i/>
+          <w:color w:val="305496"/>
+          <w:sz w:val="22"/>
+        </w:rPr>
+        <w:tab/>
+        <w:t xml:space="preserve">(3)</w:t>
       </w:r>
     </w:p>
     <w:p>
@@ -3354,8 +3396,11 @@
     </w:p>
     <w:p>
       <w:pPr>
+        <w:tabs>
+          <w:tab w:val="center" w:pos="4393"/>
+          <w:tab w:val="right" w:pos="8787"/>
+        </w:tabs>
         <w:spacing w:before="40" w:after="120"/>
-        <w:jc w:val="center"/>
       </w:pPr>
       <w:r>
         <w:rPr>
@@ -3365,7 +3410,7 @@
           <w:color w:val="305496"/>
           <w:sz w:val="22"/>
         </w:rPr>
-        <w:t xml:space="preserve">RMSE = √(mean((</w:t>
+        <w:tab/>
       </w:r>
       <w:r>
         <w:rPr>
@@ -3375,7 +3420,7 @@
           <w:color w:val="305496"/>
           <w:sz w:val="22"/>
         </w:rPr>
-        <w:t xml:space="preserve">y</w:t>
+        <w:t xml:space="preserve">RMSE = √(mean((</w:t>
       </w:r>
       <w:r>
         <w:rPr>
@@ -3384,9 +3429,8 @@
           <w:i/>
           <w:color w:val="305496"/>
           <w:sz w:val="22"/>
-          <w:vertAlign w:val="subscript"/>
-        </w:rPr>
-        <w:t xml:space="preserve">ukur</w:t>
+        </w:rPr>
+        <w:t xml:space="preserve">y</w:t>
       </w:r>
       <w:r>
         <w:rPr>
@@ -3395,8 +3439,9 @@
           <w:i/>
           <w:color w:val="305496"/>
           <w:sz w:val="22"/>
-        </w:rPr>
-        <w:t xml:space="preserve"> - </w:t>
+          <w:vertAlign w:val="subscript"/>
+        </w:rPr>
+        <w:t xml:space="preserve">ukur</w:t>
       </w:r>
       <w:r>
         <w:rPr>
@@ -3406,7 +3451,7 @@
           <w:color w:val="305496"/>
           <w:sz w:val="22"/>
         </w:rPr>
-        <w:t xml:space="preserve">y</w:t>
+        <w:t xml:space="preserve"> - </w:t>
       </w:r>
       <w:r>
         <w:rPr>
@@ -3415,9 +3460,8 @@
           <w:i/>
           <w:color w:val="305496"/>
           <w:sz w:val="22"/>
-          <w:vertAlign w:val="subscript"/>
-        </w:rPr>
-        <w:t xml:space="preserve">model</w:t>
+        </w:rPr>
+        <w:t xml:space="preserve">y</w:t>
       </w:r>
       <w:r>
         <w:rPr>
@@ -3426,8 +3470,9 @@
           <w:i/>
           <w:color w:val="305496"/>
           <w:sz w:val="22"/>
-        </w:rPr>
-        <w:t xml:space="preserve">)</w:t>
+          <w:vertAlign w:val="subscript"/>
+        </w:rPr>
+        <w:t xml:space="preserve">model</w:t>
       </w:r>
       <w:r>
         <w:rPr>
@@ -3436,9 +3481,8 @@
           <w:i/>
           <w:color w:val="305496"/>
           <w:sz w:val="22"/>
-          <w:vertAlign w:val="superscript"/>
-        </w:rPr>
-        <w:t xml:space="preserve">2</w:t>
+        </w:rPr>
+        <w:t xml:space="preserve">)</w:t>
       </w:r>
       <w:r>
         <w:rPr>
@@ -3447,8 +3491,9 @@
           <w:i/>
           <w:color w:val="305496"/>
           <w:sz w:val="22"/>
-        </w:rPr>
-        <w:t xml:space="preserve">))   |   pisahkan data latih dan data uji</w:t>
+          <w:vertAlign w:val="superscript"/>
+        </w:rPr>
+        <w:t xml:space="preserve">2</w:t>
       </w:r>
       <w:r>
         <w:rPr>
@@ -3458,7 +3503,18 @@
           <w:color w:val="305496"/>
           <w:sz w:val="22"/>
         </w:rPr>
-        <w:t xml:space="preserve">   (4)</w:t>
+        <w:t xml:space="preserve">))   |   pisahkan data latih dan data uji</w:t>
+      </w:r>
+      <w:r>
+        <w:rPr>
+          <w:rFonts w:ascii="Arial" w:hAnsi="Arial" w:cs="Arial"/>
+          <w:b/>
+          <w:i/>
+          <w:color w:val="305496"/>
+          <w:sz w:val="22"/>
+        </w:rPr>
+        <w:tab/>
+        <w:t xml:space="preserve">(4)</w:t>
       </w:r>
     </w:p>
     <w:p>
@@ -3548,8 +3604,11 @@
     </w:p>
     <w:p>
       <w:pPr>
+        <w:tabs>
+          <w:tab w:val="center" w:pos="4393"/>
+          <w:tab w:val="right" w:pos="8787"/>
+        </w:tabs>
         <w:spacing w:before="40" w:after="120"/>
-        <w:jc w:val="center"/>
       </w:pPr>
       <w:r>
         <w:rPr>
@@ -3559,7 +3618,7 @@
           <w:color w:val="305496"/>
           <w:sz w:val="22"/>
         </w:rPr>
-        <w:t xml:space="preserve">simulasi murni → controller nyata + plant model → plant nyata terbatas → operasi</w:t>
+        <w:tab/>
       </w:r>
       <w:r>
         <w:rPr>
@@ -3569,7 +3628,18 @@
           <w:color w:val="305496"/>
           <w:sz w:val="22"/>
         </w:rPr>
-        <w:t xml:space="preserve">   (5)</w:t>
+        <w:t xml:space="preserve">simulasi murni → controller nyata + plant model → plant nyata terbatas → operasi</w:t>
+      </w:r>
+      <w:r>
+        <w:rPr>
+          <w:rFonts w:ascii="Arial" w:hAnsi="Arial" w:cs="Arial"/>
+          <w:b/>
+          <w:i/>
+          <w:color w:val="305496"/>
+          <w:sz w:val="22"/>
+        </w:rPr>
+        <w:tab/>
+        <w:t xml:space="preserve">(5)</w:t>
       </w:r>
     </w:p>
     <w:p>
@@ -3823,8 +3893,11 @@
     </w:p>
     <w:p>
       <w:pPr>
+        <w:tabs>
+          <w:tab w:val="center" w:pos="4393"/>
+          <w:tab w:val="right" w:pos="8787"/>
+        </w:tabs>
         <w:spacing w:before="40" w:after="120"/>
-        <w:jc w:val="center"/>
       </w:pPr>
       <w:r>
         <w:rPr>
@@ -3834,7 +3907,7 @@
           <w:color w:val="305496"/>
           <w:sz w:val="22"/>
         </w:rPr>
-        <w:t xml:space="preserve">dx' = A·dx + B·du dengan A dan B turunan parsial di titik kerja</w:t>
+        <w:tab/>
       </w:r>
       <w:r>
         <w:rPr>
@@ -3844,7 +3917,18 @@
           <w:color w:val="305496"/>
           <w:sz w:val="22"/>
         </w:rPr>
-        <w:t xml:space="preserve">   (6)</w:t>
+        <w:t xml:space="preserve">dx' = A·dx + B·du dengan A dan B turunan parsial di titik kerja</w:t>
+      </w:r>
+      <w:r>
+        <w:rPr>
+          <w:rFonts w:ascii="Arial" w:hAnsi="Arial" w:cs="Arial"/>
+          <w:b/>
+          <w:i/>
+          <w:color w:val="305496"/>
+          <w:sz w:val="22"/>
+        </w:rPr>
+        <w:tab/>
+        <w:t xml:space="preserve">(6)</w:t>
       </w:r>
     </w:p>
     <w:p>
@@ -4167,8 +4251,11 @@
     </w:p>
     <w:p>
       <w:pPr>
+        <w:tabs>
+          <w:tab w:val="center" w:pos="4393"/>
+          <w:tab w:val="right" w:pos="8787"/>
+        </w:tabs>
         <w:spacing w:before="40" w:after="120"/>
-        <w:jc w:val="center"/>
       </w:pPr>
       <w:r>
         <w:rPr>
@@ -4178,7 +4265,7 @@
           <w:color w:val="305496"/>
           <w:sz w:val="22"/>
         </w:rPr>
-        <w:t xml:space="preserve">m·x'' + b·x' + k·x = F(t)</w:t>
+        <w:tab/>
       </w:r>
       <w:r>
         <w:rPr>
@@ -4188,53 +4275,8 @@
           <w:color w:val="305496"/>
           <w:sz w:val="22"/>
         </w:rPr>
-        <w:t xml:space="preserve">   (7)</w:t>
-      </w:r>
-    </w:p>
-    <w:p>
-      <w:pPr>
-        <w:spacing w:line="360" w:lineRule="auto" w:after="120"/>
-        <w:jc w:val="both"/>
-      </w:pPr>
-      <w:r>
-        <w:rPr>
-          <w:rFonts w:ascii="Arial" w:hAnsi="Arial" w:cs="Arial"/>
-          <w:b w:val="0"/>
-          <w:i w:val="0"/>
-          <w:sz w:val="22"/>
-        </w:rPr>
-        <w:t xml:space="preserve">Jumlah gaya pada massa sama dengan massa dikali percepatan.</w:t>
-      </w:r>
-      <w:r>
-        <w:rPr>
-          <w:rFonts w:ascii="Arial" w:hAnsi="Arial" w:cs="Arial"/>
-          <w:b w:val="0"/>
-          <w:i w:val="0"/>
-          <w:sz w:val="22"/>
-        </w:rPr>
-        <w:t xml:space="preserve"> Rangkuman kuantitatifnya tertulis pada Persamaan (8).</w:t>
-      </w:r>
-    </w:p>
-    <w:p>
-      <w:pPr>
-        <w:spacing w:line="360" w:lineRule="auto" w:after="120"/>
-        <w:jc w:val="both"/>
-      </w:pPr>
-      <w:r>
-        <w:rPr>
-          <w:rFonts w:ascii="Arial" w:hAnsi="Arial" w:cs="Arial"/>
-          <w:b w:val="0"/>
-          <w:i w:val="0"/>
-          <w:sz w:val="22"/>
-        </w:rPr>
-        <w:t xml:space="preserve">2. Pilih variabel keadaan</w:t>
-      </w:r>
-    </w:p>
-    <w:p>
-      <w:pPr>
-        <w:spacing w:before="40" w:after="120"/>
-        <w:jc w:val="center"/>
-      </w:pPr>
+        <w:t xml:space="preserve">m·x'' + b·x' + k·x = F(t)</w:t>
+      </w:r>
       <w:r>
         <w:rPr>
           <w:rFonts w:ascii="Arial" w:hAnsi="Arial" w:cs="Arial"/>
@@ -4243,8 +4285,57 @@
           <w:color w:val="305496"/>
           <w:sz w:val="22"/>
         </w:rPr>
-        <w:t xml:space="preserve"/>
-      </w:r>
+        <w:tab/>
+        <w:t xml:space="preserve">(7)</w:t>
+      </w:r>
+    </w:p>
+    <w:p>
+      <w:pPr>
+        <w:spacing w:line="360" w:lineRule="auto" w:after="120"/>
+        <w:jc w:val="both"/>
+      </w:pPr>
+      <w:r>
+        <w:rPr>
+          <w:rFonts w:ascii="Arial" w:hAnsi="Arial" w:cs="Arial"/>
+          <w:b w:val="0"/>
+          <w:i w:val="0"/>
+          <w:sz w:val="22"/>
+        </w:rPr>
+        <w:t xml:space="preserve">Jumlah gaya pada massa sama dengan massa dikali percepatan.</w:t>
+      </w:r>
+      <w:r>
+        <w:rPr>
+          <w:rFonts w:ascii="Arial" w:hAnsi="Arial" w:cs="Arial"/>
+          <w:b w:val="0"/>
+          <w:i w:val="0"/>
+          <w:sz w:val="22"/>
+        </w:rPr>
+        <w:t xml:space="preserve"> Rangkuman kuantitatifnya tertulis pada Persamaan (8).</w:t>
+      </w:r>
+    </w:p>
+    <w:p>
+      <w:pPr>
+        <w:spacing w:line="360" w:lineRule="auto" w:after="120"/>
+        <w:jc w:val="both"/>
+      </w:pPr>
+      <w:r>
+        <w:rPr>
+          <w:rFonts w:ascii="Arial" w:hAnsi="Arial" w:cs="Arial"/>
+          <w:b w:val="0"/>
+          <w:i w:val="0"/>
+          <w:sz w:val="22"/>
+        </w:rPr>
+        <w:t xml:space="preserve">2. Pilih variabel keadaan</w:t>
+      </w:r>
+    </w:p>
+    <w:p>
+      <w:pPr>
+        <w:tabs>
+          <w:tab w:val="center" w:pos="4393"/>
+          <w:tab w:val="right" w:pos="8787"/>
+        </w:tabs>
+        <w:spacing w:before="40" w:after="120"/>
+      </w:pPr>
       <w:r>
         <w:rPr>
           <w:rFonts w:ascii="Arial" w:hAnsi="Arial" w:cs="Arial"/>
@@ -4253,7 +4344,7 @@
           <w:color w:val="305496"/>
           <w:sz w:val="22"/>
         </w:rPr>
-        <w:t xml:space="preserve">x</w:t>
+        <w:tab/>
       </w:r>
       <w:r>
         <w:rPr>
@@ -4262,9 +4353,8 @@
           <w:i/>
           <w:color w:val="305496"/>
           <w:sz w:val="22"/>
-          <w:vertAlign w:val="subscript"/>
-        </w:rPr>
-        <w:t xml:space="preserve">1</w:t>
+        </w:rPr>
+        <w:t xml:space="preserve"/>
       </w:r>
       <w:r>
         <w:rPr>
@@ -4274,7 +4364,7 @@
           <w:color w:val="305496"/>
           <w:sz w:val="22"/>
         </w:rPr>
-        <w:t xml:space="preserve"> = x (posisi),  </w:t>
+        <w:t xml:space="preserve">x</w:t>
       </w:r>
       <w:r>
         <w:rPr>
@@ -4283,8 +4373,9 @@
           <w:i/>
           <w:color w:val="305496"/>
           <w:sz w:val="22"/>
-        </w:rPr>
-        <w:t xml:space="preserve">x</w:t>
+          <w:vertAlign w:val="subscript"/>
+        </w:rPr>
+        <w:t xml:space="preserve">1</w:t>
       </w:r>
       <w:r>
         <w:rPr>
@@ -4293,9 +4384,8 @@
           <w:i/>
           <w:color w:val="305496"/>
           <w:sz w:val="22"/>
-          <w:vertAlign w:val="subscript"/>
-        </w:rPr>
-        <w:t xml:space="preserve">2</w:t>
+        </w:rPr>
+        <w:t xml:space="preserve"> = x (posisi),  </w:t>
       </w:r>
       <w:r>
         <w:rPr>
@@ -4305,7 +4395,7 @@
           <w:color w:val="305496"/>
           <w:sz w:val="22"/>
         </w:rPr>
-        <w:t xml:space="preserve"> = x' (kecepatan)</w:t>
+        <w:t xml:space="preserve">x</w:t>
       </w:r>
       <w:r>
         <w:rPr>
@@ -4314,54 +4404,10 @@
           <w:i/>
           <w:color w:val="305496"/>
           <w:sz w:val="22"/>
-        </w:rPr>
-        <w:t xml:space="preserve">   (8)</w:t>
-      </w:r>
-    </w:p>
-    <w:p>
-      <w:pPr>
-        <w:spacing w:line="360" w:lineRule="auto" w:after="120"/>
-        <w:jc w:val="both"/>
-      </w:pPr>
-      <w:r>
-        <w:rPr>
-          <w:rFonts w:ascii="Arial" w:hAnsi="Arial" w:cs="Arial"/>
-          <w:b w:val="0"/>
-          <w:i w:val="0"/>
-          <w:sz w:val="22"/>
-        </w:rPr>
-        <w:t xml:space="preserve">Dipilih besaran yang menyimpan energi: potensial pada pegas, kinetik pada massa.</w:t>
-      </w:r>
-      <w:r>
-        <w:rPr>
-          <w:rFonts w:ascii="Arial" w:hAnsi="Arial" w:cs="Arial"/>
-          <w:b w:val="0"/>
-          <w:i w:val="0"/>
-          <w:sz w:val="22"/>
-        </w:rPr>
-        <w:t xml:space="preserve"> Hubungan ini dirangkum dalam Persamaan (9).</w:t>
-      </w:r>
-    </w:p>
-    <w:p>
-      <w:pPr>
-        <w:spacing w:line="360" w:lineRule="auto" w:after="120"/>
-        <w:jc w:val="both"/>
-      </w:pPr>
-      <w:r>
-        <w:rPr>
-          <w:rFonts w:ascii="Arial" w:hAnsi="Arial" w:cs="Arial"/>
-          <w:b w:val="0"/>
-          <w:i w:val="0"/>
-          <w:sz w:val="22"/>
-        </w:rPr>
-        <w:t xml:space="preserve">3. Persamaan pertama</w:t>
-      </w:r>
-    </w:p>
-    <w:p>
-      <w:pPr>
-        <w:spacing w:before="40" w:after="120"/>
-        <w:jc w:val="center"/>
-      </w:pPr>
+          <w:vertAlign w:val="subscript"/>
+        </w:rPr>
+        <w:t xml:space="preserve">2</w:t>
+      </w:r>
       <w:r>
         <w:rPr>
           <w:rFonts w:ascii="Arial" w:hAnsi="Arial" w:cs="Arial"/>
@@ -4370,7 +4416,7 @@
           <w:color w:val="305496"/>
           <w:sz w:val="22"/>
         </w:rPr>
-        <w:t xml:space="preserve">x1' = </w:t>
+        <w:t xml:space="preserve"> = x' (kecepatan)</w:t>
       </w:r>
       <w:r>
         <w:rPr>
@@ -4380,8 +4426,57 @@
           <w:color w:val="305496"/>
           <w:sz w:val="22"/>
         </w:rPr>
-        <w:t xml:space="preserve">x</w:t>
-      </w:r>
+        <w:tab/>
+        <w:t xml:space="preserve">(8)</w:t>
+      </w:r>
+    </w:p>
+    <w:p>
+      <w:pPr>
+        <w:spacing w:line="360" w:lineRule="auto" w:after="120"/>
+        <w:jc w:val="both"/>
+      </w:pPr>
+      <w:r>
+        <w:rPr>
+          <w:rFonts w:ascii="Arial" w:hAnsi="Arial" w:cs="Arial"/>
+          <w:b w:val="0"/>
+          <w:i w:val="0"/>
+          <w:sz w:val="22"/>
+        </w:rPr>
+        <w:t xml:space="preserve">Dipilih besaran yang menyimpan energi: potensial pada pegas, kinetik pada massa.</w:t>
+      </w:r>
+      <w:r>
+        <w:rPr>
+          <w:rFonts w:ascii="Arial" w:hAnsi="Arial" w:cs="Arial"/>
+          <w:b w:val="0"/>
+          <w:i w:val="0"/>
+          <w:sz w:val="22"/>
+        </w:rPr>
+        <w:t xml:space="preserve"> Hubungan ini dirangkum dalam Persamaan (9).</w:t>
+      </w:r>
+    </w:p>
+    <w:p>
+      <w:pPr>
+        <w:spacing w:line="360" w:lineRule="auto" w:after="120"/>
+        <w:jc w:val="both"/>
+      </w:pPr>
+      <w:r>
+        <w:rPr>
+          <w:rFonts w:ascii="Arial" w:hAnsi="Arial" w:cs="Arial"/>
+          <w:b w:val="0"/>
+          <w:i w:val="0"/>
+          <w:sz w:val="22"/>
+        </w:rPr>
+        <w:t xml:space="preserve">3. Persamaan pertama</w:t>
+      </w:r>
+    </w:p>
+    <w:p>
+      <w:pPr>
+        <w:tabs>
+          <w:tab w:val="center" w:pos="4393"/>
+          <w:tab w:val="right" w:pos="8787"/>
+        </w:tabs>
+        <w:spacing w:before="40" w:after="120"/>
+      </w:pPr>
       <w:r>
         <w:rPr>
           <w:rFonts w:ascii="Arial" w:hAnsi="Arial" w:cs="Arial"/>
@@ -4389,9 +4484,8 @@
           <w:i/>
           <w:color w:val="305496"/>
           <w:sz w:val="22"/>
-          <w:vertAlign w:val="subscript"/>
-        </w:rPr>
-        <w:t xml:space="preserve">2</w:t>
+        </w:rPr>
+        <w:tab/>
       </w:r>
       <w:r>
         <w:rPr>
@@ -4401,53 +4495,8 @@
           <w:color w:val="305496"/>
           <w:sz w:val="22"/>
         </w:rPr>
-        <w:t xml:space="preserve">   (9)</w:t>
-      </w:r>
-    </w:p>
-    <w:p>
-      <w:pPr>
-        <w:spacing w:line="360" w:lineRule="auto" w:after="120"/>
-        <w:jc w:val="both"/>
-      </w:pPr>
-      <w:r>
-        <w:rPr>
-          <w:rFonts w:ascii="Arial" w:hAnsi="Arial" w:cs="Arial"/>
-          <w:b w:val="0"/>
-          <w:i w:val="0"/>
-          <w:sz w:val="22"/>
-        </w:rPr>
-        <w:t xml:space="preserve">Definisi langsung: turunan posisi adalah kecepatan.</w:t>
-      </w:r>
-      <w:r>
-        <w:rPr>
-          <w:rFonts w:ascii="Arial" w:hAnsi="Arial" w:cs="Arial"/>
-          <w:b w:val="0"/>
-          <w:i w:val="0"/>
-          <w:sz w:val="22"/>
-        </w:rPr>
-        <w:t xml:space="preserve"> Bentuk ringkasnya dituliskan pada Persamaan (10).</w:t>
-      </w:r>
-    </w:p>
-    <w:p>
-      <w:pPr>
-        <w:spacing w:line="360" w:lineRule="auto" w:after="120"/>
-        <w:jc w:val="both"/>
-      </w:pPr>
-      <w:r>
-        <w:rPr>
-          <w:rFonts w:ascii="Arial" w:hAnsi="Arial" w:cs="Arial"/>
-          <w:b w:val="0"/>
-          <w:i w:val="0"/>
-          <w:sz w:val="22"/>
-        </w:rPr>
-        <w:t xml:space="preserve">4. Persamaan kedua</w:t>
-      </w:r>
-    </w:p>
-    <w:p>
-      <w:pPr>
-        <w:spacing w:before="40" w:after="120"/>
-        <w:jc w:val="center"/>
-      </w:pPr>
+        <w:t xml:space="preserve">x1' = </w:t>
+      </w:r>
       <w:r>
         <w:rPr>
           <w:rFonts w:ascii="Arial" w:hAnsi="Arial" w:cs="Arial"/>
@@ -4456,7 +4505,7 @@
           <w:color w:val="305496"/>
           <w:sz w:val="22"/>
         </w:rPr>
-        <w:t xml:space="preserve">x2' = (F - b·</w:t>
+        <w:t xml:space="preserve">x</w:t>
       </w:r>
       <w:r>
         <w:rPr>
@@ -4465,8 +4514,9 @@
           <w:i/>
           <w:color w:val="305496"/>
           <w:sz w:val="22"/>
-        </w:rPr>
-        <w:t xml:space="preserve">x</w:t>
+          <w:vertAlign w:val="subscript"/>
+        </w:rPr>
+        <w:t xml:space="preserve">2</w:t>
       </w:r>
       <w:r>
         <w:rPr>
@@ -4475,10 +4525,58 @@
           <w:i/>
           <w:color w:val="305496"/>
           <w:sz w:val="22"/>
-          <w:vertAlign w:val="subscript"/>
-        </w:rPr>
-        <w:t xml:space="preserve">2</w:t>
-      </w:r>
+        </w:rPr>
+        <w:tab/>
+        <w:t xml:space="preserve">(9)</w:t>
+      </w:r>
+    </w:p>
+    <w:p>
+      <w:pPr>
+        <w:spacing w:line="360" w:lineRule="auto" w:after="120"/>
+        <w:jc w:val="both"/>
+      </w:pPr>
+      <w:r>
+        <w:rPr>
+          <w:rFonts w:ascii="Arial" w:hAnsi="Arial" w:cs="Arial"/>
+          <w:b w:val="0"/>
+          <w:i w:val="0"/>
+          <w:sz w:val="22"/>
+        </w:rPr>
+        <w:t xml:space="preserve">Definisi langsung: turunan posisi adalah kecepatan.</w:t>
+      </w:r>
+      <w:r>
+        <w:rPr>
+          <w:rFonts w:ascii="Arial" w:hAnsi="Arial" w:cs="Arial"/>
+          <w:b w:val="0"/>
+          <w:i w:val="0"/>
+          <w:sz w:val="22"/>
+        </w:rPr>
+        <w:t xml:space="preserve"> Bentuk ringkasnya dituliskan pada Persamaan (10).</w:t>
+      </w:r>
+    </w:p>
+    <w:p>
+      <w:pPr>
+        <w:spacing w:line="360" w:lineRule="auto" w:after="120"/>
+        <w:jc w:val="both"/>
+      </w:pPr>
+      <w:r>
+        <w:rPr>
+          <w:rFonts w:ascii="Arial" w:hAnsi="Arial" w:cs="Arial"/>
+          <w:b w:val="0"/>
+          <w:i w:val="0"/>
+          <w:sz w:val="22"/>
+        </w:rPr>
+        <w:t xml:space="preserve">4. Persamaan kedua</w:t>
+      </w:r>
+    </w:p>
+    <w:p>
+      <w:pPr>
+        <w:tabs>
+          <w:tab w:val="center" w:pos="4393"/>
+          <w:tab w:val="right" w:pos="8787"/>
+        </w:tabs>
+        <w:spacing w:before="40" w:after="120"/>
+      </w:pPr>
       <w:r>
         <w:rPr>
           <w:rFonts w:ascii="Arial" w:hAnsi="Arial" w:cs="Arial"/>
@@ -4487,7 +4585,7 @@
           <w:color w:val="305496"/>
           <w:sz w:val="22"/>
         </w:rPr>
-        <w:t xml:space="preserve"> - k·</w:t>
+        <w:tab/>
       </w:r>
       <w:r>
         <w:rPr>
@@ -4497,7 +4595,7 @@
           <w:color w:val="305496"/>
           <w:sz w:val="22"/>
         </w:rPr>
-        <w:t xml:space="preserve">x</w:t>
+        <w:t xml:space="preserve">x2' = (F - b·</w:t>
       </w:r>
       <w:r>
         <w:rPr>
@@ -4506,9 +4604,8 @@
           <w:i/>
           <w:color w:val="305496"/>
           <w:sz w:val="22"/>
-          <w:vertAlign w:val="subscript"/>
-        </w:rPr>
-        <w:t xml:space="preserve">1</w:t>
+        </w:rPr>
+        <w:t xml:space="preserve">x</w:t>
       </w:r>
       <w:r>
         <w:rPr>
@@ -4517,8 +4614,9 @@
           <w:i/>
           <w:color w:val="305496"/>
           <w:sz w:val="22"/>
-        </w:rPr>
-        <w:t xml:space="preserve">)/m</w:t>
+          <w:vertAlign w:val="subscript"/>
+        </w:rPr>
+        <w:t xml:space="preserve">2</w:t>
       </w:r>
       <w:r>
         <w:rPr>
@@ -4528,53 +4626,8 @@
           <w:color w:val="305496"/>
           <w:sz w:val="22"/>
         </w:rPr>
-        <w:t xml:space="preserve">   (10)</w:t>
-      </w:r>
-    </w:p>
-    <w:p>
-      <w:pPr>
-        <w:spacing w:line="360" w:lineRule="auto" w:after="120"/>
-        <w:jc w:val="both"/>
-      </w:pPr>
-      <w:r>
-        <w:rPr>
-          <w:rFonts w:ascii="Arial" w:hAnsi="Arial" w:cs="Arial"/>
-          <w:b w:val="0"/>
-          <w:i w:val="0"/>
-          <w:sz w:val="22"/>
-        </w:rPr>
-        <w:t xml:space="preserve">Diperoleh dengan menyelesaikan hukum Newton terhadap percepatan.</w:t>
-      </w:r>
-      <w:r>
-        <w:rPr>
-          <w:rFonts w:ascii="Arial" w:hAnsi="Arial" w:cs="Arial"/>
-          <w:b w:val="0"/>
-          <w:i w:val="0"/>
-          <w:sz w:val="22"/>
-        </w:rPr>
-        <w:t xml:space="preserve"> Persamaan (11) memadatkan aturan tersebut.</w:t>
-      </w:r>
-    </w:p>
-    <w:p>
-      <w:pPr>
-        <w:spacing w:line="360" w:lineRule="auto" w:after="120"/>
-        <w:jc w:val="both"/>
-      </w:pPr>
-      <w:r>
-        <w:rPr>
-          <w:rFonts w:ascii="Arial" w:hAnsi="Arial" w:cs="Arial"/>
-          <w:b w:val="0"/>
-          <w:i w:val="0"/>
-          <w:sz w:val="22"/>
-        </w:rPr>
-        <w:t xml:space="preserve">5. Susun bentuk matriks</w:t>
-      </w:r>
-    </w:p>
-    <w:p>
-      <w:pPr>
-        <w:spacing w:before="40" w:after="120"/>
-        <w:jc w:val="center"/>
-      </w:pPr>
+        <w:t xml:space="preserve"> - k·</w:t>
+      </w:r>
       <w:r>
         <w:rPr>
           <w:rFonts w:ascii="Arial" w:hAnsi="Arial" w:cs="Arial"/>
@@ -4583,7 +4636,7 @@
           <w:color w:val="305496"/>
           <w:sz w:val="22"/>
         </w:rPr>
-        <w:t xml:space="preserve">A = [[0, 1], [-k/m, -b/m]],  B = [[0], [1/m]]</w:t>
+        <w:t xml:space="preserve">x</w:t>
       </w:r>
       <w:r>
         <w:rPr>
@@ -4592,54 +4645,10 @@
           <w:i/>
           <w:color w:val="305496"/>
           <w:sz w:val="22"/>
-        </w:rPr>
-        <w:t xml:space="preserve">   (11)</w:t>
-      </w:r>
-    </w:p>
-    <w:p>
-      <w:pPr>
-        <w:spacing w:line="360" w:lineRule="auto" w:after="120"/>
-        <w:jc w:val="both"/>
-      </w:pPr>
-      <w:r>
-        <w:rPr>
-          <w:rFonts w:ascii="Arial" w:hAnsi="Arial" w:cs="Arial"/>
-          <w:b w:val="0"/>
-          <w:i w:val="0"/>
-          <w:sz w:val="22"/>
-        </w:rPr>
-        <w:t xml:space="preserve">Keluaran posisi memberi C = [1, 0] dan D = [0].</w:t>
-      </w:r>
-      <w:r>
-        <w:rPr>
-          <w:rFonts w:ascii="Arial" w:hAnsi="Arial" w:cs="Arial"/>
-          <w:b w:val="0"/>
-          <w:i w:val="0"/>
-          <w:sz w:val="22"/>
-        </w:rPr>
-        <w:t xml:space="preserve"> Rangkuman kuantitatifnya tertulis pada Persamaan (12).</w:t>
-      </w:r>
-    </w:p>
-    <w:p>
-      <w:pPr>
-        <w:spacing w:line="360" w:lineRule="auto" w:after="120"/>
-        <w:jc w:val="both"/>
-      </w:pPr>
-      <w:r>
-        <w:rPr>
-          <w:rFonts w:ascii="Arial" w:hAnsi="Arial" w:cs="Arial"/>
-          <w:b w:val="0"/>
-          <w:i w:val="0"/>
-          <w:sz w:val="22"/>
-        </w:rPr>
-        <w:t xml:space="preserve">6. Periksa lewat pole</w:t>
-      </w:r>
-    </w:p>
-    <w:p>
-      <w:pPr>
-        <w:spacing w:before="40" w:after="120"/>
-        <w:jc w:val="center"/>
-      </w:pPr>
+          <w:vertAlign w:val="subscript"/>
+        </w:rPr>
+        <w:t xml:space="preserve">1</w:t>
+      </w:r>
       <w:r>
         <w:rPr>
           <w:rFonts w:ascii="Arial" w:hAnsi="Arial" w:cs="Arial"/>
@@ -4648,7 +4657,7 @@
           <w:color w:val="305496"/>
           <w:sz w:val="22"/>
         </w:rPr>
-        <w:t xml:space="preserve">det(sI - A) = s</w:t>
+        <w:t xml:space="preserve">)/m</w:t>
       </w:r>
       <w:r>
         <w:rPr>
@@ -4657,10 +4666,58 @@
           <w:i/>
           <w:color w:val="305496"/>
           <w:sz w:val="22"/>
-          <w:vertAlign w:val="superscript"/>
-        </w:rPr>
-        <w:t xml:space="preserve">2</w:t>
-      </w:r>
+        </w:rPr>
+        <w:tab/>
+        <w:t xml:space="preserve">(10)</w:t>
+      </w:r>
+    </w:p>
+    <w:p>
+      <w:pPr>
+        <w:spacing w:line="360" w:lineRule="auto" w:after="120"/>
+        <w:jc w:val="both"/>
+      </w:pPr>
+      <w:r>
+        <w:rPr>
+          <w:rFonts w:ascii="Arial" w:hAnsi="Arial" w:cs="Arial"/>
+          <w:b w:val="0"/>
+          <w:i w:val="0"/>
+          <w:sz w:val="22"/>
+        </w:rPr>
+        <w:t xml:space="preserve">Diperoleh dengan menyelesaikan hukum Newton terhadap percepatan.</w:t>
+      </w:r>
+      <w:r>
+        <w:rPr>
+          <w:rFonts w:ascii="Arial" w:hAnsi="Arial" w:cs="Arial"/>
+          <w:b w:val="0"/>
+          <w:i w:val="0"/>
+          <w:sz w:val="22"/>
+        </w:rPr>
+        <w:t xml:space="preserve"> Persamaan (11) memadatkan aturan tersebut.</w:t>
+      </w:r>
+    </w:p>
+    <w:p>
+      <w:pPr>
+        <w:spacing w:line="360" w:lineRule="auto" w:after="120"/>
+        <w:jc w:val="both"/>
+      </w:pPr>
+      <w:r>
+        <w:rPr>
+          <w:rFonts w:ascii="Arial" w:hAnsi="Arial" w:cs="Arial"/>
+          <w:b w:val="0"/>
+          <w:i w:val="0"/>
+          <w:sz w:val="22"/>
+        </w:rPr>
+        <w:t xml:space="preserve">5. Susun bentuk matriks</w:t>
+      </w:r>
+    </w:p>
+    <w:p>
+      <w:pPr>
+        <w:tabs>
+          <w:tab w:val="center" w:pos="4393"/>
+          <w:tab w:val="right" w:pos="8787"/>
+        </w:tabs>
+        <w:spacing w:before="40" w:after="120"/>
+      </w:pPr>
       <w:r>
         <w:rPr>
           <w:rFonts w:ascii="Arial" w:hAnsi="Arial" w:cs="Arial"/>
@@ -4669,7 +4726,7 @@
           <w:color w:val="305496"/>
           <w:sz w:val="22"/>
         </w:rPr>
-        <w:t xml:space="preserve"> + (b/m)·s + k/m</w:t>
+        <w:tab/>
       </w:r>
       <w:r>
         <w:rPr>
@@ -4679,7 +4736,118 @@
           <w:color w:val="305496"/>
           <w:sz w:val="22"/>
         </w:rPr>
-        <w:t xml:space="preserve">   (12)</w:t>
+        <w:t xml:space="preserve">A = [[0, 1], [-k/m, -b/m]],  B = [[0], [1/m]]</w:t>
+      </w:r>
+      <w:r>
+        <w:rPr>
+          <w:rFonts w:ascii="Arial" w:hAnsi="Arial" w:cs="Arial"/>
+          <w:b/>
+          <w:i/>
+          <w:color w:val="305496"/>
+          <w:sz w:val="22"/>
+        </w:rPr>
+        <w:tab/>
+        <w:t xml:space="preserve">(11)</w:t>
+      </w:r>
+    </w:p>
+    <w:p>
+      <w:pPr>
+        <w:spacing w:line="360" w:lineRule="auto" w:after="120"/>
+        <w:jc w:val="both"/>
+      </w:pPr>
+      <w:r>
+        <w:rPr>
+          <w:rFonts w:ascii="Arial" w:hAnsi="Arial" w:cs="Arial"/>
+          <w:b w:val="0"/>
+          <w:i w:val="0"/>
+          <w:sz w:val="22"/>
+        </w:rPr>
+        <w:t xml:space="preserve">Keluaran posisi memberi C = [1, 0] dan D = [0].</w:t>
+      </w:r>
+      <w:r>
+        <w:rPr>
+          <w:rFonts w:ascii="Arial" w:hAnsi="Arial" w:cs="Arial"/>
+          <w:b w:val="0"/>
+          <w:i w:val="0"/>
+          <w:sz w:val="22"/>
+        </w:rPr>
+        <w:t xml:space="preserve"> Rangkuman kuantitatifnya tertulis pada Persamaan (12).</w:t>
+      </w:r>
+    </w:p>
+    <w:p>
+      <w:pPr>
+        <w:spacing w:line="360" w:lineRule="auto" w:after="120"/>
+        <w:jc w:val="both"/>
+      </w:pPr>
+      <w:r>
+        <w:rPr>
+          <w:rFonts w:ascii="Arial" w:hAnsi="Arial" w:cs="Arial"/>
+          <w:b w:val="0"/>
+          <w:i w:val="0"/>
+          <w:sz w:val="22"/>
+        </w:rPr>
+        <w:t xml:space="preserve">6. Periksa lewat pole</w:t>
+      </w:r>
+    </w:p>
+    <w:p>
+      <w:pPr>
+        <w:tabs>
+          <w:tab w:val="center" w:pos="4393"/>
+          <w:tab w:val="right" w:pos="8787"/>
+        </w:tabs>
+        <w:spacing w:before="40" w:after="120"/>
+      </w:pPr>
+      <w:r>
+        <w:rPr>
+          <w:rFonts w:ascii="Arial" w:hAnsi="Arial" w:cs="Arial"/>
+          <w:b/>
+          <w:i/>
+          <w:color w:val="305496"/>
+          <w:sz w:val="22"/>
+        </w:rPr>
+        <w:tab/>
+      </w:r>
+      <w:r>
+        <w:rPr>
+          <w:rFonts w:ascii="Arial" w:hAnsi="Arial" w:cs="Arial"/>
+          <w:b/>
+          <w:i/>
+          <w:color w:val="305496"/>
+          <w:sz w:val="22"/>
+        </w:rPr>
+        <w:t xml:space="preserve">det(sI - A) = s</w:t>
+      </w:r>
+      <w:r>
+        <w:rPr>
+          <w:rFonts w:ascii="Arial" w:hAnsi="Arial" w:cs="Arial"/>
+          <w:b/>
+          <w:i/>
+          <w:color w:val="305496"/>
+          <w:sz w:val="22"/>
+          <w:vertAlign w:val="superscript"/>
+        </w:rPr>
+        <w:t xml:space="preserve">2</w:t>
+      </w:r>
+      <w:r>
+        <w:rPr>
+          <w:rFonts w:ascii="Arial" w:hAnsi="Arial" w:cs="Arial"/>
+          <w:b/>
+          <w:i/>
+          <w:color w:val="305496"/>
+          <w:sz w:val="22"/>
+        </w:rPr>
+        <w:t xml:space="preserve"> + (b/m)·s + k/m</w:t>
+      </w:r>
+      <w:r>
+        <w:rPr>
+          <w:rFonts w:ascii="Arial" w:hAnsi="Arial" w:cs="Arial"/>
+          <w:b/>
+          <w:i/>
+          <w:color w:val="305496"/>
+          <w:sz w:val="22"/>
+        </w:rPr>
+        <w:tab/>
+        <w:t xml:space="preserve">(12)</w:t>
       </w:r>
     </w:p>
     <w:p>
@@ -4776,8 +4944,11 @@
     </w:p>
     <w:p>
       <w:pPr>
+        <w:tabs>
+          <w:tab w:val="center" w:pos="4393"/>
+          <w:tab w:val="right" w:pos="8787"/>
+        </w:tabs>
         <w:spacing w:before="40" w:after="120"/>
-        <w:jc w:val="center"/>
       </w:pPr>
       <w:r>
         <w:rPr>
@@ -4787,7 +4958,7 @@
           <w:color w:val="305496"/>
           <w:sz w:val="22"/>
         </w:rPr>
-        <w:t xml:space="preserve">wn = √(k/m) = √(50/2) = 5 rad/s</w:t>
+        <w:tab/>
       </w:r>
       <w:r>
         <w:rPr>
@@ -4797,53 +4968,8 @@
           <w:color w:val="305496"/>
           <w:sz w:val="22"/>
         </w:rPr>
-        <w:t xml:space="preserve">   (13)</w:t>
-      </w:r>
-    </w:p>
-    <w:p>
-      <w:pPr>
-        <w:spacing w:line="360" w:lineRule="auto" w:after="120"/>
-        <w:jc w:val="both"/>
-      </w:pPr>
-      <w:r>
-        <w:rPr>
-          <w:rFonts w:ascii="Arial" w:hAnsi="Arial" w:cs="Arial"/>
-          <w:b w:val="0"/>
-          <w:i w:val="0"/>
-          <w:sz w:val="22"/>
-        </w:rPr>
-        <w:t xml:space="preserve">Menentukan skala waktu dasar sistem.</w:t>
-      </w:r>
-      <w:r>
-        <w:rPr>
-          <w:rFonts w:ascii="Arial" w:hAnsi="Arial" w:cs="Arial"/>
-          <w:b w:val="0"/>
-          <w:i w:val="0"/>
-          <w:sz w:val="22"/>
-        </w:rPr>
-        <w:t xml:space="preserve"> Bentuk ringkasnya dituliskan pada Persamaan (14).</w:t>
-      </w:r>
-    </w:p>
-    <w:p>
-      <w:pPr>
-        <w:spacing w:line="360" w:lineRule="auto" w:after="120"/>
-        <w:jc w:val="both"/>
-      </w:pPr>
-      <w:r>
-        <w:rPr>
-          <w:rFonts w:ascii="Arial" w:hAnsi="Arial" w:cs="Arial"/>
-          <w:b w:val="0"/>
-          <w:i w:val="0"/>
-          <w:sz w:val="22"/>
-        </w:rPr>
-        <w:t xml:space="preserve">2. Hitung rasio redaman</w:t>
-      </w:r>
-    </w:p>
-    <w:p>
-      <w:pPr>
-        <w:spacing w:before="40" w:after="120"/>
-        <w:jc w:val="center"/>
-      </w:pPr>
+        <w:t xml:space="preserve">wn = √(k/m) = √(50/2) = 5 rad/s</w:t>
+      </w:r>
       <w:r>
         <w:rPr>
           <w:rFonts w:ascii="Arial" w:hAnsi="Arial" w:cs="Arial"/>
@@ -4852,8 +4978,57 @@
           <w:color w:val="305496"/>
           <w:sz w:val="22"/>
         </w:rPr>
-        <w:t xml:space="preserve">z = b/(2·√(k·m)) = 12/(2·√(100)) = 0,6</w:t>
-      </w:r>
+        <w:tab/>
+        <w:t xml:space="preserve">(13)</w:t>
+      </w:r>
+    </w:p>
+    <w:p>
+      <w:pPr>
+        <w:spacing w:line="360" w:lineRule="auto" w:after="120"/>
+        <w:jc w:val="both"/>
+      </w:pPr>
+      <w:r>
+        <w:rPr>
+          <w:rFonts w:ascii="Arial" w:hAnsi="Arial" w:cs="Arial"/>
+          <w:b w:val="0"/>
+          <w:i w:val="0"/>
+          <w:sz w:val="22"/>
+        </w:rPr>
+        <w:t xml:space="preserve">Menentukan skala waktu dasar sistem.</w:t>
+      </w:r>
+      <w:r>
+        <w:rPr>
+          <w:rFonts w:ascii="Arial" w:hAnsi="Arial" w:cs="Arial"/>
+          <w:b w:val="0"/>
+          <w:i w:val="0"/>
+          <w:sz w:val="22"/>
+        </w:rPr>
+        <w:t xml:space="preserve"> Bentuk ringkasnya dituliskan pada Persamaan (14).</w:t>
+      </w:r>
+    </w:p>
+    <w:p>
+      <w:pPr>
+        <w:spacing w:line="360" w:lineRule="auto" w:after="120"/>
+        <w:jc w:val="both"/>
+      </w:pPr>
+      <w:r>
+        <w:rPr>
+          <w:rFonts w:ascii="Arial" w:hAnsi="Arial" w:cs="Arial"/>
+          <w:b w:val="0"/>
+          <w:i w:val="0"/>
+          <w:sz w:val="22"/>
+        </w:rPr>
+        <w:t xml:space="preserve">2. Hitung rasio redaman</w:t>
+      </w:r>
+    </w:p>
+    <w:p>
+      <w:pPr>
+        <w:tabs>
+          <w:tab w:val="center" w:pos="4393"/>
+          <w:tab w:val="right" w:pos="8787"/>
+        </w:tabs>
+        <w:spacing w:before="40" w:after="120"/>
+      </w:pPr>
       <w:r>
         <w:rPr>
           <w:rFonts w:ascii="Arial" w:hAnsi="Arial" w:cs="Arial"/>
@@ -4862,53 +5037,8 @@
           <w:color w:val="305496"/>
           <w:sz w:val="22"/>
         </w:rPr>
-        <w:t xml:space="preserve">   (14)</w:t>
-      </w:r>
-    </w:p>
-    <w:p>
-      <w:pPr>
-        <w:spacing w:line="360" w:lineRule="auto" w:after="120"/>
-        <w:jc w:val="both"/>
-      </w:pPr>
-      <w:r>
-        <w:rPr>
-          <w:rFonts w:ascii="Arial" w:hAnsi="Arial" w:cs="Arial"/>
-          <w:b w:val="0"/>
-          <w:i w:val="0"/>
-          <w:sz w:val="22"/>
-        </w:rPr>
-        <w:t xml:space="preserve">Nilai di antara nol dan satu, jadi respons berosilasi teredam.</w:t>
-      </w:r>
-      <w:r>
-        <w:rPr>
-          <w:rFonts w:ascii="Arial" w:hAnsi="Arial" w:cs="Arial"/>
-          <w:b w:val="0"/>
-          <w:i w:val="0"/>
-          <w:sz w:val="22"/>
-        </w:rPr>
-        <w:t xml:space="preserve"> Persamaan (15) memadatkan aturan tersebut.</w:t>
-      </w:r>
-    </w:p>
-    <w:p>
-      <w:pPr>
-        <w:spacing w:line="360" w:lineRule="auto" w:after="120"/>
-        <w:jc w:val="both"/>
-      </w:pPr>
-      <w:r>
-        <w:rPr>
-          <w:rFonts w:ascii="Arial" w:hAnsi="Arial" w:cs="Arial"/>
-          <w:b w:val="0"/>
-          <w:i w:val="0"/>
-          <w:sz w:val="22"/>
-        </w:rPr>
-        <w:t xml:space="preserve">3. Cari pole</w:t>
-      </w:r>
-    </w:p>
-    <w:p>
-      <w:pPr>
-        <w:spacing w:before="40" w:after="120"/>
-        <w:jc w:val="center"/>
-      </w:pPr>
+        <w:tab/>
+      </w:r>
       <w:r>
         <w:rPr>
           <w:rFonts w:ascii="Arial" w:hAnsi="Arial" w:cs="Arial"/>
@@ -4917,7 +5047,7 @@
           <w:color w:val="305496"/>
           <w:sz w:val="22"/>
         </w:rPr>
-        <w:t xml:space="preserve">s = -z·wn +/- j·wn·√(1-z</w:t>
+        <w:t xml:space="preserve">z = b/(2·√(k·m)) = 12/(2·√(100)) = 0,6</w:t>
       </w:r>
       <w:r>
         <w:rPr>
@@ -4926,10 +5056,58 @@
           <w:i/>
           <w:color w:val="305496"/>
           <w:sz w:val="22"/>
-          <w:vertAlign w:val="superscript"/>
-        </w:rPr>
-        <w:t xml:space="preserve">2</w:t>
-      </w:r>
+        </w:rPr>
+        <w:tab/>
+        <w:t xml:space="preserve">(14)</w:t>
+      </w:r>
+    </w:p>
+    <w:p>
+      <w:pPr>
+        <w:spacing w:line="360" w:lineRule="auto" w:after="120"/>
+        <w:jc w:val="both"/>
+      </w:pPr>
+      <w:r>
+        <w:rPr>
+          <w:rFonts w:ascii="Arial" w:hAnsi="Arial" w:cs="Arial"/>
+          <w:b w:val="0"/>
+          <w:i w:val="0"/>
+          <w:sz w:val="22"/>
+        </w:rPr>
+        <w:t xml:space="preserve">Nilai di antara nol dan satu, jadi respons berosilasi teredam.</w:t>
+      </w:r>
+      <w:r>
+        <w:rPr>
+          <w:rFonts w:ascii="Arial" w:hAnsi="Arial" w:cs="Arial"/>
+          <w:b w:val="0"/>
+          <w:i w:val="0"/>
+          <w:sz w:val="22"/>
+        </w:rPr>
+        <w:t xml:space="preserve"> Persamaan (15) memadatkan aturan tersebut.</w:t>
+      </w:r>
+    </w:p>
+    <w:p>
+      <w:pPr>
+        <w:spacing w:line="360" w:lineRule="auto" w:after="120"/>
+        <w:jc w:val="both"/>
+      </w:pPr>
+      <w:r>
+        <w:rPr>
+          <w:rFonts w:ascii="Arial" w:hAnsi="Arial" w:cs="Arial"/>
+          <w:b w:val="0"/>
+          <w:i w:val="0"/>
+          <w:sz w:val="22"/>
+        </w:rPr>
+        <w:t xml:space="preserve">3. Cari pole</w:t>
+      </w:r>
+    </w:p>
+    <w:p>
+      <w:pPr>
+        <w:tabs>
+          <w:tab w:val="center" w:pos="4393"/>
+          <w:tab w:val="right" w:pos="8787"/>
+        </w:tabs>
+        <w:spacing w:before="40" w:after="120"/>
+      </w:pPr>
       <w:r>
         <w:rPr>
           <w:rFonts w:ascii="Arial" w:hAnsi="Arial" w:cs="Arial"/>
@@ -4938,7 +5116,7 @@
           <w:color w:val="305496"/>
           <w:sz w:val="22"/>
         </w:rPr>
-        <w:t xml:space="preserve">) = -3 +/- </w:t>
+        <w:tab/>
       </w:r>
       <w:r>
         <w:rPr>
@@ -4948,7 +5126,7 @@
           <w:color w:val="305496"/>
           <w:sz w:val="22"/>
         </w:rPr>
-        <w:t xml:space="preserve">j</w:t>
+        <w:t xml:space="preserve">s = -z·wn +/- j·wn·√(1-z</w:t>
       </w:r>
       <w:r>
         <w:rPr>
@@ -4957,9 +5135,9 @@
           <w:i/>
           <w:color w:val="305496"/>
           <w:sz w:val="22"/>
-          <w:vertAlign w:val="subscript"/>
-        </w:rPr>
-        <w:t xml:space="preserve">4</w:t>
+          <w:vertAlign w:val="superscript"/>
+        </w:rPr>
+        <w:t xml:space="preserve">2</w:t>
       </w:r>
       <w:r>
         <w:rPr>
@@ -4969,53 +5147,8 @@
           <w:color w:val="305496"/>
           <w:sz w:val="22"/>
         </w:rPr>
-        <w:t xml:space="preserve">   (15)</w:t>
-      </w:r>
-    </w:p>
-    <w:p>
-      <w:pPr>
-        <w:spacing w:line="360" w:lineRule="auto" w:after="120"/>
-        <w:jc w:val="both"/>
-      </w:pPr>
-      <w:r>
-        <w:rPr>
-          <w:rFonts w:ascii="Arial" w:hAnsi="Arial" w:cs="Arial"/>
-          <w:b w:val="0"/>
-          <w:i w:val="0"/>
-          <w:sz w:val="22"/>
-        </w:rPr>
-        <w:t xml:space="preserve">Bagian nyata -3 memberi konstanta waktu peluruhan 1/3 detik.</w:t>
-      </w:r>
-      <w:r>
-        <w:rPr>
-          <w:rFonts w:ascii="Arial" w:hAnsi="Arial" w:cs="Arial"/>
-          <w:b w:val="0"/>
-          <w:i w:val="0"/>
-          <w:sz w:val="22"/>
-        </w:rPr>
-        <w:t xml:space="preserve"> Rangkuman kuantitatifnya tertulis pada Persamaan (16).</w:t>
-      </w:r>
-    </w:p>
-    <w:p>
-      <w:pPr>
-        <w:spacing w:line="360" w:lineRule="auto" w:after="120"/>
-        <w:jc w:val="both"/>
-      </w:pPr>
-      <w:r>
-        <w:rPr>
-          <w:rFonts w:ascii="Arial" w:hAnsi="Arial" w:cs="Arial"/>
-          <w:b w:val="0"/>
-          <w:i w:val="0"/>
-          <w:sz w:val="22"/>
-        </w:rPr>
-        <w:t xml:space="preserve">4. Tentukan mode tercepat</w:t>
-      </w:r>
-    </w:p>
-    <w:p>
-      <w:pPr>
-        <w:spacing w:before="40" w:after="120"/>
-        <w:jc w:val="center"/>
-      </w:pPr>
+        <w:t xml:space="preserve">) = -3 +/- </w:t>
+      </w:r>
       <w:r>
         <w:rPr>
           <w:rFonts w:ascii="Arial" w:hAnsi="Arial" w:cs="Arial"/>
@@ -5024,7 +5157,7 @@
           <w:color w:val="305496"/>
           <w:sz w:val="22"/>
         </w:rPr>
-        <w:t xml:space="preserve"/>
+        <w:t xml:space="preserve">j</w:t>
       </w:r>
       <w:r>
         <w:rPr>
@@ -5033,8 +5166,9 @@
           <w:i/>
           <w:color w:val="305496"/>
           <w:sz w:val="22"/>
-        </w:rPr>
-        <w:t xml:space="preserve">τ</w:t>
+          <w:vertAlign w:val="subscript"/>
+        </w:rPr>
+        <w:t xml:space="preserve">4</w:t>
       </w:r>
       <w:r>
         <w:rPr>
@@ -5043,10 +5177,58 @@
           <w:i/>
           <w:color w:val="305496"/>
           <w:sz w:val="22"/>
-          <w:vertAlign w:val="subscript"/>
-        </w:rPr>
-        <w:t xml:space="preserve">tercepat</w:t>
-      </w:r>
+        </w:rPr>
+        <w:tab/>
+        <w:t xml:space="preserve">(15)</w:t>
+      </w:r>
+    </w:p>
+    <w:p>
+      <w:pPr>
+        <w:spacing w:line="360" w:lineRule="auto" w:after="120"/>
+        <w:jc w:val="both"/>
+      </w:pPr>
+      <w:r>
+        <w:rPr>
+          <w:rFonts w:ascii="Arial" w:hAnsi="Arial" w:cs="Arial"/>
+          <w:b w:val="0"/>
+          <w:i w:val="0"/>
+          <w:sz w:val="22"/>
+        </w:rPr>
+        <w:t xml:space="preserve">Bagian nyata -3 memberi konstanta waktu peluruhan 1/3 detik.</w:t>
+      </w:r>
+      <w:r>
+        <w:rPr>
+          <w:rFonts w:ascii="Arial" w:hAnsi="Arial" w:cs="Arial"/>
+          <w:b w:val="0"/>
+          <w:i w:val="0"/>
+          <w:sz w:val="22"/>
+        </w:rPr>
+        <w:t xml:space="preserve"> Rangkuman kuantitatifnya tertulis pada Persamaan (16).</w:t>
+      </w:r>
+    </w:p>
+    <w:p>
+      <w:pPr>
+        <w:spacing w:line="360" w:lineRule="auto" w:after="120"/>
+        <w:jc w:val="both"/>
+      </w:pPr>
+      <w:r>
+        <w:rPr>
+          <w:rFonts w:ascii="Arial" w:hAnsi="Arial" w:cs="Arial"/>
+          <w:b w:val="0"/>
+          <w:i w:val="0"/>
+          <w:sz w:val="22"/>
+        </w:rPr>
+        <w:t xml:space="preserve">4. Tentukan mode tercepat</w:t>
+      </w:r>
+    </w:p>
+    <w:p>
+      <w:pPr>
+        <w:tabs>
+          <w:tab w:val="center" w:pos="4393"/>
+          <w:tab w:val="right" w:pos="8787"/>
+        </w:tabs>
+        <w:spacing w:before="40" w:after="120"/>
+      </w:pPr>
       <w:r>
         <w:rPr>
           <w:rFonts w:ascii="Arial" w:hAnsi="Arial" w:cs="Arial"/>
@@ -5055,7 +5237,7 @@
           <w:color w:val="305496"/>
           <w:sz w:val="22"/>
         </w:rPr>
-        <w:t xml:space="preserve"> = 1/3 = 0,333 s</w:t>
+        <w:tab/>
       </w:r>
       <w:r>
         <w:rPr>
@@ -5065,53 +5247,8 @@
           <w:color w:val="305496"/>
           <w:sz w:val="22"/>
         </w:rPr>
-        <w:t xml:space="preserve">   (16)</w:t>
-      </w:r>
-    </w:p>
-    <w:p>
-      <w:pPr>
-        <w:spacing w:line="360" w:lineRule="auto" w:after="120"/>
-        <w:jc w:val="both"/>
-      </w:pPr>
-      <w:r>
-        <w:rPr>
-          <w:rFonts w:ascii="Arial" w:hAnsi="Arial" w:cs="Arial"/>
-          <w:b w:val="0"/>
-          <w:i w:val="0"/>
-          <w:sz w:val="22"/>
-        </w:rPr>
-        <w:t xml:space="preserve">Hanya ada satu pasangan pole sehingga inilah skala tercepat.</w:t>
-      </w:r>
-      <w:r>
-        <w:rPr>
-          <w:rFonts w:ascii="Arial" w:hAnsi="Arial" w:cs="Arial"/>
-          <w:b w:val="0"/>
-          <w:i w:val="0"/>
-          <w:sz w:val="22"/>
-        </w:rPr>
-        <w:t xml:space="preserve"> Hubungan ini dirangkum dalam Persamaan (17).</w:t>
-      </w:r>
-    </w:p>
-    <w:p>
-      <w:pPr>
-        <w:spacing w:line="360" w:lineRule="auto" w:after="120"/>
-        <w:jc w:val="both"/>
-      </w:pPr>
-      <w:r>
-        <w:rPr>
-          <w:rFonts w:ascii="Arial" w:hAnsi="Arial" w:cs="Arial"/>
-          <w:b w:val="0"/>
-          <w:i w:val="0"/>
-          <w:sz w:val="22"/>
-        </w:rPr>
-        <w:t xml:space="preserve">5. Pilih langkah waktu</w:t>
-      </w:r>
-    </w:p>
-    <w:p>
-      <w:pPr>
-        <w:spacing w:before="40" w:after="120"/>
-        <w:jc w:val="center"/>
-      </w:pPr>
+        <w:t xml:space="preserve"/>
+      </w:r>
       <w:r>
         <w:rPr>
           <w:rFonts w:ascii="Arial" w:hAnsi="Arial" w:cs="Arial"/>
@@ -5120,7 +5257,7 @@
           <w:color w:val="305496"/>
           <w:sz w:val="22"/>
         </w:rPr>
-        <w:t xml:space="preserve">dt ≤ 0,1·0,333 = 0,033 s</w:t>
+        <w:t xml:space="preserve">τ</w:t>
       </w:r>
       <w:r>
         <w:rPr>
@@ -5129,54 +5266,10 @@
           <w:i/>
           <w:color w:val="305496"/>
           <w:sz w:val="22"/>
-        </w:rPr>
-        <w:t xml:space="preserve">   (17)</w:t>
-      </w:r>
-    </w:p>
-    <w:p>
-      <w:pPr>
-        <w:spacing w:line="360" w:lineRule="auto" w:after="120"/>
-        <w:jc w:val="both"/>
-      </w:pPr>
-      <w:r>
-        <w:rPr>
-          <w:rFonts w:ascii="Arial" w:hAnsi="Arial" w:cs="Arial"/>
-          <w:b w:val="0"/>
-          <w:i w:val="0"/>
-          <w:sz w:val="22"/>
-        </w:rPr>
-        <w:t xml:space="preserve">Diambil dt = 0,01 s untuk margin, sekitar sepertiga batas.</w:t>
-      </w:r>
-      <w:r>
-        <w:rPr>
-          <w:rFonts w:ascii="Arial" w:hAnsi="Arial" w:cs="Arial"/>
-          <w:b w:val="0"/>
-          <w:i w:val="0"/>
-          <w:sz w:val="22"/>
-        </w:rPr>
-        <w:t xml:space="preserve"> Bentuk ringkasnya dituliskan pada Persamaan (18).</w:t>
-      </w:r>
-    </w:p>
-    <w:p>
-      <w:pPr>
-        <w:spacing w:line="360" w:lineRule="auto" w:after="120"/>
-        <w:jc w:val="both"/>
-      </w:pPr>
-      <w:r>
-        <w:rPr>
-          <w:rFonts w:ascii="Arial" w:hAnsi="Arial" w:cs="Arial"/>
-          <w:b w:val="0"/>
-          <w:i w:val="0"/>
-          <w:sz w:val="22"/>
-        </w:rPr>
-        <w:t xml:space="preserve">6. Verifikasi</w:t>
-      </w:r>
-    </w:p>
-    <w:p>
-      <w:pPr>
-        <w:spacing w:before="40" w:after="120"/>
-        <w:jc w:val="center"/>
-      </w:pPr>
+          <w:vertAlign w:val="subscript"/>
+        </w:rPr>
+        <w:t xml:space="preserve">tercepat</w:t>
+      </w:r>
       <w:r>
         <w:rPr>
           <w:rFonts w:ascii="Arial" w:hAnsi="Arial" w:cs="Arial"/>
@@ -5185,7 +5278,7 @@
           <w:color w:val="305496"/>
           <w:sz w:val="22"/>
         </w:rPr>
-        <w:t xml:space="preserve">ulangi pada dt = 0,005 s</w:t>
+        <w:t xml:space="preserve"> = 1/3 = 0,333 s</w:t>
       </w:r>
       <w:r>
         <w:rPr>
@@ -5195,7 +5288,166 @@
           <w:color w:val="305496"/>
           <w:sz w:val="22"/>
         </w:rPr>
-        <w:t xml:space="preserve">   (18)</w:t>
+        <w:tab/>
+        <w:t xml:space="preserve">(16)</w:t>
+      </w:r>
+    </w:p>
+    <w:p>
+      <w:pPr>
+        <w:spacing w:line="360" w:lineRule="auto" w:after="120"/>
+        <w:jc w:val="both"/>
+      </w:pPr>
+      <w:r>
+        <w:rPr>
+          <w:rFonts w:ascii="Arial" w:hAnsi="Arial" w:cs="Arial"/>
+          <w:b w:val="0"/>
+          <w:i w:val="0"/>
+          <w:sz w:val="22"/>
+        </w:rPr>
+        <w:t xml:space="preserve">Hanya ada satu pasangan pole sehingga inilah skala tercepat.</w:t>
+      </w:r>
+      <w:r>
+        <w:rPr>
+          <w:rFonts w:ascii="Arial" w:hAnsi="Arial" w:cs="Arial"/>
+          <w:b w:val="0"/>
+          <w:i w:val="0"/>
+          <w:sz w:val="22"/>
+        </w:rPr>
+        <w:t xml:space="preserve"> Hubungan ini dirangkum dalam Persamaan (17).</w:t>
+      </w:r>
+    </w:p>
+    <w:p>
+      <w:pPr>
+        <w:spacing w:line="360" w:lineRule="auto" w:after="120"/>
+        <w:jc w:val="both"/>
+      </w:pPr>
+      <w:r>
+        <w:rPr>
+          <w:rFonts w:ascii="Arial" w:hAnsi="Arial" w:cs="Arial"/>
+          <w:b w:val="0"/>
+          <w:i w:val="0"/>
+          <w:sz w:val="22"/>
+        </w:rPr>
+        <w:t xml:space="preserve">5. Pilih langkah waktu</w:t>
+      </w:r>
+    </w:p>
+    <w:p>
+      <w:pPr>
+        <w:tabs>
+          <w:tab w:val="center" w:pos="4393"/>
+          <w:tab w:val="right" w:pos="8787"/>
+        </w:tabs>
+        <w:spacing w:before="40" w:after="120"/>
+      </w:pPr>
+      <w:r>
+        <w:rPr>
+          <w:rFonts w:ascii="Arial" w:hAnsi="Arial" w:cs="Arial"/>
+          <w:b/>
+          <w:i/>
+          <w:color w:val="305496"/>
+          <w:sz w:val="22"/>
+        </w:rPr>
+        <w:tab/>
+      </w:r>
+      <w:r>
+        <w:rPr>
+          <w:rFonts w:ascii="Arial" w:hAnsi="Arial" w:cs="Arial"/>
+          <w:b/>
+          <w:i/>
+          <w:color w:val="305496"/>
+          <w:sz w:val="22"/>
+        </w:rPr>
+        <w:t xml:space="preserve">dt ≤ 0,1·0,333 = 0,033 s</w:t>
+      </w:r>
+      <w:r>
+        <w:rPr>
+          <w:rFonts w:ascii="Arial" w:hAnsi="Arial" w:cs="Arial"/>
+          <w:b/>
+          <w:i/>
+          <w:color w:val="305496"/>
+          <w:sz w:val="22"/>
+        </w:rPr>
+        <w:tab/>
+        <w:t xml:space="preserve">(17)</w:t>
+      </w:r>
+    </w:p>
+    <w:p>
+      <w:pPr>
+        <w:spacing w:line="360" w:lineRule="auto" w:after="120"/>
+        <w:jc w:val="both"/>
+      </w:pPr>
+      <w:r>
+        <w:rPr>
+          <w:rFonts w:ascii="Arial" w:hAnsi="Arial" w:cs="Arial"/>
+          <w:b w:val="0"/>
+          <w:i w:val="0"/>
+          <w:sz w:val="22"/>
+        </w:rPr>
+        <w:t xml:space="preserve">Diambil dt = 0,01 s untuk margin, sekitar sepertiga batas.</w:t>
+      </w:r>
+      <w:r>
+        <w:rPr>
+          <w:rFonts w:ascii="Arial" w:hAnsi="Arial" w:cs="Arial"/>
+          <w:b w:val="0"/>
+          <w:i w:val="0"/>
+          <w:sz w:val="22"/>
+        </w:rPr>
+        <w:t xml:space="preserve"> Bentuk ringkasnya dituliskan pada Persamaan (18).</w:t>
+      </w:r>
+    </w:p>
+    <w:p>
+      <w:pPr>
+        <w:spacing w:line="360" w:lineRule="auto" w:after="120"/>
+        <w:jc w:val="both"/>
+      </w:pPr>
+      <w:r>
+        <w:rPr>
+          <w:rFonts w:ascii="Arial" w:hAnsi="Arial" w:cs="Arial"/>
+          <w:b w:val="0"/>
+          <w:i w:val="0"/>
+          <w:sz w:val="22"/>
+        </w:rPr>
+        <w:t xml:space="preserve">6. Verifikasi</w:t>
+      </w:r>
+    </w:p>
+    <w:p>
+      <w:pPr>
+        <w:tabs>
+          <w:tab w:val="center" w:pos="4393"/>
+          <w:tab w:val="right" w:pos="8787"/>
+        </w:tabs>
+        <w:spacing w:before="40" w:after="120"/>
+      </w:pPr>
+      <w:r>
+        <w:rPr>
+          <w:rFonts w:ascii="Arial" w:hAnsi="Arial" w:cs="Arial"/>
+          <w:b/>
+          <w:i/>
+          <w:color w:val="305496"/>
+          <w:sz w:val="22"/>
+        </w:rPr>
+        <w:tab/>
+      </w:r>
+      <w:r>
+        <w:rPr>
+          <w:rFonts w:ascii="Arial" w:hAnsi="Arial" w:cs="Arial"/>
+          <w:b/>
+          <w:i/>
+          <w:color w:val="305496"/>
+          <w:sz w:val="22"/>
+        </w:rPr>
+        <w:t xml:space="preserve">ulangi pada dt = 0,005 s</w:t>
+      </w:r>
+      <w:r>
+        <w:rPr>
+          <w:rFonts w:ascii="Arial" w:hAnsi="Arial" w:cs="Arial"/>
+          <w:b/>
+          <w:i/>
+          <w:color w:val="305496"/>
+          <w:sz w:val="22"/>
+        </w:rPr>
+        <w:tab/>
+        <w:t xml:space="preserve">(18)</w:t>
       </w:r>
     </w:p>
     <w:p>

--- a/Sistem-Kendali-Cerdas/Modul-Word/Modul-5-Pemodelan-dan-Simulasi-Sistem-Kontrol.docx
+++ b/Sistem-Kendali-Cerdas/Modul-Word/Modul-5-Pemodelan-dan-Simulasi-Sistem-Kontrol.docx
@@ -2578,17 +2578,66 @@
     </w:p>
     <w:p>
       <w:pPr>
-        <w:spacing w:line="360" w:lineRule="auto" w:after="120"/>
-        <w:jc w:val="both"/>
-      </w:pPr>
-      <w:r>
-        <w:rPr>
-          <w:rFonts w:ascii="Arial" w:hAnsi="Arial" w:cs="Arial"/>
-          <w:b w:val="0"/>
-          <w:i w:val="0"/>
-          <w:sz w:val="22"/>
-        </w:rPr>
-        <w:t xml:space="preserve">🔗 Modul Interaktif: https://dedik-romahadi.github.io/Mechanical-Engineering-Courses/Sistem-Kendali-Cerdas/Modul/Modul-5.html. Pada layar masuk, pilih tombol “👁️ Mode Preview (Tanpa Login)” untuk membaca seluruh materi tanpa perlu NIM dan PIN. Untuk mengerjakan Tugas dan Forum, masuk sebagai Mahasiswa memakai NIM dan PIN.</w:t>
+        <w:pBdr>
+          <w:top w:val="single" w:sz="6" w:space="10" w:color="BFE3D0"/>
+          <w:left w:val="single" w:sz="24" w:space="12" w:color="1F7A55"/>
+          <w:bottom w:val="single" w:sz="6" w:space="10" w:color="BFE3D0"/>
+          <w:right w:val="single" w:sz="6" w:space="10" w:color="BFE3D0"/>
+        </w:pBdr>
+        <w:shd w:val="clear" w:fill="F1FAF5"/>
+        <w:spacing w:before="140" w:after="60" w:line="264" w:lineRule="auto"/>
+        <w:ind w:left="170" w:right="170"/>
+        <w:jc w:val="left"/>
+      </w:pPr>
+      <w:r>
+        <w:rPr>
+          <w:rFonts w:ascii="Arial" w:hAnsi="Arial" w:cs="Arial"/>
+          <w:b/>
+          <w:i w:val="0"/>
+          <w:color w:val="1F7A55"/>
+          <w:sz w:val="17"/>
+          <w:spacing w:val="30"/>
+        </w:rPr>
+        <w:t xml:space="preserve">🔗 MODUL INTERAKTIF</w:t>
+      </w:r>
+      <w:r>
+        <w:br/>
+      </w:r>
+      <w:hyperlink r:id="rId19">
+        <w:r>
+          <w:rPr>
+            <w:rFonts w:ascii="Arial" w:hAnsi="Arial" w:cs="Arial"/>
+            <w:b/>
+            <w:color w:val="0563C1"/>
+            <w:sz w:val="20"/>
+            <w:u w:val="single"/>
+          </w:rPr>
+          <w:t xml:space="preserve">https://dedik-romahadi.github.io/Mechanical-Engineering-Courses/Sistem-Kendali-Cerdas/Modul/Modul-5.html</w:t>
+        </w:r>
+      </w:hyperlink>
+    </w:p>
+    <w:p>
+      <w:pPr>
+        <w:pBdr>
+          <w:top w:val="single" w:sz="6" w:space="10" w:color="BFE3D0"/>
+          <w:left w:val="single" w:sz="24" w:space="12" w:color="1F7A55"/>
+          <w:bottom w:val="single" w:sz="6" w:space="10" w:color="BFE3D0"/>
+          <w:right w:val="single" w:sz="6" w:space="10" w:color="BFE3D0"/>
+        </w:pBdr>
+        <w:shd w:val="clear" w:fill="F1FAF5"/>
+        <w:spacing w:before="0" w:after="140" w:line="264" w:lineRule="auto"/>
+        <w:ind w:left="170" w:right="170"/>
+        <w:jc w:val="left"/>
+      </w:pPr>
+      <w:r>
+        <w:rPr>
+          <w:rFonts w:ascii="Arial" w:hAnsi="Arial" w:cs="Arial"/>
+          <w:b w:val="0"/>
+          <w:i w:val="0"/>
+          <w:color w:val="44525F"/>
+          <w:sz w:val="19"/>
+        </w:rPr>
+        <w:t xml:space="preserve">Pada layar masuk, pilih tombol “👁️ Mode Preview (Tanpa Login)” untuk membaca seluruh materi tanpa perlu NIM dan PIN. Untuk mengerjakan Tugas dan Forum, masuk sebagai Mahasiswa memakai NIM dan PIN.</w:t>
       </w:r>
     </w:p>
     <w:p>
